--- a/docs/doc.docx
+++ b/docs/doc.docx
@@ -2,24 +2,2051 @@
 <file path=word/document.xml><?xml version="1.0" encoding="utf-8"?>
 <w:document xmlns:wpc="http://schemas.microsoft.com/office/word/2010/wordprocessingCanvas" xmlns:cx="http://schemas.microsoft.com/office/drawing/2014/chartex" xmlns:cx1="http://schemas.microsoft.com/office/drawing/2015/9/8/chartex" xmlns:cx2="http://schemas.microsoft.com/office/drawing/2015/10/21/chartex" xmlns:cx3="http://schemas.microsoft.com/office/drawing/2016/5/9/chartex" xmlns:cx4="http://schemas.microsoft.com/office/drawing/2016/5/10/chartex" xmlns:cx5="http://schemas.microsoft.com/office/drawing/2016/5/11/chartex" xmlns:cx6="http://schemas.microsoft.com/office/drawing/2016/5/12/chartex" xmlns:cx7="http://schemas.microsoft.com/office/drawing/2016/5/13/chartex" xmlns:cx8="http://schemas.microsoft.com/office/drawing/2016/5/14/chartex" xmlns:mc="http://schemas.openxmlformats.org/markup-compatibility/2006" xmlns:aink="http://schemas.microsoft.com/office/drawing/2016/ink" xmlns:am3d="http://schemas.microsoft.com/office/drawing/2017/model3d" xmlns:o="urn:schemas-microsoft-com:office:office" xmlns:oel="http://schemas.microsoft.com/office/2019/extlst" xmlns:r="http://schemas.openxmlformats.org/officeDocument/2006/relationships" xmlns:m="http://schemas.openxmlformats.org/officeDocument/2006/math" xmlns:v="urn:schemas-microsoft-com:vml" xmlns:wp14="http://schemas.microsoft.com/office/word/2010/wordprocessingDrawing" xmlns:wp="http://schemas.openxmlformats.org/drawingml/2006/wordprocessingDrawing" xmlns:w10="urn:schemas-microsoft-com:office:word" xmlns:w="http://schemas.openxmlformats.org/wordprocessingml/2006/main" xmlns:w14="http://schemas.microsoft.com/office/word/2010/wordml" xmlns:w15="http://schemas.microsoft.com/office/word/2012/wordml" xmlns:w16cex="http://schemas.microsoft.com/office/word/2018/wordml/cex" xmlns:w16cid="http://schemas.microsoft.com/office/word/2016/wordml/cid" xmlns:w16="http://schemas.microsoft.com/office/word/2018/wordml" xmlns:w16du="http://schemas.microsoft.com/office/word/2023/wordml/word16du" xmlns:w16sdtdh="http://schemas.microsoft.com/office/word/2020/wordml/sdtdatahash" xmlns:w16sdtfl="http://schemas.microsoft.com/office/word/2024/wordml/sdtformatlock" xmlns:w16se="http://schemas.microsoft.com/office/word/2015/wordml/symex" xmlns:wpg="http://schemas.microsoft.com/office/word/2010/wordprocessingGroup" xmlns:wpi="http://schemas.microsoft.com/office/word/2010/wordprocessingInk" xmlns:wne="http://schemas.microsoft.com/office/word/2006/wordml" xmlns:wps="http://schemas.microsoft.com/office/word/2010/wordprocessingShape" mc:Ignorable="w14 w15 w16se w16cid w16 w16cex w16sdtdh w16sdtfl w16du wp14">
   <w:body>
-    <w:p>
-      <w:pPr>
-        <w:pStyle w:val="berschrift1"/>
-        <w:rPr>
-          <w:rFonts w:ascii="Calibri" w:hAnsi="Calibri" w:cs="Calibri"/>
+    <w:sdt>
+      <w:sdtPr>
+        <w:id w:val="660657481"/>
+        <w:docPartObj>
+          <w:docPartGallery w:val="Table of Contents"/>
+          <w:docPartUnique/>
+        </w:docPartObj>
+      </w:sdtPr>
+      <w:sdtEndPr>
+        <w:rPr>
+          <w:rFonts w:asciiTheme="minorHAnsi" w:eastAsiaTheme="minorHAnsi" w:hAnsiTheme="minorHAnsi" w:cstheme="minorBidi"/>
           <w:b/>
           <w:bCs/>
-        </w:rPr>
-      </w:pPr>
-      <w:r>
+          <w:color w:val="auto"/>
+          <w:kern w:val="2"/>
+          <w:sz w:val="24"/>
+          <w:szCs w:val="24"/>
+          <w:lang w:eastAsia="en-US"/>
+          <w14:ligatures w14:val="standardContextual"/>
+        </w:rPr>
+      </w:sdtEndPr>
+      <w:sdtContent>
+        <w:p>
+          <w:pPr>
+            <w:pStyle w:val="Inhaltsverzeichnisberschrift"/>
+          </w:pPr>
+          <w:r>
+            <w:t>Inhaltsverzeichnis</w:t>
+          </w:r>
+        </w:p>
+        <w:p>
+          <w:pPr>
+            <w:pStyle w:val="Verzeichnis1"/>
+            <w:tabs>
+              <w:tab w:val="right" w:leader="dot" w:pos="9062"/>
+            </w:tabs>
+            <w:rPr>
+              <w:rFonts w:eastAsiaTheme="minorEastAsia"/>
+              <w:noProof/>
+              <w:lang w:eastAsia="de-DE"/>
+            </w:rPr>
+          </w:pPr>
+          <w:r>
+            <w:fldChar w:fldCharType="begin"/>
+          </w:r>
+          <w:r>
+            <w:instrText xml:space="preserve"> TOC \o "1-3" \h \z \u </w:instrText>
+          </w:r>
+          <w:r>
+            <w:fldChar w:fldCharType="separate"/>
+          </w:r>
+          <w:hyperlink w:anchor="_Toc243317554" w:history="1">
+            <w:r>
+              <w:rPr>
+                <w:rStyle w:val="Hyperlink"/>
+                <w:rFonts w:ascii="Calibri" w:hAnsi="Calibri" w:cs="Calibri"/>
+                <w:b/>
+                <w:bCs/>
+                <w:noProof/>
+              </w:rPr>
+              <w:t>1. Einleitung</w:t>
+            </w:r>
+            <w:r>
+              <w:rPr>
+                <w:noProof/>
+                <w:webHidden/>
+              </w:rPr>
+              <w:tab/>
+            </w:r>
+            <w:r>
+              <w:rPr>
+                <w:noProof/>
+                <w:webHidden/>
+              </w:rPr>
+              <w:fldChar w:fldCharType="begin"/>
+            </w:r>
+            <w:r>
+              <w:rPr>
+                <w:noProof/>
+                <w:webHidden/>
+              </w:rPr>
+              <w:instrText xml:space="preserve"> PAGEREF _Toc243317554 \h </w:instrText>
+            </w:r>
+            <w:r>
+              <w:rPr>
+                <w:noProof/>
+                <w:webHidden/>
+              </w:rPr>
+            </w:r>
+            <w:r>
+              <w:rPr>
+                <w:noProof/>
+                <w:webHidden/>
+              </w:rPr>
+              <w:fldChar w:fldCharType="separate"/>
+            </w:r>
+            <w:r>
+              <w:rPr>
+                <w:noProof/>
+                <w:webHidden/>
+              </w:rPr>
+              <w:t>2</w:t>
+            </w:r>
+            <w:r>
+              <w:rPr>
+                <w:noProof/>
+                <w:webHidden/>
+              </w:rPr>
+              <w:fldChar w:fldCharType="end"/>
+            </w:r>
+          </w:hyperlink>
+        </w:p>
+        <w:p>
+          <w:pPr>
+            <w:pStyle w:val="Verzeichnis2"/>
+            <w:tabs>
+              <w:tab w:val="right" w:leader="dot" w:pos="9062"/>
+            </w:tabs>
+            <w:rPr>
+              <w:rFonts w:eastAsiaTheme="minorEastAsia"/>
+              <w:noProof/>
+              <w:lang w:eastAsia="de-DE"/>
+            </w:rPr>
+          </w:pPr>
+          <w:hyperlink w:anchor="_Toc243317555" w:history="1">
+            <w:r>
+              <w:rPr>
+                <w:rStyle w:val="Hyperlink"/>
+                <w:rFonts w:ascii="Calibri" w:hAnsi="Calibri" w:cs="Calibri"/>
+                <w:b/>
+                <w:bCs/>
+                <w:noProof/>
+              </w:rPr>
+              <w:t>1.1 Ausgangslage</w:t>
+            </w:r>
+            <w:r>
+              <w:rPr>
+                <w:noProof/>
+                <w:webHidden/>
+              </w:rPr>
+              <w:tab/>
+            </w:r>
+            <w:r>
+              <w:rPr>
+                <w:noProof/>
+                <w:webHidden/>
+              </w:rPr>
+              <w:fldChar w:fldCharType="begin"/>
+            </w:r>
+            <w:r>
+              <w:rPr>
+                <w:noProof/>
+                <w:webHidden/>
+              </w:rPr>
+              <w:instrText xml:space="preserve"> PAGEREF _Toc243317555 \h </w:instrText>
+            </w:r>
+            <w:r>
+              <w:rPr>
+                <w:noProof/>
+                <w:webHidden/>
+              </w:rPr>
+            </w:r>
+            <w:r>
+              <w:rPr>
+                <w:noProof/>
+                <w:webHidden/>
+              </w:rPr>
+              <w:fldChar w:fldCharType="separate"/>
+            </w:r>
+            <w:r>
+              <w:rPr>
+                <w:noProof/>
+                <w:webHidden/>
+              </w:rPr>
+              <w:t>2</w:t>
+            </w:r>
+            <w:r>
+              <w:rPr>
+                <w:noProof/>
+                <w:webHidden/>
+              </w:rPr>
+              <w:fldChar w:fldCharType="end"/>
+            </w:r>
+          </w:hyperlink>
+        </w:p>
+        <w:p>
+          <w:pPr>
+            <w:pStyle w:val="Verzeichnis3"/>
+            <w:tabs>
+              <w:tab w:val="right" w:leader="dot" w:pos="9062"/>
+            </w:tabs>
+            <w:rPr>
+              <w:rFonts w:eastAsiaTheme="minorEastAsia"/>
+              <w:noProof/>
+              <w:lang w:eastAsia="de-DE"/>
+            </w:rPr>
+          </w:pPr>
+          <w:hyperlink w:anchor="_Toc243317556" w:history="1">
+            <w:r>
+              <w:rPr>
+                <w:rStyle w:val="Hyperlink"/>
+                <w:b/>
+                <w:bCs/>
+                <w:noProof/>
+              </w:rPr>
+              <w:t>1.1.1 Ausgangssituation</w:t>
+            </w:r>
+            <w:r>
+              <w:rPr>
+                <w:noProof/>
+                <w:webHidden/>
+              </w:rPr>
+              <w:tab/>
+            </w:r>
+            <w:r>
+              <w:rPr>
+                <w:noProof/>
+                <w:webHidden/>
+              </w:rPr>
+              <w:fldChar w:fldCharType="begin"/>
+            </w:r>
+            <w:r>
+              <w:rPr>
+                <w:noProof/>
+                <w:webHidden/>
+              </w:rPr>
+              <w:instrText xml:space="preserve"> PAGEREF _Toc243317556 \h </w:instrText>
+            </w:r>
+            <w:r>
+              <w:rPr>
+                <w:noProof/>
+                <w:webHidden/>
+              </w:rPr>
+            </w:r>
+            <w:r>
+              <w:rPr>
+                <w:noProof/>
+                <w:webHidden/>
+              </w:rPr>
+              <w:fldChar w:fldCharType="separate"/>
+            </w:r>
+            <w:r>
+              <w:rPr>
+                <w:noProof/>
+                <w:webHidden/>
+              </w:rPr>
+              <w:t>2</w:t>
+            </w:r>
+            <w:r>
+              <w:rPr>
+                <w:noProof/>
+                <w:webHidden/>
+              </w:rPr>
+              <w:fldChar w:fldCharType="end"/>
+            </w:r>
+          </w:hyperlink>
+        </w:p>
+        <w:p>
+          <w:pPr>
+            <w:pStyle w:val="Verzeichnis3"/>
+            <w:tabs>
+              <w:tab w:val="right" w:leader="dot" w:pos="9062"/>
+            </w:tabs>
+            <w:rPr>
+              <w:rFonts w:eastAsiaTheme="minorEastAsia"/>
+              <w:noProof/>
+              <w:lang w:eastAsia="de-DE"/>
+            </w:rPr>
+          </w:pPr>
+          <w:hyperlink w:anchor="_Toc243317557" w:history="1">
+            <w:r>
+              <w:rPr>
+                <w:rStyle w:val="Hyperlink"/>
+                <w:b/>
+                <w:bCs/>
+                <w:noProof/>
+              </w:rPr>
+              <w:t>1.1.2 Technische Herausforderung</w:t>
+            </w:r>
+            <w:r>
+              <w:rPr>
+                <w:noProof/>
+                <w:webHidden/>
+              </w:rPr>
+              <w:tab/>
+            </w:r>
+            <w:r>
+              <w:rPr>
+                <w:noProof/>
+                <w:webHidden/>
+              </w:rPr>
+              <w:fldChar w:fldCharType="begin"/>
+            </w:r>
+            <w:r>
+              <w:rPr>
+                <w:noProof/>
+                <w:webHidden/>
+              </w:rPr>
+              <w:instrText xml:space="preserve"> PAGEREF _Toc243317557 \h </w:instrText>
+            </w:r>
+            <w:r>
+              <w:rPr>
+                <w:noProof/>
+                <w:webHidden/>
+              </w:rPr>
+            </w:r>
+            <w:r>
+              <w:rPr>
+                <w:noProof/>
+                <w:webHidden/>
+              </w:rPr>
+              <w:fldChar w:fldCharType="separate"/>
+            </w:r>
+            <w:r>
+              <w:rPr>
+                <w:noProof/>
+                <w:webHidden/>
+              </w:rPr>
+              <w:t>2</w:t>
+            </w:r>
+            <w:r>
+              <w:rPr>
+                <w:noProof/>
+                <w:webHidden/>
+              </w:rPr>
+              <w:fldChar w:fldCharType="end"/>
+            </w:r>
+          </w:hyperlink>
+        </w:p>
+        <w:p>
+          <w:pPr>
+            <w:pStyle w:val="Verzeichnis3"/>
+            <w:tabs>
+              <w:tab w:val="right" w:leader="dot" w:pos="9062"/>
+            </w:tabs>
+            <w:rPr>
+              <w:rFonts w:eastAsiaTheme="minorEastAsia"/>
+              <w:noProof/>
+              <w:lang w:eastAsia="de-DE"/>
+            </w:rPr>
+          </w:pPr>
+          <w:hyperlink w:anchor="_Toc243317558" w:history="1">
+            <w:r>
+              <w:rPr>
+                <w:rStyle w:val="Hyperlink"/>
+                <w:b/>
+                <w:bCs/>
+                <w:noProof/>
+              </w:rPr>
+              <w:t>1.1.3 Projektansatz</w:t>
+            </w:r>
+            <w:r>
+              <w:rPr>
+                <w:noProof/>
+                <w:webHidden/>
+              </w:rPr>
+              <w:tab/>
+            </w:r>
+            <w:r>
+              <w:rPr>
+                <w:noProof/>
+                <w:webHidden/>
+              </w:rPr>
+              <w:fldChar w:fldCharType="begin"/>
+            </w:r>
+            <w:r>
+              <w:rPr>
+                <w:noProof/>
+                <w:webHidden/>
+              </w:rPr>
+              <w:instrText xml:space="preserve"> PAGEREF _Toc243317558 \h </w:instrText>
+            </w:r>
+            <w:r>
+              <w:rPr>
+                <w:noProof/>
+                <w:webHidden/>
+              </w:rPr>
+            </w:r>
+            <w:r>
+              <w:rPr>
+                <w:noProof/>
+                <w:webHidden/>
+              </w:rPr>
+              <w:fldChar w:fldCharType="separate"/>
+            </w:r>
+            <w:r>
+              <w:rPr>
+                <w:noProof/>
+                <w:webHidden/>
+              </w:rPr>
+              <w:t>2</w:t>
+            </w:r>
+            <w:r>
+              <w:rPr>
+                <w:noProof/>
+                <w:webHidden/>
+              </w:rPr>
+              <w:fldChar w:fldCharType="end"/>
+            </w:r>
+          </w:hyperlink>
+        </w:p>
+        <w:p>
+          <w:pPr>
+            <w:pStyle w:val="Verzeichnis2"/>
+            <w:tabs>
+              <w:tab w:val="right" w:leader="dot" w:pos="9062"/>
+            </w:tabs>
+            <w:rPr>
+              <w:rFonts w:eastAsiaTheme="minorEastAsia"/>
+              <w:noProof/>
+              <w:lang w:eastAsia="de-DE"/>
+            </w:rPr>
+          </w:pPr>
+          <w:hyperlink w:anchor="_Toc243317559" w:history="1">
+            <w:r>
+              <w:rPr>
+                <w:rStyle w:val="Hyperlink"/>
+                <w:rFonts w:ascii="Calibri" w:hAnsi="Calibri" w:cs="Calibri"/>
+                <w:b/>
+                <w:bCs/>
+                <w:noProof/>
+              </w:rPr>
+              <w:t>1.2 Projektziel</w:t>
+            </w:r>
+            <w:r>
+              <w:rPr>
+                <w:noProof/>
+                <w:webHidden/>
+              </w:rPr>
+              <w:tab/>
+            </w:r>
+            <w:r>
+              <w:rPr>
+                <w:noProof/>
+                <w:webHidden/>
+              </w:rPr>
+              <w:fldChar w:fldCharType="begin"/>
+            </w:r>
+            <w:r>
+              <w:rPr>
+                <w:noProof/>
+                <w:webHidden/>
+              </w:rPr>
+              <w:instrText xml:space="preserve"> PAGEREF _Toc243317559 \h </w:instrText>
+            </w:r>
+            <w:r>
+              <w:rPr>
+                <w:noProof/>
+                <w:webHidden/>
+              </w:rPr>
+            </w:r>
+            <w:r>
+              <w:rPr>
+                <w:noProof/>
+                <w:webHidden/>
+              </w:rPr>
+              <w:fldChar w:fldCharType="separate"/>
+            </w:r>
+            <w:r>
+              <w:rPr>
+                <w:noProof/>
+                <w:webHidden/>
+              </w:rPr>
+              <w:t>3</w:t>
+            </w:r>
+            <w:r>
+              <w:rPr>
+                <w:noProof/>
+                <w:webHidden/>
+              </w:rPr>
+              <w:fldChar w:fldCharType="end"/>
+            </w:r>
+          </w:hyperlink>
+        </w:p>
+        <w:p>
+          <w:pPr>
+            <w:pStyle w:val="Verzeichnis2"/>
+            <w:tabs>
+              <w:tab w:val="right" w:leader="dot" w:pos="9062"/>
+            </w:tabs>
+            <w:rPr>
+              <w:rFonts w:eastAsiaTheme="minorEastAsia"/>
+              <w:noProof/>
+              <w:lang w:eastAsia="de-DE"/>
+            </w:rPr>
+          </w:pPr>
+          <w:hyperlink w:anchor="_Toc243317560" w:history="1">
+            <w:r>
+              <w:rPr>
+                <w:rStyle w:val="Hyperlink"/>
+                <w:rFonts w:ascii="Calibri" w:hAnsi="Calibri" w:cs="Calibri"/>
+                <w:b/>
+                <w:bCs/>
+                <w:noProof/>
+              </w:rPr>
+              <w:t>1.3 Aufgabenstellung und Abgrenzung</w:t>
+            </w:r>
+            <w:r>
+              <w:rPr>
+                <w:noProof/>
+                <w:webHidden/>
+              </w:rPr>
+              <w:tab/>
+            </w:r>
+            <w:r>
+              <w:rPr>
+                <w:noProof/>
+                <w:webHidden/>
+              </w:rPr>
+              <w:fldChar w:fldCharType="begin"/>
+            </w:r>
+            <w:r>
+              <w:rPr>
+                <w:noProof/>
+                <w:webHidden/>
+              </w:rPr>
+              <w:instrText xml:space="preserve"> PAGEREF _Toc243317560 \h </w:instrText>
+            </w:r>
+            <w:r>
+              <w:rPr>
+                <w:noProof/>
+                <w:webHidden/>
+              </w:rPr>
+            </w:r>
+            <w:r>
+              <w:rPr>
+                <w:noProof/>
+                <w:webHidden/>
+              </w:rPr>
+              <w:fldChar w:fldCharType="separate"/>
+            </w:r>
+            <w:r>
+              <w:rPr>
+                <w:noProof/>
+                <w:webHidden/>
+              </w:rPr>
+              <w:t>3</w:t>
+            </w:r>
+            <w:r>
+              <w:rPr>
+                <w:noProof/>
+                <w:webHidden/>
+              </w:rPr>
+              <w:fldChar w:fldCharType="end"/>
+            </w:r>
+          </w:hyperlink>
+        </w:p>
+        <w:p>
+          <w:pPr>
+            <w:pStyle w:val="Verzeichnis3"/>
+            <w:tabs>
+              <w:tab w:val="right" w:leader="dot" w:pos="9062"/>
+            </w:tabs>
+            <w:rPr>
+              <w:rFonts w:eastAsiaTheme="minorEastAsia"/>
+              <w:noProof/>
+              <w:lang w:eastAsia="de-DE"/>
+            </w:rPr>
+          </w:pPr>
+          <w:hyperlink w:anchor="_Toc243317561" w:history="1">
+            <w:r>
+              <w:rPr>
+                <w:rStyle w:val="Hyperlink"/>
+                <w:b/>
+                <w:bCs/>
+                <w:noProof/>
+              </w:rPr>
+              <w:t>1.3.1 Aufgabenstellung</w:t>
+            </w:r>
+            <w:r>
+              <w:rPr>
+                <w:noProof/>
+                <w:webHidden/>
+              </w:rPr>
+              <w:tab/>
+            </w:r>
+            <w:r>
+              <w:rPr>
+                <w:noProof/>
+                <w:webHidden/>
+              </w:rPr>
+              <w:fldChar w:fldCharType="begin"/>
+            </w:r>
+            <w:r>
+              <w:rPr>
+                <w:noProof/>
+                <w:webHidden/>
+              </w:rPr>
+              <w:instrText xml:space="preserve"> PAGEREF _Toc243317561 \h </w:instrText>
+            </w:r>
+            <w:r>
+              <w:rPr>
+                <w:noProof/>
+                <w:webHidden/>
+              </w:rPr>
+            </w:r>
+            <w:r>
+              <w:rPr>
+                <w:noProof/>
+                <w:webHidden/>
+              </w:rPr>
+              <w:fldChar w:fldCharType="separate"/>
+            </w:r>
+            <w:r>
+              <w:rPr>
+                <w:noProof/>
+                <w:webHidden/>
+              </w:rPr>
+              <w:t>3</w:t>
+            </w:r>
+            <w:r>
+              <w:rPr>
+                <w:noProof/>
+                <w:webHidden/>
+              </w:rPr>
+              <w:fldChar w:fldCharType="end"/>
+            </w:r>
+          </w:hyperlink>
+        </w:p>
+        <w:p>
+          <w:pPr>
+            <w:pStyle w:val="Verzeichnis3"/>
+            <w:tabs>
+              <w:tab w:val="right" w:leader="dot" w:pos="9062"/>
+            </w:tabs>
+            <w:rPr>
+              <w:rFonts w:eastAsiaTheme="minorEastAsia"/>
+              <w:noProof/>
+              <w:lang w:eastAsia="de-DE"/>
+            </w:rPr>
+          </w:pPr>
+          <w:hyperlink w:anchor="_Toc243317562" w:history="1">
+            <w:r>
+              <w:rPr>
+                <w:rStyle w:val="Hyperlink"/>
+                <w:b/>
+                <w:bCs/>
+                <w:noProof/>
+              </w:rPr>
+              <w:t>1.3.2 Abgrenzung</w:t>
+            </w:r>
+            <w:r>
+              <w:rPr>
+                <w:noProof/>
+                <w:webHidden/>
+              </w:rPr>
+              <w:tab/>
+            </w:r>
+            <w:r>
+              <w:rPr>
+                <w:noProof/>
+                <w:webHidden/>
+              </w:rPr>
+              <w:fldChar w:fldCharType="begin"/>
+            </w:r>
+            <w:r>
+              <w:rPr>
+                <w:noProof/>
+                <w:webHidden/>
+              </w:rPr>
+              <w:instrText xml:space="preserve"> PAGEREF _Toc243317562 \h </w:instrText>
+            </w:r>
+            <w:r>
+              <w:rPr>
+                <w:noProof/>
+                <w:webHidden/>
+              </w:rPr>
+            </w:r>
+            <w:r>
+              <w:rPr>
+                <w:noProof/>
+                <w:webHidden/>
+              </w:rPr>
+              <w:fldChar w:fldCharType="separate"/>
+            </w:r>
+            <w:r>
+              <w:rPr>
+                <w:noProof/>
+                <w:webHidden/>
+              </w:rPr>
+              <w:t>4</w:t>
+            </w:r>
+            <w:r>
+              <w:rPr>
+                <w:noProof/>
+                <w:webHidden/>
+              </w:rPr>
+              <w:fldChar w:fldCharType="end"/>
+            </w:r>
+          </w:hyperlink>
+        </w:p>
+        <w:p>
+          <w:pPr>
+            <w:pStyle w:val="Verzeichnis1"/>
+            <w:tabs>
+              <w:tab w:val="right" w:leader="dot" w:pos="9062"/>
+            </w:tabs>
+            <w:rPr>
+              <w:rFonts w:eastAsiaTheme="minorEastAsia"/>
+              <w:noProof/>
+              <w:lang w:eastAsia="de-DE"/>
+            </w:rPr>
+          </w:pPr>
+          <w:hyperlink w:anchor="_Toc243317563" w:history="1">
+            <w:r>
+              <w:rPr>
+                <w:rStyle w:val="Hyperlink"/>
+                <w:rFonts w:ascii="Calibri" w:hAnsi="Calibri" w:cs="Calibri"/>
+                <w:b/>
+                <w:bCs/>
+                <w:noProof/>
+              </w:rPr>
+              <w:t>2. Anforderungsanalyse</w:t>
+            </w:r>
+            <w:r>
+              <w:rPr>
+                <w:noProof/>
+                <w:webHidden/>
+              </w:rPr>
+              <w:tab/>
+            </w:r>
+            <w:r>
+              <w:rPr>
+                <w:noProof/>
+                <w:webHidden/>
+              </w:rPr>
+              <w:fldChar w:fldCharType="begin"/>
+            </w:r>
+            <w:r>
+              <w:rPr>
+                <w:noProof/>
+                <w:webHidden/>
+              </w:rPr>
+              <w:instrText xml:space="preserve"> PAGEREF _Toc243317563 \h </w:instrText>
+            </w:r>
+            <w:r>
+              <w:rPr>
+                <w:noProof/>
+                <w:webHidden/>
+              </w:rPr>
+            </w:r>
+            <w:r>
+              <w:rPr>
+                <w:noProof/>
+                <w:webHidden/>
+              </w:rPr>
+              <w:fldChar w:fldCharType="separate"/>
+            </w:r>
+            <w:r>
+              <w:rPr>
+                <w:noProof/>
+                <w:webHidden/>
+              </w:rPr>
+              <w:t>4</w:t>
+            </w:r>
+            <w:r>
+              <w:rPr>
+                <w:noProof/>
+                <w:webHidden/>
+              </w:rPr>
+              <w:fldChar w:fldCharType="end"/>
+            </w:r>
+          </w:hyperlink>
+        </w:p>
+        <w:p>
+          <w:pPr>
+            <w:pStyle w:val="Verzeichnis2"/>
+            <w:tabs>
+              <w:tab w:val="right" w:leader="dot" w:pos="9062"/>
+            </w:tabs>
+            <w:rPr>
+              <w:rFonts w:eastAsiaTheme="minorEastAsia"/>
+              <w:noProof/>
+              <w:lang w:eastAsia="de-DE"/>
+            </w:rPr>
+          </w:pPr>
+          <w:hyperlink w:anchor="_Toc243317564" w:history="1">
+            <w:r>
+              <w:rPr>
+                <w:rStyle w:val="Hyperlink"/>
+                <w:rFonts w:ascii="Calibri" w:hAnsi="Calibri" w:cs="Calibri"/>
+                <w:b/>
+                <w:bCs/>
+                <w:noProof/>
+              </w:rPr>
+              <w:t>2.1 Funktionale Anforderungen</w:t>
+            </w:r>
+            <w:r>
+              <w:rPr>
+                <w:noProof/>
+                <w:webHidden/>
+              </w:rPr>
+              <w:tab/>
+            </w:r>
+            <w:r>
+              <w:rPr>
+                <w:noProof/>
+                <w:webHidden/>
+              </w:rPr>
+              <w:fldChar w:fldCharType="begin"/>
+            </w:r>
+            <w:r>
+              <w:rPr>
+                <w:noProof/>
+                <w:webHidden/>
+              </w:rPr>
+              <w:instrText xml:space="preserve"> PAGEREF _Toc243317564 \h </w:instrText>
+            </w:r>
+            <w:r>
+              <w:rPr>
+                <w:noProof/>
+                <w:webHidden/>
+              </w:rPr>
+            </w:r>
+            <w:r>
+              <w:rPr>
+                <w:noProof/>
+                <w:webHidden/>
+              </w:rPr>
+              <w:fldChar w:fldCharType="separate"/>
+            </w:r>
+            <w:r>
+              <w:rPr>
+                <w:noProof/>
+                <w:webHidden/>
+              </w:rPr>
+              <w:t>4</w:t>
+            </w:r>
+            <w:r>
+              <w:rPr>
+                <w:noProof/>
+                <w:webHidden/>
+              </w:rPr>
+              <w:fldChar w:fldCharType="end"/>
+            </w:r>
+          </w:hyperlink>
+        </w:p>
+        <w:p>
+          <w:pPr>
+            <w:pStyle w:val="Verzeichnis2"/>
+            <w:tabs>
+              <w:tab w:val="right" w:leader="dot" w:pos="9062"/>
+            </w:tabs>
+            <w:rPr>
+              <w:rFonts w:eastAsiaTheme="minorEastAsia"/>
+              <w:noProof/>
+              <w:lang w:eastAsia="de-DE"/>
+            </w:rPr>
+          </w:pPr>
+          <w:hyperlink w:anchor="_Toc243317565" w:history="1">
+            <w:r>
+              <w:rPr>
+                <w:rStyle w:val="Hyperlink"/>
+                <w:rFonts w:ascii="Calibri" w:hAnsi="Calibri" w:cs="Calibri"/>
+                <w:b/>
+                <w:bCs/>
+                <w:noProof/>
+              </w:rPr>
+              <w:t>2.2 Technische Anforderungen</w:t>
+            </w:r>
+            <w:r>
+              <w:rPr>
+                <w:noProof/>
+                <w:webHidden/>
+              </w:rPr>
+              <w:tab/>
+            </w:r>
+            <w:r>
+              <w:rPr>
+                <w:noProof/>
+                <w:webHidden/>
+              </w:rPr>
+              <w:fldChar w:fldCharType="begin"/>
+            </w:r>
+            <w:r>
+              <w:rPr>
+                <w:noProof/>
+                <w:webHidden/>
+              </w:rPr>
+              <w:instrText xml:space="preserve"> PAGEREF _Toc243317565 \h </w:instrText>
+            </w:r>
+            <w:r>
+              <w:rPr>
+                <w:noProof/>
+                <w:webHidden/>
+              </w:rPr>
+            </w:r>
+            <w:r>
+              <w:rPr>
+                <w:noProof/>
+                <w:webHidden/>
+              </w:rPr>
+              <w:fldChar w:fldCharType="separate"/>
+            </w:r>
+            <w:r>
+              <w:rPr>
+                <w:noProof/>
+                <w:webHidden/>
+              </w:rPr>
+              <w:t>4</w:t>
+            </w:r>
+            <w:r>
+              <w:rPr>
+                <w:noProof/>
+                <w:webHidden/>
+              </w:rPr>
+              <w:fldChar w:fldCharType="end"/>
+            </w:r>
+          </w:hyperlink>
+        </w:p>
+        <w:p>
+          <w:pPr>
+            <w:pStyle w:val="Verzeichnis2"/>
+            <w:tabs>
+              <w:tab w:val="right" w:leader="dot" w:pos="9062"/>
+            </w:tabs>
+            <w:rPr>
+              <w:rFonts w:eastAsiaTheme="minorEastAsia"/>
+              <w:noProof/>
+              <w:lang w:eastAsia="de-DE"/>
+            </w:rPr>
+          </w:pPr>
+          <w:hyperlink w:anchor="_Toc243317566" w:history="1">
+            <w:r>
+              <w:rPr>
+                <w:rStyle w:val="Hyperlink"/>
+                <w:rFonts w:ascii="Calibri" w:hAnsi="Calibri" w:cs="Calibri"/>
+                <w:b/>
+                <w:bCs/>
+                <w:noProof/>
+              </w:rPr>
+              <w:t>2.3 Pflichtenheft</w:t>
+            </w:r>
+            <w:r>
+              <w:rPr>
+                <w:noProof/>
+                <w:webHidden/>
+              </w:rPr>
+              <w:tab/>
+            </w:r>
+            <w:r>
+              <w:rPr>
+                <w:noProof/>
+                <w:webHidden/>
+              </w:rPr>
+              <w:fldChar w:fldCharType="begin"/>
+            </w:r>
+            <w:r>
+              <w:rPr>
+                <w:noProof/>
+                <w:webHidden/>
+              </w:rPr>
+              <w:instrText xml:space="preserve"> PAGEREF _Toc243317566 \h </w:instrText>
+            </w:r>
+            <w:r>
+              <w:rPr>
+                <w:noProof/>
+                <w:webHidden/>
+              </w:rPr>
+            </w:r>
+            <w:r>
+              <w:rPr>
+                <w:noProof/>
+                <w:webHidden/>
+              </w:rPr>
+              <w:fldChar w:fldCharType="separate"/>
+            </w:r>
+            <w:r>
+              <w:rPr>
+                <w:noProof/>
+                <w:webHidden/>
+              </w:rPr>
+              <w:t>4</w:t>
+            </w:r>
+            <w:r>
+              <w:rPr>
+                <w:noProof/>
+                <w:webHidden/>
+              </w:rPr>
+              <w:fldChar w:fldCharType="end"/>
+            </w:r>
+          </w:hyperlink>
+        </w:p>
+        <w:p>
+          <w:pPr>
+            <w:pStyle w:val="Verzeichnis1"/>
+            <w:tabs>
+              <w:tab w:val="right" w:leader="dot" w:pos="9062"/>
+            </w:tabs>
+            <w:rPr>
+              <w:rFonts w:eastAsiaTheme="minorEastAsia"/>
+              <w:noProof/>
+              <w:lang w:eastAsia="de-DE"/>
+            </w:rPr>
+          </w:pPr>
+          <w:hyperlink w:anchor="_Toc243317567" w:history="1">
+            <w:r>
+              <w:rPr>
+                <w:rStyle w:val="Hyperlink"/>
+                <w:rFonts w:ascii="Calibri" w:hAnsi="Calibri" w:cs="Calibri"/>
+                <w:b/>
+                <w:bCs/>
+                <w:noProof/>
+              </w:rPr>
+              <w:t>3. Systemkonzept</w:t>
+            </w:r>
+            <w:r>
+              <w:rPr>
+                <w:noProof/>
+                <w:webHidden/>
+              </w:rPr>
+              <w:tab/>
+            </w:r>
+            <w:r>
+              <w:rPr>
+                <w:noProof/>
+                <w:webHidden/>
+              </w:rPr>
+              <w:fldChar w:fldCharType="begin"/>
+            </w:r>
+            <w:r>
+              <w:rPr>
+                <w:noProof/>
+                <w:webHidden/>
+              </w:rPr>
+              <w:instrText xml:space="preserve"> PAGEREF _Toc243317567 \h </w:instrText>
+            </w:r>
+            <w:r>
+              <w:rPr>
+                <w:noProof/>
+                <w:webHidden/>
+              </w:rPr>
+            </w:r>
+            <w:r>
+              <w:rPr>
+                <w:noProof/>
+                <w:webHidden/>
+              </w:rPr>
+              <w:fldChar w:fldCharType="separate"/>
+            </w:r>
+            <w:r>
+              <w:rPr>
+                <w:noProof/>
+                <w:webHidden/>
+              </w:rPr>
+              <w:t>4</w:t>
+            </w:r>
+            <w:r>
+              <w:rPr>
+                <w:noProof/>
+                <w:webHidden/>
+              </w:rPr>
+              <w:fldChar w:fldCharType="end"/>
+            </w:r>
+          </w:hyperlink>
+        </w:p>
+        <w:p>
+          <w:pPr>
+            <w:pStyle w:val="Verzeichnis2"/>
+            <w:tabs>
+              <w:tab w:val="right" w:leader="dot" w:pos="9062"/>
+            </w:tabs>
+            <w:rPr>
+              <w:rFonts w:eastAsiaTheme="minorEastAsia"/>
+              <w:noProof/>
+              <w:lang w:eastAsia="de-DE"/>
+            </w:rPr>
+          </w:pPr>
+          <w:hyperlink w:anchor="_Toc243317568" w:history="1">
+            <w:r>
+              <w:rPr>
+                <w:rStyle w:val="Hyperlink"/>
+                <w:rFonts w:ascii="Calibri" w:hAnsi="Calibri" w:cs="Calibri"/>
+                <w:b/>
+                <w:bCs/>
+                <w:noProof/>
+              </w:rPr>
+              <w:t>3.1 Gesamtsystem</w:t>
+            </w:r>
+            <w:r>
+              <w:rPr>
+                <w:noProof/>
+                <w:webHidden/>
+              </w:rPr>
+              <w:tab/>
+            </w:r>
+            <w:r>
+              <w:rPr>
+                <w:noProof/>
+                <w:webHidden/>
+              </w:rPr>
+              <w:fldChar w:fldCharType="begin"/>
+            </w:r>
+            <w:r>
+              <w:rPr>
+                <w:noProof/>
+                <w:webHidden/>
+              </w:rPr>
+              <w:instrText xml:space="preserve"> PAGEREF _Toc243317568 \h </w:instrText>
+            </w:r>
+            <w:r>
+              <w:rPr>
+                <w:noProof/>
+                <w:webHidden/>
+              </w:rPr>
+            </w:r>
+            <w:r>
+              <w:rPr>
+                <w:noProof/>
+                <w:webHidden/>
+              </w:rPr>
+              <w:fldChar w:fldCharType="separate"/>
+            </w:r>
+            <w:r>
+              <w:rPr>
+                <w:noProof/>
+                <w:webHidden/>
+              </w:rPr>
+              <w:t>4</w:t>
+            </w:r>
+            <w:r>
+              <w:rPr>
+                <w:noProof/>
+                <w:webHidden/>
+              </w:rPr>
+              <w:fldChar w:fldCharType="end"/>
+            </w:r>
+          </w:hyperlink>
+        </w:p>
+        <w:p>
+          <w:pPr>
+            <w:pStyle w:val="Verzeichnis2"/>
+            <w:tabs>
+              <w:tab w:val="right" w:leader="dot" w:pos="9062"/>
+            </w:tabs>
+            <w:rPr>
+              <w:rFonts w:eastAsiaTheme="minorEastAsia"/>
+              <w:noProof/>
+              <w:lang w:eastAsia="de-DE"/>
+            </w:rPr>
+          </w:pPr>
+          <w:hyperlink w:anchor="_Toc243317569" w:history="1">
+            <w:r>
+              <w:rPr>
+                <w:rStyle w:val="Hyperlink"/>
+                <w:rFonts w:ascii="Calibri" w:hAnsi="Calibri" w:cs="Calibri"/>
+                <w:b/>
+                <w:bCs/>
+                <w:noProof/>
+              </w:rPr>
+              <w:t>3.2 Hardwarearchitektur</w:t>
+            </w:r>
+            <w:r>
+              <w:rPr>
+                <w:noProof/>
+                <w:webHidden/>
+              </w:rPr>
+              <w:tab/>
+            </w:r>
+            <w:r>
+              <w:rPr>
+                <w:noProof/>
+                <w:webHidden/>
+              </w:rPr>
+              <w:fldChar w:fldCharType="begin"/>
+            </w:r>
+            <w:r>
+              <w:rPr>
+                <w:noProof/>
+                <w:webHidden/>
+              </w:rPr>
+              <w:instrText xml:space="preserve"> PAGEREF _Toc243317569 \h </w:instrText>
+            </w:r>
+            <w:r>
+              <w:rPr>
+                <w:noProof/>
+                <w:webHidden/>
+              </w:rPr>
+            </w:r>
+            <w:r>
+              <w:rPr>
+                <w:noProof/>
+                <w:webHidden/>
+              </w:rPr>
+              <w:fldChar w:fldCharType="separate"/>
+            </w:r>
+            <w:r>
+              <w:rPr>
+                <w:noProof/>
+                <w:webHidden/>
+              </w:rPr>
+              <w:t>4</w:t>
+            </w:r>
+            <w:r>
+              <w:rPr>
+                <w:noProof/>
+                <w:webHidden/>
+              </w:rPr>
+              <w:fldChar w:fldCharType="end"/>
+            </w:r>
+          </w:hyperlink>
+        </w:p>
+        <w:p>
+          <w:pPr>
+            <w:pStyle w:val="Verzeichnis2"/>
+            <w:tabs>
+              <w:tab w:val="right" w:leader="dot" w:pos="9062"/>
+            </w:tabs>
+            <w:rPr>
+              <w:rFonts w:eastAsiaTheme="minorEastAsia"/>
+              <w:noProof/>
+              <w:lang w:eastAsia="de-DE"/>
+            </w:rPr>
+          </w:pPr>
+          <w:hyperlink w:anchor="_Toc243317570" w:history="1">
+            <w:r>
+              <w:rPr>
+                <w:rStyle w:val="Hyperlink"/>
+                <w:rFonts w:ascii="Calibri" w:hAnsi="Calibri" w:cs="Calibri"/>
+                <w:b/>
+                <w:bCs/>
+                <w:noProof/>
+              </w:rPr>
+              <w:t>3.3 Softwarearchitektur</w:t>
+            </w:r>
+            <w:r>
+              <w:rPr>
+                <w:noProof/>
+                <w:webHidden/>
+              </w:rPr>
+              <w:tab/>
+            </w:r>
+            <w:r>
+              <w:rPr>
+                <w:noProof/>
+                <w:webHidden/>
+              </w:rPr>
+              <w:fldChar w:fldCharType="begin"/>
+            </w:r>
+            <w:r>
+              <w:rPr>
+                <w:noProof/>
+                <w:webHidden/>
+              </w:rPr>
+              <w:instrText xml:space="preserve"> PAGEREF _Toc243317570 \h </w:instrText>
+            </w:r>
+            <w:r>
+              <w:rPr>
+                <w:noProof/>
+                <w:webHidden/>
+              </w:rPr>
+            </w:r>
+            <w:r>
+              <w:rPr>
+                <w:noProof/>
+                <w:webHidden/>
+              </w:rPr>
+              <w:fldChar w:fldCharType="separate"/>
+            </w:r>
+            <w:r>
+              <w:rPr>
+                <w:noProof/>
+                <w:webHidden/>
+              </w:rPr>
+              <w:t>4</w:t>
+            </w:r>
+            <w:r>
+              <w:rPr>
+                <w:noProof/>
+                <w:webHidden/>
+              </w:rPr>
+              <w:fldChar w:fldCharType="end"/>
+            </w:r>
+          </w:hyperlink>
+        </w:p>
+        <w:p>
+          <w:pPr>
+            <w:pStyle w:val="Verzeichnis2"/>
+            <w:tabs>
+              <w:tab w:val="right" w:leader="dot" w:pos="9062"/>
+            </w:tabs>
+            <w:rPr>
+              <w:rFonts w:eastAsiaTheme="minorEastAsia"/>
+              <w:noProof/>
+              <w:lang w:eastAsia="de-DE"/>
+            </w:rPr>
+          </w:pPr>
+          <w:hyperlink w:anchor="_Toc243317571" w:history="1">
+            <w:r>
+              <w:rPr>
+                <w:rStyle w:val="Hyperlink"/>
+                <w:rFonts w:ascii="Calibri" w:hAnsi="Calibri" w:cs="Calibri"/>
+                <w:b/>
+                <w:bCs/>
+                <w:noProof/>
+              </w:rPr>
+              <w:t>3.4 Kommunikation</w:t>
+            </w:r>
+            <w:r>
+              <w:rPr>
+                <w:noProof/>
+                <w:webHidden/>
+              </w:rPr>
+              <w:tab/>
+            </w:r>
+            <w:r>
+              <w:rPr>
+                <w:noProof/>
+                <w:webHidden/>
+              </w:rPr>
+              <w:fldChar w:fldCharType="begin"/>
+            </w:r>
+            <w:r>
+              <w:rPr>
+                <w:noProof/>
+                <w:webHidden/>
+              </w:rPr>
+              <w:instrText xml:space="preserve"> PAGEREF _Toc243317571 \h </w:instrText>
+            </w:r>
+            <w:r>
+              <w:rPr>
+                <w:noProof/>
+                <w:webHidden/>
+              </w:rPr>
+            </w:r>
+            <w:r>
+              <w:rPr>
+                <w:noProof/>
+                <w:webHidden/>
+              </w:rPr>
+              <w:fldChar w:fldCharType="separate"/>
+            </w:r>
+            <w:r>
+              <w:rPr>
+                <w:noProof/>
+                <w:webHidden/>
+              </w:rPr>
+              <w:t>4</w:t>
+            </w:r>
+            <w:r>
+              <w:rPr>
+                <w:noProof/>
+                <w:webHidden/>
+              </w:rPr>
+              <w:fldChar w:fldCharType="end"/>
+            </w:r>
+          </w:hyperlink>
+        </w:p>
+        <w:p>
+          <w:r>
+            <w:rPr>
+              <w:b/>
+              <w:bCs/>
+            </w:rPr>
+            <w:fldChar w:fldCharType="end"/>
+          </w:r>
+        </w:p>
+      </w:sdtContent>
+    </w:sdt>
+    <w:p/>
+    <w:p/>
+    <w:p/>
+    <w:p/>
+    <w:p/>
+    <w:p/>
+    <w:p/>
+    <w:p/>
+    <w:p/>
+    <w:p>
+      <w:pPr>
+        <w:pStyle w:val="berschrift1"/>
+        <w:jc w:val="both"/>
         <w:rPr>
           <w:rFonts w:ascii="Calibri" w:hAnsi="Calibri" w:cs="Calibri"/>
           <w:b/>
           <w:bCs/>
         </w:rPr>
+      </w:pPr>
+      <w:bookmarkStart w:id="0" w:name="_Toc243317554"/>
+      <w:r>
+        <w:rPr>
+          <w:rFonts w:ascii="Calibri" w:hAnsi="Calibri" w:cs="Calibri"/>
+          <w:b/>
+          <w:bCs/>
+          <w:sz w:val="44"/>
+          <w:szCs w:val="44"/>
+        </w:rPr>
         <w:t xml:space="preserve">1. </w:t>
       </w:r>
       <w:r>
+        <w:rPr>
+          <w:rFonts w:ascii="Calibri" w:hAnsi="Calibri" w:cs="Calibri"/>
+          <w:b/>
+          <w:bCs/>
+        </w:rPr>
+        <w:t>Einleitung</w:t>
+      </w:r>
+      <w:bookmarkEnd w:id="0"/>
+    </w:p>
+    <w:p>
+      <w:pPr>
+        <w:rPr>
+          <w:sz w:val="28"/>
+          <w:szCs w:val="28"/>
+        </w:rPr>
+      </w:pPr>
+    </w:p>
+    <w:p>
+      <w:pPr>
+        <w:pStyle w:val="berschrift2"/>
+        <w:jc w:val="both"/>
+        <w:rPr>
+          <w:rFonts w:ascii="Calibri" w:hAnsi="Calibri" w:cs="Calibri"/>
+          <w:b/>
+          <w:bCs/>
+        </w:rPr>
+      </w:pPr>
+      <w:bookmarkStart w:id="1" w:name="_Toc243317555"/>
+      <w:r>
+        <w:rPr>
+          <w:rFonts w:ascii="Calibri" w:hAnsi="Calibri" w:cs="Calibri"/>
+          <w:b/>
+          <w:bCs/>
+        </w:rPr>
+        <w:t>1.1 Ausgangslage</w:t>
+      </w:r>
+      <w:bookmarkEnd w:id="1"/>
+    </w:p>
+    <w:p>
+      <w:pPr>
+        <w:rPr>
+          <w:sz w:val="28"/>
+          <w:szCs w:val="28"/>
+        </w:rPr>
+      </w:pPr>
+    </w:p>
+    <w:p>
+      <w:pPr>
+        <w:pStyle w:val="berschrift3"/>
+        <w:jc w:val="both"/>
+        <w:rPr>
+          <w:b/>
+          <w:bCs/>
+        </w:rPr>
+      </w:pPr>
+      <w:bookmarkStart w:id="2" w:name="_Toc243317556"/>
+      <w:r>
+        <w:rPr>
+          <w:b/>
+          <w:bCs/>
+        </w:rPr>
+        <w:t xml:space="preserve">1.1.1 </w:t>
+      </w:r>
+      <w:r>
+        <w:rPr>
+          <w:b/>
+          <w:bCs/>
+        </w:rPr>
+        <w:t>Ausgangssituation</w:t>
+      </w:r>
+      <w:bookmarkEnd w:id="2"/>
+    </w:p>
+    <w:p>
+      <w:pPr>
+        <w:rPr>
+          <w:sz w:val="28"/>
+          <w:szCs w:val="28"/>
+        </w:rPr>
+      </w:pPr>
+    </w:p>
+    <w:p>
+      <w:pPr>
+        <w:jc w:val="both"/>
+        <w:rPr>
+          <w:rFonts w:ascii="Calibri" w:hAnsi="Calibri" w:cs="Calibri"/>
+          <w:sz w:val="28"/>
+          <w:szCs w:val="28"/>
+        </w:rPr>
+      </w:pPr>
+      <w:r>
+        <w:rPr>
+          <w:rFonts w:ascii="Calibri" w:hAnsi="Calibri" w:cs="Calibri"/>
+          <w:sz w:val="28"/>
+          <w:szCs w:val="28"/>
+        </w:rPr>
+        <w:t>Das Raumklima eines Modellraums wird durch die Temperatur, Luftfeuchtigkeit und Luftqualität beschrieben. Es soll ein System entwickelt werden, welches diese Größen erfassen und verarbeiten kann, sodass die Raumtemperatur entsprechend den Einstellungen des Nutzers geregelt und die Belüftung gesteuert werden kann.</w:t>
+      </w:r>
+    </w:p>
+    <w:p>
+      <w:pPr>
+        <w:jc w:val="both"/>
+        <w:rPr>
+          <w:rFonts w:ascii="Calibri" w:hAnsi="Calibri" w:cs="Calibri"/>
+          <w:sz w:val="28"/>
+          <w:szCs w:val="28"/>
+        </w:rPr>
+      </w:pPr>
+    </w:p>
+    <w:p>
+      <w:pPr>
+        <w:pStyle w:val="berschrift3"/>
+        <w:jc w:val="both"/>
+        <w:rPr>
+          <w:b/>
+          <w:bCs/>
+        </w:rPr>
+      </w:pPr>
+      <w:bookmarkStart w:id="3" w:name="_Toc243317557"/>
+      <w:r>
+        <w:rPr>
+          <w:b/>
+          <w:bCs/>
+        </w:rPr>
+        <w:t xml:space="preserve">1.1.2 </w:t>
+      </w:r>
+      <w:r>
+        <w:rPr>
+          <w:b/>
+          <w:bCs/>
+        </w:rPr>
+        <w:t>Technische Herausforderung</w:t>
+      </w:r>
+      <w:bookmarkEnd w:id="3"/>
+    </w:p>
+    <w:p>
+      <w:pPr>
+        <w:rPr>
+          <w:sz w:val="28"/>
+          <w:szCs w:val="28"/>
+        </w:rPr>
+      </w:pPr>
+    </w:p>
+    <w:p>
+      <w:pPr>
+        <w:jc w:val="both"/>
+        <w:rPr>
+          <w:rFonts w:ascii="Calibri" w:hAnsi="Calibri" w:cs="Calibri"/>
+          <w:sz w:val="28"/>
+          <w:szCs w:val="28"/>
+        </w:rPr>
+      </w:pPr>
+      <w:r>
+        <w:rPr>
+          <w:rFonts w:ascii="Calibri" w:hAnsi="Calibri" w:cs="Calibri"/>
+          <w:sz w:val="28"/>
+          <w:szCs w:val="28"/>
+        </w:rPr>
+        <w:t>Damit dieses System umgesetzt werden kann, müssen mehrere technische Komponenten miteinander verbunden werden.</w:t>
+      </w:r>
+    </w:p>
+    <w:p>
+      <w:pPr>
+        <w:jc w:val="both"/>
+        <w:rPr>
+          <w:rFonts w:ascii="Calibri" w:hAnsi="Calibri" w:cs="Calibri"/>
+          <w:sz w:val="28"/>
+          <w:szCs w:val="28"/>
+        </w:rPr>
+      </w:pPr>
+    </w:p>
+    <w:p>
+      <w:pPr>
+        <w:jc w:val="both"/>
+        <w:rPr>
+          <w:rFonts w:ascii="Calibri" w:hAnsi="Calibri" w:cs="Calibri"/>
+          <w:sz w:val="28"/>
+          <w:szCs w:val="28"/>
+        </w:rPr>
+      </w:pPr>
+      <w:r>
+        <w:rPr>
+          <w:rFonts w:ascii="Calibri" w:hAnsi="Calibri" w:cs="Calibri"/>
+          <w:sz w:val="28"/>
+          <w:szCs w:val="28"/>
+        </w:rPr>
+        <w:t>Für das Erfassen des Raumklimas sind Sensoreinheiten zuständig. Diese übermitteln die erfassten Informationen an die zentrale Steuerung, welche entsprechend den Einstellungen auf der Weboberfläche das Heiz- und Kühlelement sowie die Lüfter ansteuert.</w:t>
+      </w:r>
+    </w:p>
+    <w:p>
+      <w:pPr>
+        <w:jc w:val="both"/>
+        <w:rPr>
+          <w:rFonts w:ascii="Calibri" w:hAnsi="Calibri" w:cs="Calibri"/>
+          <w:sz w:val="28"/>
+          <w:szCs w:val="28"/>
+        </w:rPr>
+      </w:pPr>
+    </w:p>
+    <w:p>
+      <w:pPr>
+        <w:jc w:val="both"/>
+        <w:rPr>
+          <w:rFonts w:ascii="Calibri" w:hAnsi="Calibri" w:cs="Calibri"/>
+          <w:sz w:val="28"/>
+          <w:szCs w:val="28"/>
+        </w:rPr>
+      </w:pPr>
+    </w:p>
+    <w:p>
+      <w:pPr>
+        <w:jc w:val="both"/>
+        <w:rPr>
+          <w:rFonts w:ascii="Calibri" w:hAnsi="Calibri" w:cs="Calibri"/>
+          <w:sz w:val="28"/>
+          <w:szCs w:val="28"/>
+        </w:rPr>
+      </w:pPr>
+    </w:p>
+    <w:p>
+      <w:pPr>
+        <w:jc w:val="both"/>
+        <w:rPr>
+          <w:rFonts w:ascii="Calibri" w:hAnsi="Calibri" w:cs="Calibri"/>
+          <w:sz w:val="28"/>
+          <w:szCs w:val="28"/>
+        </w:rPr>
+      </w:pPr>
+    </w:p>
+    <w:p>
+      <w:pPr>
+        <w:pStyle w:val="berschrift3"/>
+        <w:jc w:val="both"/>
+        <w:rPr>
+          <w:b/>
+          <w:bCs/>
+        </w:rPr>
+      </w:pPr>
+      <w:bookmarkStart w:id="4" w:name="_Toc243317558"/>
+      <w:r>
+        <w:rPr>
+          <w:b/>
+          <w:bCs/>
+        </w:rPr>
+        <w:lastRenderedPageBreak/>
+        <w:t xml:space="preserve">1.1.3 </w:t>
+      </w:r>
+      <w:r>
+        <w:rPr>
+          <w:b/>
+          <w:bCs/>
+        </w:rPr>
+        <w:t>Projektansatz</w:t>
+      </w:r>
+      <w:bookmarkEnd w:id="4"/>
+    </w:p>
+    <w:p>
+      <w:pPr>
+        <w:rPr>
+          <w:sz w:val="28"/>
+          <w:szCs w:val="28"/>
+        </w:rPr>
+      </w:pPr>
+    </w:p>
+    <w:p>
+      <w:pPr>
+        <w:jc w:val="both"/>
+        <w:rPr>
+          <w:rFonts w:ascii="Calibri" w:hAnsi="Calibri" w:cs="Calibri"/>
+          <w:sz w:val="28"/>
+          <w:szCs w:val="28"/>
+        </w:rPr>
+      </w:pPr>
+      <w:r>
+        <w:rPr>
+          <w:rFonts w:ascii="Calibri" w:hAnsi="Calibri" w:cs="Calibri"/>
+          <w:sz w:val="28"/>
+          <w:szCs w:val="28"/>
+        </w:rPr>
+        <w:t>Der Ansatz ist die Entwicklung einer kompakten Klimasteuereinheit und drahtloser Sensoreinheiten, deren Funktion und Zusammenspiel in einer Modellwohnung getestet und demonstriert werden sollen.</w:t>
+      </w:r>
+    </w:p>
+    <w:p>
+      <w:pPr>
+        <w:jc w:val="both"/>
+        <w:rPr>
+          <w:rFonts w:ascii="Calibri" w:hAnsi="Calibri" w:cs="Calibri"/>
+          <w:sz w:val="28"/>
+          <w:szCs w:val="28"/>
+        </w:rPr>
+      </w:pPr>
+    </w:p>
+    <w:p>
+      <w:pPr>
+        <w:pStyle w:val="berschrift2"/>
+        <w:jc w:val="both"/>
+        <w:rPr>
+          <w:rFonts w:ascii="Calibri" w:hAnsi="Calibri" w:cs="Calibri"/>
+          <w:b/>
+          <w:bCs/>
+        </w:rPr>
+      </w:pPr>
+      <w:bookmarkStart w:id="5" w:name="_Toc243317559"/>
+      <w:r>
+        <w:rPr>
+          <w:rFonts w:ascii="Calibri" w:hAnsi="Calibri" w:cs="Calibri"/>
+          <w:b/>
+          <w:bCs/>
+        </w:rPr>
+        <w:t>1.2 Projektziel</w:t>
+      </w:r>
+      <w:bookmarkEnd w:id="5"/>
+    </w:p>
+    <w:p/>
+    <w:p>
+      <w:pPr>
+        <w:jc w:val="both"/>
+        <w:rPr>
+          <w:rFonts w:ascii="Calibri" w:hAnsi="Calibri" w:cs="Calibri"/>
+          <w:sz w:val="28"/>
+          <w:szCs w:val="28"/>
+        </w:rPr>
+      </w:pPr>
+      <w:r>
+        <w:rPr>
+          <w:rFonts w:ascii="Calibri" w:hAnsi="Calibri" w:cs="Calibri"/>
+          <w:sz w:val="28"/>
+          <w:szCs w:val="28"/>
+        </w:rPr>
+        <w:t>Das vorgesehene Hauptziel ist die Entwicklung einer intelligenten Klimasteuerung für eine Modellwohnung. Das Raumklima sowie die gewünschte Zieltemperatur und weitere Funktionen sollen über eine Weboberfläche angezeigt und eingestellt werden können.</w:t>
+      </w:r>
+    </w:p>
+    <w:p>
+      <w:pPr>
+        <w:jc w:val="both"/>
+        <w:rPr>
+          <w:rFonts w:ascii="Calibri" w:hAnsi="Calibri" w:cs="Calibri"/>
+          <w:sz w:val="28"/>
+          <w:szCs w:val="28"/>
+        </w:rPr>
+      </w:pPr>
+      <w:r>
+        <w:rPr>
+          <w:rFonts w:ascii="Calibri" w:hAnsi="Calibri" w:cs="Calibri"/>
+          <w:sz w:val="28"/>
+          <w:szCs w:val="28"/>
+        </w:rPr>
+        <w:t>Zur Erfassung des Raumklimas sollen drahtlose Sensoreinheiten eingesetzt werden, welche die Temperatur, Luftfeuchtigkeit und Luftqualität messen und die erfassten Daten an die zentrale Steuereinheit übermitteln.</w:t>
+      </w:r>
+    </w:p>
+    <w:p>
+      <w:pPr>
+        <w:jc w:val="both"/>
+        <w:rPr>
+          <w:rFonts w:ascii="Calibri" w:hAnsi="Calibri" w:cs="Calibri"/>
+          <w:sz w:val="28"/>
+          <w:szCs w:val="28"/>
+        </w:rPr>
+      </w:pPr>
+      <w:r>
+        <w:rPr>
+          <w:rFonts w:ascii="Calibri" w:hAnsi="Calibri" w:cs="Calibri"/>
+          <w:sz w:val="28"/>
+          <w:szCs w:val="28"/>
+        </w:rPr>
+        <w:t>Mit einem Peltier-Modul wird das thermoelektrische Heizen und Kühlen ermöglicht. Die Steuereinheit soll anhand der gemessenen Raumtemperatur und der eingestellten Zieltemperatur das Peltier-Modul entsprechend ansteuern. Ebenfalls sollen PWM-gesteuerte Lüfter zur Luftzirkulation und zum Luftaustausch eingesetzt werden.</w:t>
+      </w:r>
+    </w:p>
+    <w:p>
+      <w:pPr>
+        <w:jc w:val="both"/>
+        <w:rPr>
+          <w:rFonts w:ascii="Calibri" w:hAnsi="Calibri" w:cs="Calibri"/>
+          <w:sz w:val="28"/>
+          <w:szCs w:val="28"/>
+        </w:rPr>
+      </w:pPr>
+      <w:r>
+        <w:rPr>
+          <w:rFonts w:ascii="Calibri" w:hAnsi="Calibri" w:cs="Calibri"/>
+          <w:sz w:val="28"/>
+          <w:szCs w:val="28"/>
+        </w:rPr>
+        <w:t>Die Bedienung erfolgt über eine Weboberfläche, welche von der Steuereinheit bereitgestellt wird und sowohl auf PCs und Laptops als auch auf mobilen Geräten nutzbar sein soll.</w:t>
+      </w:r>
+    </w:p>
+    <w:p>
+      <w:pPr>
+        <w:jc w:val="both"/>
+        <w:rPr>
+          <w:rFonts w:ascii="Calibri" w:hAnsi="Calibri" w:cs="Calibri"/>
+          <w:sz w:val="28"/>
+          <w:szCs w:val="28"/>
+        </w:rPr>
+      </w:pPr>
+      <w:r>
+        <w:rPr>
+          <w:rFonts w:ascii="Calibri" w:hAnsi="Calibri" w:cs="Calibri"/>
+          <w:sz w:val="28"/>
+          <w:szCs w:val="28"/>
+        </w:rPr>
+        <w:t>Das gesamte System soll in einer Modellwohnung aufgebaut, getestet und demonstriert werden.</w:t>
+      </w:r>
+    </w:p>
+    <w:p>
+      <w:pPr>
+        <w:jc w:val="both"/>
+        <w:rPr>
+          <w:rFonts w:ascii="Calibri" w:hAnsi="Calibri" w:cs="Calibri"/>
+          <w:sz w:val="28"/>
+          <w:szCs w:val="28"/>
+        </w:rPr>
+      </w:pPr>
+    </w:p>
+    <w:p>
+      <w:pPr>
+        <w:jc w:val="both"/>
+        <w:rPr>
+          <w:rFonts w:ascii="Calibri" w:hAnsi="Calibri" w:cs="Calibri"/>
+          <w:sz w:val="28"/>
+          <w:szCs w:val="28"/>
+        </w:rPr>
+      </w:pPr>
+    </w:p>
+    <w:p>
+      <w:pPr>
+        <w:jc w:val="both"/>
+        <w:rPr>
+          <w:rFonts w:ascii="Calibri" w:hAnsi="Calibri" w:cs="Calibri"/>
+        </w:rPr>
+      </w:pPr>
+    </w:p>
+    <w:p>
+      <w:pPr>
+        <w:pStyle w:val="berschrift2"/>
+        <w:jc w:val="both"/>
+        <w:rPr>
+          <w:rFonts w:ascii="Calibri" w:hAnsi="Calibri" w:cs="Calibri"/>
+          <w:b/>
+          <w:bCs/>
+        </w:rPr>
+      </w:pPr>
+      <w:bookmarkStart w:id="6" w:name="_Toc243317560"/>
+      <w:r>
+        <w:rPr>
+          <w:rFonts w:ascii="Calibri" w:hAnsi="Calibri" w:cs="Calibri"/>
+          <w:b/>
+          <w:bCs/>
+        </w:rPr>
+        <w:lastRenderedPageBreak/>
+        <w:t>1.3 Aufgabenstellung und Abgrenzung</w:t>
+      </w:r>
+      <w:bookmarkEnd w:id="6"/>
+    </w:p>
+    <w:p>
+      <w:pPr>
+        <w:rPr>
+          <w:sz w:val="28"/>
+          <w:szCs w:val="28"/>
+        </w:rPr>
+      </w:pPr>
+    </w:p>
+    <w:p>
+      <w:pPr>
+        <w:pStyle w:val="berschrift3"/>
+        <w:jc w:val="both"/>
+        <w:rPr>
+          <w:b/>
+          <w:bCs/>
+        </w:rPr>
+      </w:pPr>
+      <w:bookmarkStart w:id="7" w:name="_Toc243317561"/>
+      <w:r>
+        <w:rPr>
+          <w:b/>
+          <w:bCs/>
+        </w:rPr>
+        <w:t xml:space="preserve">1.3.1 </w:t>
+      </w:r>
+      <w:r>
+        <w:rPr>
+          <w:b/>
+          <w:bCs/>
+        </w:rPr>
+        <w:t>Aufgabenstellung</w:t>
+      </w:r>
+      <w:bookmarkEnd w:id="7"/>
+    </w:p>
+    <w:p/>
+    <w:p>
+      <w:pPr>
+        <w:jc w:val="both"/>
+        <w:rPr>
+          <w:rFonts w:ascii="Calibri" w:hAnsi="Calibri" w:cs="Calibri"/>
+          <w:sz w:val="28"/>
+          <w:szCs w:val="28"/>
+        </w:rPr>
+      </w:pPr>
+      <w:r>
+        <w:rPr>
+          <w:rFonts w:ascii="Calibri" w:hAnsi="Calibri" w:cs="Calibri"/>
+          <w:sz w:val="28"/>
+          <w:szCs w:val="28"/>
+        </w:rPr>
+        <w:t>Für die Umsetzung des Projekts müssen mehrere Hardware- und Softwarekomponenten entwickelt und miteinander verbunden werden.</w:t>
+      </w:r>
+    </w:p>
+    <w:p>
+      <w:pPr>
+        <w:jc w:val="both"/>
+        <w:rPr>
+          <w:rFonts w:ascii="Calibri" w:hAnsi="Calibri" w:cs="Calibri"/>
+          <w:sz w:val="28"/>
+          <w:szCs w:val="28"/>
+        </w:rPr>
+      </w:pPr>
+      <w:r>
+        <w:rPr>
+          <w:rFonts w:ascii="Calibri" w:hAnsi="Calibri" w:cs="Calibri"/>
+          <w:sz w:val="28"/>
+          <w:szCs w:val="28"/>
+        </w:rPr>
+        <w:t>Die zentrale Aufgabe ist die Entwicklung einer eigenen Steuerplatine auf Basis eines ESP32-S3. Diese übernimmt die Verarbeitung der Sensordaten sowie die Ansteuerung des Peltier-Moduls und der Lüfter. Dazu müssen die benötigten Schaltungen entwickelt, die Bauteile ausgewählt und eine Leiterplatte entworfen werden.</w:t>
+      </w:r>
+    </w:p>
+    <w:p>
+      <w:pPr>
+        <w:jc w:val="both"/>
+        <w:rPr>
+          <w:rFonts w:ascii="Calibri" w:hAnsi="Calibri" w:cs="Calibri"/>
+          <w:sz w:val="28"/>
+          <w:szCs w:val="28"/>
+        </w:rPr>
+      </w:pPr>
+      <w:r>
+        <w:rPr>
+          <w:rFonts w:ascii="Calibri" w:hAnsi="Calibri" w:cs="Calibri"/>
+          <w:sz w:val="28"/>
+          <w:szCs w:val="28"/>
+        </w:rPr>
+        <w:t>Zusätzlich sollen drahtlose Sensoreinheiten entwickelt werden, welche die Temperatur, Luftfeuchtigkeit und Luftqualität erfassen und an die zentrale Steuereinheit übertragen.</w:t>
+      </w:r>
+    </w:p>
+    <w:p>
+      <w:pPr>
+        <w:jc w:val="both"/>
+        <w:rPr>
+          <w:rFonts w:ascii="Calibri" w:hAnsi="Calibri" w:cs="Calibri"/>
+          <w:sz w:val="28"/>
+          <w:szCs w:val="28"/>
+        </w:rPr>
+      </w:pPr>
+      <w:r>
+        <w:rPr>
+          <w:rFonts w:ascii="Calibri" w:hAnsi="Calibri" w:cs="Calibri"/>
+          <w:sz w:val="28"/>
+          <w:szCs w:val="28"/>
+        </w:rPr>
+        <w:t>Ein weiterer Bestandteil ist die Entwicklung der Firmware und einer Weboberfläche, über welche die Messwerte angezeigt und die Einstellungen des Systems verändert werden können.</w:t>
+      </w:r>
+    </w:p>
+    <w:p>
+      <w:pPr>
+        <w:jc w:val="both"/>
+        <w:rPr>
+          <w:rFonts w:ascii="Calibri" w:hAnsi="Calibri" w:cs="Calibri"/>
+          <w:sz w:val="28"/>
+          <w:szCs w:val="28"/>
+        </w:rPr>
+      </w:pPr>
+      <w:r>
+        <w:rPr>
+          <w:rFonts w:ascii="Calibri" w:hAnsi="Calibri" w:cs="Calibri"/>
+          <w:sz w:val="28"/>
+          <w:szCs w:val="28"/>
+        </w:rPr>
+        <w:t>Abschließend sollen alle Komponenten in eine Modellwohnung integriert und auf ihre Funktion überprüft werden.</w:t>
+      </w:r>
+    </w:p>
+    <w:p>
+      <w:pPr>
+        <w:jc w:val="both"/>
+        <w:rPr>
+          <w:rFonts w:ascii="Calibri" w:hAnsi="Calibri" w:cs="Calibri"/>
+          <w:sz w:val="28"/>
+          <w:szCs w:val="28"/>
+        </w:rPr>
+      </w:pPr>
+    </w:p>
+    <w:p>
+      <w:pPr>
+        <w:pStyle w:val="berschrift3"/>
+        <w:jc w:val="both"/>
+        <w:rPr>
+          <w:b/>
+          <w:bCs/>
+        </w:rPr>
+      </w:pPr>
+      <w:bookmarkStart w:id="8" w:name="_Toc243317562"/>
+      <w:r>
+        <w:rPr>
+          <w:b/>
+          <w:bCs/>
+        </w:rPr>
+        <w:t xml:space="preserve">1.3.2 </w:t>
+      </w:r>
+      <w:r>
+        <w:rPr>
+          <w:b/>
+          <w:bCs/>
+        </w:rPr>
+        <w:t>Abgrenzung</w:t>
+      </w:r>
+      <w:bookmarkEnd w:id="8"/>
+    </w:p>
+    <w:p/>
+    <w:p>
+      <w:pPr>
+        <w:jc w:val="both"/>
+        <w:rPr>
+          <w:rFonts w:ascii="Calibri" w:hAnsi="Calibri" w:cs="Calibri"/>
+          <w:sz w:val="28"/>
+          <w:szCs w:val="28"/>
+        </w:rPr>
+      </w:pPr>
+      <w:r>
+        <w:rPr>
+          <w:rFonts w:ascii="Calibri" w:hAnsi="Calibri" w:cs="Calibri"/>
+          <w:sz w:val="28"/>
+          <w:szCs w:val="28"/>
+        </w:rPr>
+        <w:t>Das Projekt dient der Entwicklung und Demonstration eines funktionsfähigen Prototyps. Die Klimasteuerung wird für eine Modellwohnung ausgelegt und ist nicht für die Klimatisierung eines tatsächlichen Wohnraums vorgesehen.</w:t>
+      </w:r>
+    </w:p>
+    <w:p>
+      <w:pPr>
+        <w:jc w:val="both"/>
+        <w:rPr>
+          <w:rFonts w:ascii="Calibri" w:hAnsi="Calibri" w:cs="Calibri"/>
+          <w:sz w:val="28"/>
+          <w:szCs w:val="28"/>
+        </w:rPr>
+      </w:pPr>
+      <w:r>
+        <w:rPr>
+          <w:rFonts w:ascii="Calibri" w:hAnsi="Calibri" w:cs="Calibri"/>
+          <w:sz w:val="28"/>
+          <w:szCs w:val="28"/>
+        </w:rPr>
+        <w:t>Die Luftfeuchtigkeit wird erfasst, jedoch nicht aktiv geregelt. Ebenso ist keine vollständige Luftreinigung vorgesehen. Die Luftqualität soll durch den Luftaustausch beeinflusst werden.</w:t>
+      </w:r>
+    </w:p>
+    <w:p>
+      <w:pPr>
+        <w:pStyle w:val="berschrift1"/>
+        <w:jc w:val="both"/>
         <w:rPr>
           <w:rFonts w:ascii="Calibri" w:hAnsi="Calibri" w:cs="Calibri"/>
           <w:b/>
@@ -27,292 +2054,18 @@
           <w:sz w:val="36"/>
           <w:szCs w:val="36"/>
         </w:rPr>
-        <w:t>Einleitung</w:t>
-      </w:r>
-    </w:p>
-    <w:p>
-      <w:pPr>
-        <w:pStyle w:val="berschrift2"/>
+      </w:pPr>
+      <w:bookmarkStart w:id="9" w:name="_Toc243317563"/>
+      <w:r>
         <w:rPr>
           <w:rFonts w:ascii="Calibri" w:hAnsi="Calibri" w:cs="Calibri"/>
           <w:b/>
           <w:bCs/>
-          <w:sz w:val="28"/>
-          <w:szCs w:val="28"/>
-        </w:rPr>
-      </w:pPr>
-      <w:r>
-        <w:rPr>
-          <w:rFonts w:ascii="Calibri" w:hAnsi="Calibri" w:cs="Calibri"/>
-          <w:b/>
-          <w:bCs/>
-          <w:sz w:val="28"/>
-          <w:szCs w:val="28"/>
-        </w:rPr>
-        <w:t>1.1 Ausgangslage</w:t>
-      </w:r>
-    </w:p>
-    <w:p>
-      <w:pPr>
-        <w:rPr>
-          <w:rFonts w:ascii="Calibri" w:hAnsi="Calibri" w:cs="Calibri"/>
-        </w:rPr>
-      </w:pPr>
-      <w:r>
-        <w:rPr>
-          <w:rFonts w:ascii="Calibri" w:hAnsi="Calibri" w:cs="Calibri"/>
-          <w:b/>
-          <w:bCs/>
-        </w:rPr>
-        <w:t>Ausgangssituation</w:t>
-      </w:r>
-    </w:p>
-    <w:p>
-      <w:pPr>
-        <w:rPr>
-          <w:rFonts w:ascii="Calibri" w:hAnsi="Calibri" w:cs="Calibri"/>
-        </w:rPr>
-      </w:pPr>
-      <w:r>
-        <w:rPr>
-          <w:rFonts w:ascii="Calibri" w:hAnsi="Calibri" w:cs="Calibri"/>
-        </w:rPr>
-        <w:t>Das Raumklima eines Modellraums wird durch die Temperatur, Luftfeuchtigkeit und Luftqualität beschrieben. Es soll ein System entwickelt werden, welches diese Größen erfassen und verarbeiten kann, sodass die Raumtemperatur entsprechend den Einstellungen des Nutzers geregelt und die Belüftung gesteuert werden kann.</w:t>
-      </w:r>
-    </w:p>
-    <w:p>
-      <w:pPr>
-        <w:rPr>
-          <w:rFonts w:ascii="Calibri" w:hAnsi="Calibri" w:cs="Calibri"/>
-        </w:rPr>
-      </w:pPr>
-      <w:r>
-        <w:rPr>
-          <w:rFonts w:ascii="Calibri" w:hAnsi="Calibri" w:cs="Calibri"/>
-          <w:b/>
-          <w:bCs/>
-        </w:rPr>
-        <w:t>Technische Herausforderung</w:t>
-      </w:r>
-    </w:p>
-    <w:p>
-      <w:pPr>
-        <w:rPr>
-          <w:rFonts w:ascii="Calibri" w:hAnsi="Calibri" w:cs="Calibri"/>
-        </w:rPr>
-      </w:pPr>
-      <w:r>
-        <w:rPr>
-          <w:rFonts w:ascii="Calibri" w:hAnsi="Calibri" w:cs="Calibri"/>
-        </w:rPr>
-        <w:t>Damit dieses System umgesetzt werden kann, müssen mehrere technische Komponenten miteinander verbunden werden.</w:t>
-      </w:r>
-    </w:p>
-    <w:p>
-      <w:pPr>
-        <w:rPr>
-          <w:rFonts w:ascii="Calibri" w:hAnsi="Calibri" w:cs="Calibri"/>
-        </w:rPr>
-      </w:pPr>
-      <w:r>
-        <w:rPr>
-          <w:rFonts w:ascii="Calibri" w:hAnsi="Calibri" w:cs="Calibri"/>
-        </w:rPr>
-        <w:t>Für das Erfassen des Raumklimas sind Sensoreinheiten zuständig. Diese übermitteln die erfassten Informationen an die zentrale Steuerung, welche entsprechend den Einstellungen auf der Weboberfläche das Heiz- und Kühlelement sowie die Lüfter ansteuert.</w:t>
-      </w:r>
-    </w:p>
-    <w:p>
-      <w:pPr>
-        <w:rPr>
-          <w:rFonts w:ascii="Calibri" w:hAnsi="Calibri" w:cs="Calibri"/>
-        </w:rPr>
-      </w:pPr>
-      <w:r>
-        <w:rPr>
-          <w:rFonts w:ascii="Calibri" w:hAnsi="Calibri" w:cs="Calibri"/>
-          <w:b/>
-          <w:bCs/>
-        </w:rPr>
-        <w:t>Projektansatz</w:t>
-      </w:r>
-    </w:p>
-    <w:p>
-      <w:pPr>
-        <w:rPr>
-          <w:rFonts w:ascii="Calibri" w:hAnsi="Calibri" w:cs="Calibri"/>
-        </w:rPr>
-      </w:pPr>
-      <w:r>
-        <w:rPr>
-          <w:rFonts w:ascii="Calibri" w:hAnsi="Calibri" w:cs="Calibri"/>
-        </w:rPr>
-        <w:t>Der Ansatz ist die Entwicklung einer kompakten Klimasteuereinheit und drahtloser Sensoreinheiten, deren Funktion und Zusammenspiel in einer Modellwohnung getestet und demonstriert werden sollen.</w:t>
-      </w:r>
-    </w:p>
-    <w:p>
-      <w:pPr>
-        <w:rPr>
-          <w:rFonts w:ascii="Calibri" w:hAnsi="Calibri" w:cs="Calibri"/>
-        </w:rPr>
-      </w:pPr>
-    </w:p>
-    <w:p>
-      <w:pPr>
-        <w:rPr>
-          <w:rFonts w:ascii="Calibri" w:hAnsi="Calibri" w:cs="Calibri"/>
-        </w:rPr>
-      </w:pPr>
-    </w:p>
-    <w:p>
-      <w:pPr>
-        <w:rPr>
-          <w:rFonts w:ascii="Calibri" w:hAnsi="Calibri" w:cs="Calibri"/>
-        </w:rPr>
-      </w:pPr>
-    </w:p>
-    <w:p>
-      <w:pPr>
-        <w:rPr>
-          <w:rFonts w:ascii="Calibri" w:hAnsi="Calibri" w:cs="Calibri"/>
-        </w:rPr>
-      </w:pPr>
-    </w:p>
-    <w:p>
-      <w:pPr>
-        <w:rPr>
-          <w:rFonts w:ascii="Calibri" w:hAnsi="Calibri" w:cs="Calibri"/>
-        </w:rPr>
-      </w:pPr>
-    </w:p>
-    <w:p>
-      <w:pPr>
-        <w:rPr>
-          <w:rFonts w:ascii="Calibri" w:hAnsi="Calibri" w:cs="Calibri"/>
-        </w:rPr>
-      </w:pPr>
-    </w:p>
-    <w:p>
-      <w:pPr>
-        <w:rPr>
-          <w:rFonts w:ascii="Calibri" w:hAnsi="Calibri" w:cs="Calibri"/>
-        </w:rPr>
-      </w:pPr>
-    </w:p>
-    <w:p>
-      <w:pPr>
-        <w:rPr>
-          <w:rFonts w:ascii="Calibri" w:hAnsi="Calibri" w:cs="Calibri"/>
-        </w:rPr>
-      </w:pPr>
-    </w:p>
-    <w:p>
-      <w:pPr>
-        <w:rPr>
-          <w:rFonts w:ascii="Calibri" w:hAnsi="Calibri" w:cs="Calibri"/>
-        </w:rPr>
-      </w:pPr>
-    </w:p>
-    <w:p>
-      <w:pPr>
-        <w:rPr>
-          <w:rFonts w:ascii="Calibri" w:hAnsi="Calibri" w:cs="Calibri"/>
-        </w:rPr>
-      </w:pPr>
-    </w:p>
-    <w:p>
-      <w:pPr>
-        <w:rPr>
-          <w:rFonts w:ascii="Calibri" w:hAnsi="Calibri" w:cs="Calibri"/>
-        </w:rPr>
-      </w:pPr>
-    </w:p>
-    <w:p>
-      <w:pPr>
-        <w:rPr>
-          <w:rFonts w:ascii="Calibri" w:hAnsi="Calibri" w:cs="Calibri"/>
-        </w:rPr>
-      </w:pPr>
-    </w:p>
-    <w:p>
-      <w:pPr>
-        <w:rPr>
-          <w:rFonts w:ascii="Calibri" w:hAnsi="Calibri" w:cs="Calibri"/>
-        </w:rPr>
-      </w:pPr>
-    </w:p>
-    <w:p>
-      <w:pPr>
-        <w:pStyle w:val="berschrift2"/>
-        <w:rPr>
-          <w:rFonts w:ascii="Calibri" w:hAnsi="Calibri" w:cs="Calibri"/>
-          <w:b/>
-          <w:bCs/>
-          <w:sz w:val="28"/>
-          <w:szCs w:val="28"/>
-        </w:rPr>
-      </w:pPr>
-      <w:r>
-        <w:rPr>
-          <w:rFonts w:ascii="Calibri" w:hAnsi="Calibri" w:cs="Calibri"/>
-          <w:b/>
-          <w:bCs/>
-          <w:sz w:val="28"/>
-          <w:szCs w:val="28"/>
         </w:rPr>
         <w:lastRenderedPageBreak/>
-        <w:t>1.2 Projektziel</w:t>
-      </w:r>
-    </w:p>
-    <w:p>
-      <w:r>
-        <w:t xml:space="preserve">Das vorgesehene Hauptziel ist die Entwicklung einer intelligenten Klimasteuerung für eine Modellwohnung. Das Raumklima sowie die gewünschte Zieltemperatur und andere Funktionen sollen über eine Weboberfläche angezeigt und eingestellt werden können. </w:t>
-      </w:r>
-    </w:p>
-    <w:p>
-      <w:r>
-        <w:t xml:space="preserve">Durch Thermoelektrische Kühlung </w:t>
-      </w:r>
-    </w:p>
-    <w:p/>
-    <w:p>
-      <w:pPr>
-        <w:pStyle w:val="berschrift2"/>
-        <w:rPr>
-          <w:rFonts w:ascii="Calibri" w:hAnsi="Calibri" w:cs="Calibri"/>
-          <w:b/>
-          <w:bCs/>
-          <w:sz w:val="28"/>
-          <w:szCs w:val="28"/>
-        </w:rPr>
-      </w:pPr>
-      <w:r>
-        <w:rPr>
-          <w:rFonts w:ascii="Calibri" w:hAnsi="Calibri" w:cs="Calibri"/>
-          <w:b/>
-          <w:bCs/>
-          <w:sz w:val="28"/>
-          <w:szCs w:val="28"/>
-        </w:rPr>
-        <w:t>1.3 Aufgabenstellung und Abgrenzung</w:t>
-      </w:r>
-    </w:p>
-    <w:p>
-      <w:pPr>
-        <w:pStyle w:val="berschrift1"/>
-        <w:rPr>
-          <w:rFonts w:ascii="Calibri" w:hAnsi="Calibri" w:cs="Calibri"/>
-          <w:b/>
-          <w:bCs/>
-        </w:rPr>
-      </w:pPr>
-      <w:r>
-        <w:rPr>
-          <w:rFonts w:ascii="Calibri" w:hAnsi="Calibri" w:cs="Calibri"/>
-          <w:b/>
-          <w:bCs/>
-        </w:rPr>
         <w:t xml:space="preserve">2. </w:t>
       </w:r>
+      <w:bookmarkEnd w:id="9"/>
       <w:r>
         <w:rPr>
           <w:rFonts w:ascii="Calibri" w:hAnsi="Calibri" w:cs="Calibri"/>
@@ -321,12 +2074,14 @@
           <w:sz w:val="36"/>
           <w:szCs w:val="36"/>
         </w:rPr>
-        <w:t>Anforderungsanalyse</w:t>
-      </w:r>
-    </w:p>
+        <w:t>Pflichtenheft</w:t>
+      </w:r>
+    </w:p>
+    <w:p/>
     <w:p>
       <w:pPr>
         <w:pStyle w:val="berschrift2"/>
+        <w:jc w:val="both"/>
         <w:rPr>
           <w:rFonts w:ascii="Calibri" w:hAnsi="Calibri" w:cs="Calibri"/>
           <w:b/>
@@ -335,6 +2090,7 @@
           <w:szCs w:val="28"/>
         </w:rPr>
       </w:pPr>
+      <w:bookmarkStart w:id="10" w:name="_Toc243317564"/>
       <w:r>
         <w:rPr>
           <w:rFonts w:ascii="Calibri" w:hAnsi="Calibri" w:cs="Calibri"/>
@@ -343,12 +2099,10 @@
           <w:sz w:val="28"/>
           <w:szCs w:val="28"/>
         </w:rPr>
-        <w:t>2.1 Funktionale Anforderungen</w:t>
-      </w:r>
-    </w:p>
-    <w:p>
-      <w:pPr>
-        <w:pStyle w:val="berschrift2"/>
+        <w:t xml:space="preserve">2.1 </w:t>
+      </w:r>
+      <w:bookmarkEnd w:id="10"/>
+      <w:r>
         <w:rPr>
           <w:rFonts w:ascii="Calibri" w:hAnsi="Calibri" w:cs="Calibri"/>
           <w:b/>
@@ -356,8 +2110,463 @@
           <w:sz w:val="28"/>
           <w:szCs w:val="28"/>
         </w:rPr>
-      </w:pPr>
-      <w:r>
+        <w:t>Funktionale Anforderungen</w:t>
+      </w:r>
+    </w:p>
+    <w:p/>
+    <w:tbl>
+      <w:tblPr>
+        <w:tblStyle w:val="Gitternetztabelle3"/>
+        <w:tblW w:w="0" w:type="auto"/>
+        <w:tblLook w:val="04A0" w:firstRow="1" w:lastRow="0" w:firstColumn="1" w:lastColumn="0" w:noHBand="0" w:noVBand="1"/>
+      </w:tblPr>
+      <w:tblGrid>
+        <w:gridCol w:w="1555"/>
+        <w:gridCol w:w="7507"/>
+      </w:tblGrid>
+      <w:tr>
+        <w:trPr>
+          <w:cnfStyle w:val="100000000000" w:firstRow="1" w:lastRow="0" w:firstColumn="0" w:lastColumn="0" w:oddVBand="0" w:evenVBand="0" w:oddHBand="0" w:evenHBand="0" w:firstRowFirstColumn="0" w:firstRowLastColumn="0" w:lastRowFirstColumn="0" w:lastRowLastColumn="0"/>
+          <w:trHeight w:val="568"/>
+        </w:trPr>
+        <w:tc>
+          <w:tcPr>
+            <w:cnfStyle w:val="001000000100" w:firstRow="0" w:lastRow="0" w:firstColumn="1" w:lastColumn="0" w:oddVBand="0" w:evenVBand="0" w:oddHBand="0" w:evenHBand="0" w:firstRowFirstColumn="1" w:firstRowLastColumn="0" w:lastRowFirstColumn="0" w:lastRowLastColumn="0"/>
+            <w:tcW w:w="1555" w:type="dxa"/>
+          </w:tcPr>
+          <w:p>
+            <w:pPr>
+              <w:jc w:val="center"/>
+              <w:rPr>
+                <w:b w:val="0"/>
+                <w:bCs w:val="0"/>
+                <w:color w:val="0F4761" w:themeColor="accent1" w:themeShade="BF"/>
+              </w:rPr>
+            </w:pPr>
+            <w:r>
+              <w:rPr>
+                <w:b w:val="0"/>
+                <w:bCs w:val="0"/>
+                <w:color w:val="0F4761" w:themeColor="accent1" w:themeShade="BF"/>
+              </w:rPr>
+              <w:t>ID</w:t>
+            </w:r>
+          </w:p>
+        </w:tc>
+        <w:tc>
+          <w:tcPr>
+            <w:tcW w:w="7507" w:type="dxa"/>
+          </w:tcPr>
+          <w:p>
+            <w:pPr>
+              <w:jc w:val="center"/>
+              <w:cnfStyle w:val="100000000000" w:firstRow="1" w:lastRow="0" w:firstColumn="0" w:lastColumn="0" w:oddVBand="0" w:evenVBand="0" w:oddHBand="0" w:evenHBand="0" w:firstRowFirstColumn="0" w:firstRowLastColumn="0" w:lastRowFirstColumn="0" w:lastRowLastColumn="0"/>
+              <w:rPr>
+                <w:b w:val="0"/>
+                <w:bCs w:val="0"/>
+                <w:color w:val="0F4761" w:themeColor="accent1" w:themeShade="BF"/>
+              </w:rPr>
+            </w:pPr>
+            <w:r>
+              <w:rPr>
+                <w:b w:val="0"/>
+                <w:bCs w:val="0"/>
+                <w:color w:val="0F4761" w:themeColor="accent1" w:themeShade="BF"/>
+              </w:rPr>
+              <w:t>Funktionale Anforderung</w:t>
+            </w:r>
+          </w:p>
+        </w:tc>
+      </w:tr>
+      <w:tr>
+        <w:trPr>
+          <w:cnfStyle w:val="000000100000" w:firstRow="0" w:lastRow="0" w:firstColumn="0" w:lastColumn="0" w:oddVBand="0" w:evenVBand="0" w:oddHBand="1" w:evenHBand="0" w:firstRowFirstColumn="0" w:firstRowLastColumn="0" w:lastRowFirstColumn="0" w:lastRowLastColumn="0"/>
+        </w:trPr>
+        <w:tc>
+          <w:tcPr>
+            <w:cnfStyle w:val="001000000000" w:firstRow="0" w:lastRow="0" w:firstColumn="1" w:lastColumn="0" w:oddVBand="0" w:evenVBand="0" w:oddHBand="0" w:evenHBand="0" w:firstRowFirstColumn="0" w:firstRowLastColumn="0" w:lastRowFirstColumn="0" w:lastRowLastColumn="0"/>
+            <w:tcW w:w="1555" w:type="dxa"/>
+          </w:tcPr>
+          <w:p>
+            <w:pPr>
+              <w:spacing w:after="160" w:line="278" w:lineRule="auto"/>
+              <w:jc w:val="center"/>
+              <w:rPr>
+                <w:rFonts w:ascii="Calibri" w:hAnsi="Calibri" w:cs="Calibri"/>
+              </w:rPr>
+            </w:pPr>
+            <w:r>
+              <w:rPr>
+                <w:rFonts w:ascii="Calibri" w:hAnsi="Calibri" w:cs="Calibri"/>
+              </w:rPr>
+              <w:t>F01</w:t>
+            </w:r>
+          </w:p>
+        </w:tc>
+        <w:tc>
+          <w:tcPr>
+            <w:tcW w:w="7507" w:type="dxa"/>
+          </w:tcPr>
+          <w:p>
+            <w:pPr>
+              <w:spacing w:after="160" w:line="278" w:lineRule="auto"/>
+              <w:cnfStyle w:val="000000100000" w:firstRow="0" w:lastRow="0" w:firstColumn="0" w:lastColumn="0" w:oddVBand="0" w:evenVBand="0" w:oddHBand="1" w:evenHBand="0" w:firstRowFirstColumn="0" w:firstRowLastColumn="0" w:lastRowFirstColumn="0" w:lastRowLastColumn="0"/>
+              <w:rPr>
+                <w:rFonts w:ascii="Calibri" w:hAnsi="Calibri" w:cs="Calibri"/>
+              </w:rPr>
+            </w:pPr>
+            <w:r>
+              <w:rPr>
+                <w:rFonts w:ascii="Calibri" w:hAnsi="Calibri" w:cs="Calibri"/>
+              </w:rPr>
+              <w:t>Das System soll die Raumtemperatur erfassen</w:t>
+            </w:r>
+          </w:p>
+        </w:tc>
+      </w:tr>
+      <w:tr>
+        <w:tc>
+          <w:tcPr>
+            <w:cnfStyle w:val="001000000000" w:firstRow="0" w:lastRow="0" w:firstColumn="1" w:lastColumn="0" w:oddVBand="0" w:evenVBand="0" w:oddHBand="0" w:evenHBand="0" w:firstRowFirstColumn="0" w:firstRowLastColumn="0" w:lastRowFirstColumn="0" w:lastRowLastColumn="0"/>
+            <w:tcW w:w="1555" w:type="dxa"/>
+          </w:tcPr>
+          <w:p>
+            <w:pPr>
+              <w:spacing w:after="160" w:line="278" w:lineRule="auto"/>
+              <w:jc w:val="center"/>
+              <w:rPr>
+                <w:rFonts w:ascii="Calibri" w:hAnsi="Calibri" w:cs="Calibri"/>
+              </w:rPr>
+            </w:pPr>
+            <w:r>
+              <w:rPr>
+                <w:rFonts w:ascii="Calibri" w:hAnsi="Calibri" w:cs="Calibri"/>
+              </w:rPr>
+              <w:t>F02</w:t>
+            </w:r>
+          </w:p>
+        </w:tc>
+        <w:tc>
+          <w:tcPr>
+            <w:tcW w:w="7507" w:type="dxa"/>
+          </w:tcPr>
+          <w:p>
+            <w:pPr>
+              <w:spacing w:after="160" w:line="278" w:lineRule="auto"/>
+              <w:cnfStyle w:val="000000000000" w:firstRow="0" w:lastRow="0" w:firstColumn="0" w:lastColumn="0" w:oddVBand="0" w:evenVBand="0" w:oddHBand="0" w:evenHBand="0" w:firstRowFirstColumn="0" w:firstRowLastColumn="0" w:lastRowFirstColumn="0" w:lastRowLastColumn="0"/>
+              <w:rPr>
+                <w:rFonts w:ascii="Calibri" w:hAnsi="Calibri" w:cs="Calibri"/>
+              </w:rPr>
+            </w:pPr>
+            <w:r>
+              <w:rPr>
+                <w:rFonts w:ascii="Calibri" w:hAnsi="Calibri" w:cs="Calibri"/>
+              </w:rPr>
+              <w:t>Der Nutzer soll eine gewünschte Zieltemperatur einstellen können</w:t>
+            </w:r>
+          </w:p>
+        </w:tc>
+      </w:tr>
+      <w:tr>
+        <w:trPr>
+          <w:cnfStyle w:val="000000100000" w:firstRow="0" w:lastRow="0" w:firstColumn="0" w:lastColumn="0" w:oddVBand="0" w:evenVBand="0" w:oddHBand="1" w:evenHBand="0" w:firstRowFirstColumn="0" w:firstRowLastColumn="0" w:lastRowFirstColumn="0" w:lastRowLastColumn="0"/>
+        </w:trPr>
+        <w:tc>
+          <w:tcPr>
+            <w:cnfStyle w:val="001000000000" w:firstRow="0" w:lastRow="0" w:firstColumn="1" w:lastColumn="0" w:oddVBand="0" w:evenVBand="0" w:oddHBand="0" w:evenHBand="0" w:firstRowFirstColumn="0" w:firstRowLastColumn="0" w:lastRowFirstColumn="0" w:lastRowLastColumn="0"/>
+            <w:tcW w:w="1555" w:type="dxa"/>
+          </w:tcPr>
+          <w:p>
+            <w:pPr>
+              <w:spacing w:after="160" w:line="278" w:lineRule="auto"/>
+              <w:jc w:val="center"/>
+              <w:rPr>
+                <w:rFonts w:ascii="Calibri" w:hAnsi="Calibri" w:cs="Calibri"/>
+              </w:rPr>
+            </w:pPr>
+            <w:r>
+              <w:rPr>
+                <w:rFonts w:ascii="Calibri" w:hAnsi="Calibri" w:cs="Calibri"/>
+              </w:rPr>
+              <w:t>F03</w:t>
+            </w:r>
+          </w:p>
+        </w:tc>
+        <w:tc>
+          <w:tcPr>
+            <w:tcW w:w="7507" w:type="dxa"/>
+          </w:tcPr>
+          <w:p>
+            <w:pPr>
+              <w:spacing w:after="160" w:line="278" w:lineRule="auto"/>
+              <w:cnfStyle w:val="000000100000" w:firstRow="0" w:lastRow="0" w:firstColumn="0" w:lastColumn="0" w:oddVBand="0" w:evenVBand="0" w:oddHBand="1" w:evenHBand="0" w:firstRowFirstColumn="0" w:firstRowLastColumn="0" w:lastRowFirstColumn="0" w:lastRowLastColumn="0"/>
+              <w:rPr>
+                <w:rFonts w:ascii="Calibri" w:hAnsi="Calibri" w:cs="Calibri"/>
+              </w:rPr>
+            </w:pPr>
+            <w:r>
+              <w:rPr>
+                <w:rFonts w:ascii="Calibri" w:hAnsi="Calibri" w:cs="Calibri"/>
+              </w:rPr>
+              <w:t>Das System soll die Raumtemperatur regeln können</w:t>
+            </w:r>
+          </w:p>
+        </w:tc>
+      </w:tr>
+      <w:tr>
+        <w:tc>
+          <w:tcPr>
+            <w:cnfStyle w:val="001000000000" w:firstRow="0" w:lastRow="0" w:firstColumn="1" w:lastColumn="0" w:oddVBand="0" w:evenVBand="0" w:oddHBand="0" w:evenHBand="0" w:firstRowFirstColumn="0" w:firstRowLastColumn="0" w:lastRowFirstColumn="0" w:lastRowLastColumn="0"/>
+            <w:tcW w:w="1555" w:type="dxa"/>
+          </w:tcPr>
+          <w:p>
+            <w:pPr>
+              <w:spacing w:after="160" w:line="278" w:lineRule="auto"/>
+              <w:jc w:val="center"/>
+              <w:rPr>
+                <w:rFonts w:ascii="Calibri" w:hAnsi="Calibri" w:cs="Calibri"/>
+              </w:rPr>
+            </w:pPr>
+            <w:r>
+              <w:rPr>
+                <w:rFonts w:ascii="Calibri" w:hAnsi="Calibri" w:cs="Calibri"/>
+              </w:rPr>
+              <w:t>F04</w:t>
+            </w:r>
+          </w:p>
+        </w:tc>
+        <w:tc>
+          <w:tcPr>
+            <w:tcW w:w="7507" w:type="dxa"/>
+          </w:tcPr>
+          <w:p>
+            <w:pPr>
+              <w:spacing w:after="160" w:line="278" w:lineRule="auto"/>
+              <w:cnfStyle w:val="000000000000" w:firstRow="0" w:lastRow="0" w:firstColumn="0" w:lastColumn="0" w:oddVBand="0" w:evenVBand="0" w:oddHBand="0" w:evenHBand="0" w:firstRowFirstColumn="0" w:firstRowLastColumn="0" w:lastRowFirstColumn="0" w:lastRowLastColumn="0"/>
+              <w:rPr>
+                <w:rFonts w:ascii="Calibri" w:hAnsi="Calibri" w:cs="Calibri"/>
+              </w:rPr>
+            </w:pPr>
+            <w:r>
+              <w:rPr>
+                <w:rFonts w:ascii="Calibri" w:hAnsi="Calibri" w:cs="Calibri"/>
+              </w:rPr>
+              <w:t>Die Sensoreinheit-/en sollen ihre Messwerte</w:t>
+            </w:r>
+            <w:r>
+              <w:rPr>
+                <w:rFonts w:ascii="Calibri" w:hAnsi="Calibri" w:cs="Calibri"/>
+              </w:rPr>
+              <w:t xml:space="preserve"> drahtlos übertragen</w:t>
+            </w:r>
+          </w:p>
+        </w:tc>
+      </w:tr>
+      <w:tr>
+        <w:trPr>
+          <w:cnfStyle w:val="000000100000" w:firstRow="0" w:lastRow="0" w:firstColumn="0" w:lastColumn="0" w:oddVBand="0" w:evenVBand="0" w:oddHBand="1" w:evenHBand="0" w:firstRowFirstColumn="0" w:firstRowLastColumn="0" w:lastRowFirstColumn="0" w:lastRowLastColumn="0"/>
+        </w:trPr>
+        <w:tc>
+          <w:tcPr>
+            <w:cnfStyle w:val="001000000000" w:firstRow="0" w:lastRow="0" w:firstColumn="1" w:lastColumn="0" w:oddVBand="0" w:evenVBand="0" w:oddHBand="0" w:evenHBand="0" w:firstRowFirstColumn="0" w:firstRowLastColumn="0" w:lastRowFirstColumn="0" w:lastRowLastColumn="0"/>
+            <w:tcW w:w="1555" w:type="dxa"/>
+          </w:tcPr>
+          <w:p>
+            <w:pPr>
+              <w:spacing w:after="160" w:line="278" w:lineRule="auto"/>
+              <w:jc w:val="center"/>
+              <w:rPr>
+                <w:rFonts w:ascii="Calibri" w:hAnsi="Calibri" w:cs="Calibri"/>
+              </w:rPr>
+            </w:pPr>
+            <w:r>
+              <w:rPr>
+                <w:rFonts w:ascii="Calibri" w:hAnsi="Calibri" w:cs="Calibri"/>
+              </w:rPr>
+              <w:t>F05</w:t>
+            </w:r>
+          </w:p>
+        </w:tc>
+        <w:tc>
+          <w:tcPr>
+            <w:tcW w:w="7507" w:type="dxa"/>
+          </w:tcPr>
+          <w:p>
+            <w:pPr>
+              <w:spacing w:after="160" w:line="278" w:lineRule="auto"/>
+              <w:cnfStyle w:val="000000100000" w:firstRow="0" w:lastRow="0" w:firstColumn="0" w:lastColumn="0" w:oddVBand="0" w:evenVBand="0" w:oddHBand="1" w:evenHBand="0" w:firstRowFirstColumn="0" w:firstRowLastColumn="0" w:lastRowFirstColumn="0" w:lastRowLastColumn="0"/>
+              <w:rPr>
+                <w:rFonts w:ascii="Calibri" w:hAnsi="Calibri" w:cs="Calibri"/>
+              </w:rPr>
+            </w:pPr>
+            <w:r>
+              <w:rPr>
+                <w:rFonts w:ascii="Calibri" w:hAnsi="Calibri" w:cs="Calibri"/>
+              </w:rPr>
+              <w:t>Messwerte und Betriebszustände über Weboberfläche anzeigen</w:t>
+            </w:r>
+          </w:p>
+        </w:tc>
+      </w:tr>
+      <w:tr>
+        <w:trPr>
+          <w:trHeight w:val="569"/>
+        </w:trPr>
+        <w:tc>
+          <w:tcPr>
+            <w:cnfStyle w:val="001000000000" w:firstRow="0" w:lastRow="0" w:firstColumn="1" w:lastColumn="0" w:oddVBand="0" w:evenVBand="0" w:oddHBand="0" w:evenHBand="0" w:firstRowFirstColumn="0" w:firstRowLastColumn="0" w:lastRowFirstColumn="0" w:lastRowLastColumn="0"/>
+            <w:tcW w:w="1555" w:type="dxa"/>
+          </w:tcPr>
+          <w:p>
+            <w:pPr>
+              <w:jc w:val="center"/>
+            </w:pPr>
+            <w:r>
+              <w:t>F06</w:t>
+            </w:r>
+          </w:p>
+        </w:tc>
+        <w:tc>
+          <w:tcPr>
+            <w:tcW w:w="7507" w:type="dxa"/>
+          </w:tcPr>
+          <w:p>
+            <w:pPr>
+              <w:cnfStyle w:val="000000000000" w:firstRow="0" w:lastRow="0" w:firstColumn="0" w:lastColumn="0" w:oddVBand="0" w:evenVBand="0" w:oddHBand="0" w:evenHBand="0" w:firstRowFirstColumn="0" w:firstRowLastColumn="0" w:lastRowFirstColumn="0" w:lastRowLastColumn="0"/>
+            </w:pPr>
+            <w:r>
+              <w:t>L</w:t>
+            </w:r>
+            <w:r>
+              <w:rPr>
+                <w:rFonts w:ascii="Calibri" w:hAnsi="Calibri" w:cs="Calibri"/>
+              </w:rPr>
+              <w:t>üfter sollen für Zirkulation betrieben werden können</w:t>
+            </w:r>
+          </w:p>
+        </w:tc>
+      </w:tr>
+    </w:tbl>
+    <w:p>
+      <w:pPr>
+        <w:rPr>
+          <w:i/>
+          <w:iCs/>
+          <w:color w:val="000000" w:themeColor="text1"/>
+          <w:sz w:val="20"/>
+          <w:szCs w:val="20"/>
+        </w:rPr>
+      </w:pPr>
+      <w:r>
+        <w:rPr>
+          <w:i/>
+          <w:iCs/>
+          <w:color w:val="000000" w:themeColor="text1"/>
+          <w:sz w:val="20"/>
+          <w:szCs w:val="20"/>
+        </w:rPr>
+        <w:t>(</w:t>
+      </w:r>
+      <w:proofErr w:type="spellStart"/>
+      <w:r>
+        <w:rPr>
+          <w:i/>
+          <w:iCs/>
+          <w:color w:val="000000" w:themeColor="text1"/>
+          <w:sz w:val="20"/>
+          <w:szCs w:val="20"/>
+        </w:rPr>
+        <w:t>Abb</w:t>
+      </w:r>
+      <w:proofErr w:type="spellEnd"/>
+      <w:r>
+        <w:rPr>
+          <w:i/>
+          <w:iCs/>
+          <w:color w:val="000000" w:themeColor="text1"/>
+          <w:sz w:val="20"/>
+          <w:szCs w:val="20"/>
+        </w:rPr>
+        <w:t xml:space="preserve"> </w:t>
+      </w:r>
+      <w:r>
+        <w:rPr>
+          <w:i/>
+          <w:iCs/>
+          <w:color w:val="000000" w:themeColor="text1"/>
+          <w:sz w:val="20"/>
+          <w:szCs w:val="20"/>
+        </w:rPr>
+        <w:t>2.</w:t>
+      </w:r>
+      <w:r>
+        <w:rPr>
+          <w:i/>
+          <w:iCs/>
+          <w:color w:val="000000" w:themeColor="text1"/>
+          <w:sz w:val="20"/>
+          <w:szCs w:val="20"/>
+        </w:rPr>
+        <w:t>1.</w:t>
+      </w:r>
+      <w:r>
+        <w:rPr>
+          <w:i/>
+          <w:iCs/>
+          <w:color w:val="000000" w:themeColor="text1"/>
+          <w:sz w:val="20"/>
+          <w:szCs w:val="20"/>
+        </w:rPr>
+        <w:t>1.</w:t>
+      </w:r>
+      <w:r>
+        <w:rPr>
+          <w:i/>
+          <w:iCs/>
+          <w:color w:val="000000" w:themeColor="text1"/>
+          <w:sz w:val="20"/>
+          <w:szCs w:val="20"/>
+        </w:rPr>
+        <w:t xml:space="preserve"> </w:t>
+      </w:r>
+      <w:proofErr w:type="spellStart"/>
+      <w:r>
+        <w:rPr>
+          <w:i/>
+          <w:iCs/>
+          <w:color w:val="000000" w:themeColor="text1"/>
+          <w:sz w:val="20"/>
+          <w:szCs w:val="20"/>
+        </w:rPr>
+        <w:t>Funktionalle</w:t>
+      </w:r>
+      <w:proofErr w:type="spellEnd"/>
+      <w:r>
+        <w:rPr>
+          <w:i/>
+          <w:iCs/>
+          <w:color w:val="000000" w:themeColor="text1"/>
+          <w:sz w:val="20"/>
+          <w:szCs w:val="20"/>
+        </w:rPr>
+        <w:t xml:space="preserve"> Anforderungen – Tabelle)</w:t>
+      </w:r>
+    </w:p>
+    <w:p>
+      <w:pPr>
+        <w:rPr>
+          <w:i/>
+          <w:iCs/>
+          <w:color w:val="000000" w:themeColor="text1"/>
+          <w:sz w:val="20"/>
+          <w:szCs w:val="20"/>
+        </w:rPr>
+      </w:pPr>
+    </w:p>
+    <w:p>
+      <w:pPr>
+        <w:pStyle w:val="berschrift2"/>
+        <w:jc w:val="both"/>
         <w:rPr>
           <w:rFonts w:ascii="Calibri" w:hAnsi="Calibri" w:cs="Calibri"/>
           <w:b/>
@@ -365,12 +2574,9 @@
           <w:sz w:val="28"/>
           <w:szCs w:val="28"/>
         </w:rPr>
-        <w:t>2.2 Technische Anforderungen</w:t>
-      </w:r>
-    </w:p>
-    <w:p>
-      <w:pPr>
-        <w:pStyle w:val="berschrift2"/>
+      </w:pPr>
+      <w:bookmarkStart w:id="11" w:name="_Toc243317565"/>
+      <w:r>
         <w:rPr>
           <w:rFonts w:ascii="Calibri" w:hAnsi="Calibri" w:cs="Calibri"/>
           <w:b/>
@@ -378,36 +2584,765 @@
           <w:sz w:val="28"/>
           <w:szCs w:val="28"/>
         </w:rPr>
-      </w:pPr>
-      <w:r>
-        <w:rPr>
-          <w:rFonts w:ascii="Calibri" w:hAnsi="Calibri" w:cs="Calibri"/>
-          <w:b/>
-          <w:bCs/>
-          <w:sz w:val="28"/>
-          <w:szCs w:val="28"/>
-        </w:rPr>
-        <w:t>2.3 Pflichtenheft</w:t>
-      </w:r>
-    </w:p>
+        <w:t>2.2 Technische Anforderungen</w:t>
+      </w:r>
+      <w:bookmarkEnd w:id="11"/>
+    </w:p>
+    <w:p>
+      <w:pPr>
+        <w:tabs>
+          <w:tab w:val="left" w:pos="416"/>
+          <w:tab w:val="center" w:pos="4536"/>
+        </w:tabs>
+        <w:spacing w:after="0" w:line="240" w:lineRule="auto"/>
+        <w:cnfStyle w:val="100000000000" w:firstRow="1" w:lastRow="0" w:firstColumn="0" w:lastColumn="0" w:oddVBand="0" w:evenVBand="0" w:oddHBand="0" w:evenHBand="0" w:firstRowFirstColumn="0" w:firstRowLastColumn="0" w:lastRowFirstColumn="0" w:lastRowLastColumn="0"/>
+        <w:rPr>
+          <w:color w:val="0F4761" w:themeColor="accent1" w:themeShade="BF"/>
+        </w:rPr>
+      </w:pPr>
+      <w:r>
+        <w:rPr>
+          <w:color w:val="0F4761" w:themeColor="accent1" w:themeShade="BF"/>
+        </w:rPr>
+        <w:tab/>
+      </w:r>
+      <w:r>
+        <w:rPr>
+          <w:i/>
+          <w:iCs/>
+          <w:color w:val="0F4761" w:themeColor="accent1" w:themeShade="BF"/>
+        </w:rPr>
+        <w:t>ID</w:t>
+      </w:r>
+      <w:r>
+        <w:rPr>
+          <w:color w:val="0F4761" w:themeColor="accent1" w:themeShade="BF"/>
+        </w:rPr>
+        <w:tab/>
+        <w:t>Technische Anforderung</w:t>
+      </w:r>
+    </w:p>
+    <w:tbl>
+      <w:tblPr>
+        <w:tblStyle w:val="Gitternetztabelle3"/>
+        <w:tblW w:w="9067" w:type="dxa"/>
+        <w:tblLook w:val="04A0" w:firstRow="1" w:lastRow="0" w:firstColumn="1" w:lastColumn="0" w:noHBand="0" w:noVBand="1"/>
+      </w:tblPr>
+      <w:tblGrid>
+        <w:gridCol w:w="851"/>
+        <w:gridCol w:w="8216"/>
+      </w:tblGrid>
+      <w:tr>
+        <w:trPr>
+          <w:cnfStyle w:val="100000000000" w:firstRow="1" w:lastRow="0" w:firstColumn="0" w:lastColumn="0" w:oddVBand="0" w:evenVBand="0" w:oddHBand="0" w:evenHBand="0" w:firstRowFirstColumn="0" w:firstRowLastColumn="0" w:lastRowFirstColumn="0" w:lastRowLastColumn="0"/>
+        </w:trPr>
+        <w:tc>
+          <w:tcPr>
+            <w:cnfStyle w:val="001000000100" w:firstRow="0" w:lastRow="0" w:firstColumn="1" w:lastColumn="0" w:oddVBand="0" w:evenVBand="0" w:oddHBand="0" w:evenHBand="0" w:firstRowFirstColumn="1" w:firstRowLastColumn="0" w:lastRowFirstColumn="0" w:lastRowLastColumn="0"/>
+            <w:tcW w:w="851" w:type="dxa"/>
+            <w:vAlign w:val="center"/>
+          </w:tcPr>
+          <w:p>
+            <w:pPr>
+              <w:jc w:val="center"/>
+            </w:pPr>
+          </w:p>
+        </w:tc>
+        <w:tc>
+          <w:tcPr>
+            <w:tcW w:w="8216" w:type="dxa"/>
+          </w:tcPr>
+          <w:p>
+            <w:pPr>
+              <w:cnfStyle w:val="100000000000" w:firstRow="1" w:lastRow="0" w:firstColumn="0" w:lastColumn="0" w:oddVBand="0" w:evenVBand="0" w:oddHBand="0" w:evenHBand="0" w:firstRowFirstColumn="0" w:firstRowLastColumn="0" w:lastRowFirstColumn="0" w:lastRowLastColumn="0"/>
+            </w:pPr>
+          </w:p>
+        </w:tc>
+      </w:tr>
+      <w:tr>
+        <w:trPr>
+          <w:cnfStyle w:val="000000100000" w:firstRow="0" w:lastRow="0" w:firstColumn="0" w:lastColumn="0" w:oddVBand="0" w:evenVBand="0" w:oddHBand="1" w:evenHBand="0" w:firstRowFirstColumn="0" w:firstRowLastColumn="0" w:lastRowFirstColumn="0" w:lastRowLastColumn="0"/>
+        </w:trPr>
+        <w:tc>
+          <w:tcPr>
+            <w:cnfStyle w:val="001000000000" w:firstRow="0" w:lastRow="0" w:firstColumn="1" w:lastColumn="0" w:oddVBand="0" w:evenVBand="0" w:oddHBand="0" w:evenHBand="0" w:firstRowFirstColumn="0" w:firstRowLastColumn="0" w:lastRowFirstColumn="0" w:lastRowLastColumn="0"/>
+            <w:tcW w:w="9067" w:type="dxa"/>
+            <w:gridSpan w:val="2"/>
+            <w:vAlign w:val="center"/>
+          </w:tcPr>
+          <w:p>
+            <w:pPr>
+              <w:jc w:val="left"/>
+              <w:rPr>
+                <w:rFonts w:ascii="Calibri" w:hAnsi="Calibri" w:cs="Calibri"/>
+                <w:b/>
+                <w:bCs/>
+              </w:rPr>
+            </w:pPr>
+            <w:r>
+              <w:rPr>
+                <w:rFonts w:ascii="Calibri" w:hAnsi="Calibri" w:cs="Calibri"/>
+                <w:b/>
+                <w:bCs/>
+              </w:rPr>
+              <w:t>Spannungsversorgung</w:t>
+            </w:r>
+          </w:p>
+        </w:tc>
+      </w:tr>
+      <w:tr>
+        <w:tc>
+          <w:tcPr>
+            <w:cnfStyle w:val="001000000000" w:firstRow="0" w:lastRow="0" w:firstColumn="1" w:lastColumn="0" w:oddVBand="0" w:evenVBand="0" w:oddHBand="0" w:evenHBand="0" w:firstRowFirstColumn="0" w:firstRowLastColumn="0" w:lastRowFirstColumn="0" w:lastRowLastColumn="0"/>
+            <w:tcW w:w="851" w:type="dxa"/>
+          </w:tcPr>
+          <w:p>
+            <w:pPr>
+              <w:jc w:val="center"/>
+              <w:rPr>
+                <w:rFonts w:ascii="Calibri" w:hAnsi="Calibri" w:cs="Calibri"/>
+              </w:rPr>
+            </w:pPr>
+            <w:r>
+              <w:rPr>
+                <w:rFonts w:ascii="Calibri" w:hAnsi="Calibri" w:cs="Calibri"/>
+              </w:rPr>
+              <w:t>T0</w:t>
+            </w:r>
+            <w:r>
+              <w:rPr>
+                <w:rFonts w:ascii="Calibri" w:hAnsi="Calibri" w:cs="Calibri"/>
+              </w:rPr>
+              <w:t>1</w:t>
+            </w:r>
+          </w:p>
+        </w:tc>
+        <w:tc>
+          <w:tcPr>
+            <w:tcW w:w="8216" w:type="dxa"/>
+          </w:tcPr>
+          <w:p>
+            <w:pPr>
+              <w:cnfStyle w:val="000000000000" w:firstRow="0" w:lastRow="0" w:firstColumn="0" w:lastColumn="0" w:oddVBand="0" w:evenVBand="0" w:oddHBand="0" w:evenHBand="0" w:firstRowFirstColumn="0" w:firstRowLastColumn="0" w:lastRowFirstColumn="0" w:lastRowLastColumn="0"/>
+            </w:pPr>
+          </w:p>
+        </w:tc>
+      </w:tr>
+      <w:tr>
+        <w:trPr>
+          <w:cnfStyle w:val="000000100000" w:firstRow="0" w:lastRow="0" w:firstColumn="0" w:lastColumn="0" w:oddVBand="0" w:evenVBand="0" w:oddHBand="1" w:evenHBand="0" w:firstRowFirstColumn="0" w:firstRowLastColumn="0" w:lastRowFirstColumn="0" w:lastRowLastColumn="0"/>
+        </w:trPr>
+        <w:tc>
+          <w:tcPr>
+            <w:cnfStyle w:val="001000000000" w:firstRow="0" w:lastRow="0" w:firstColumn="1" w:lastColumn="0" w:oddVBand="0" w:evenVBand="0" w:oddHBand="0" w:evenHBand="0" w:firstRowFirstColumn="0" w:firstRowLastColumn="0" w:lastRowFirstColumn="0" w:lastRowLastColumn="0"/>
+            <w:tcW w:w="851" w:type="dxa"/>
+          </w:tcPr>
+          <w:p>
+            <w:pPr>
+              <w:jc w:val="center"/>
+              <w:rPr>
+                <w:rFonts w:ascii="Calibri" w:hAnsi="Calibri" w:cs="Calibri"/>
+              </w:rPr>
+            </w:pPr>
+            <w:r>
+              <w:rPr>
+                <w:rFonts w:ascii="Calibri" w:hAnsi="Calibri" w:cs="Calibri"/>
+              </w:rPr>
+              <w:t>T0</w:t>
+            </w:r>
+            <w:r>
+              <w:rPr>
+                <w:rFonts w:ascii="Calibri" w:hAnsi="Calibri" w:cs="Calibri"/>
+              </w:rPr>
+              <w:t>2</w:t>
+            </w:r>
+          </w:p>
+        </w:tc>
+        <w:tc>
+          <w:tcPr>
+            <w:tcW w:w="8216" w:type="dxa"/>
+          </w:tcPr>
+          <w:p>
+            <w:pPr>
+              <w:cnfStyle w:val="000000100000" w:firstRow="0" w:lastRow="0" w:firstColumn="0" w:lastColumn="0" w:oddVBand="0" w:evenVBand="0" w:oddHBand="1" w:evenHBand="0" w:firstRowFirstColumn="0" w:firstRowLastColumn="0" w:lastRowFirstColumn="0" w:lastRowLastColumn="0"/>
+            </w:pPr>
+          </w:p>
+        </w:tc>
+      </w:tr>
+      <w:tr>
+        <w:tc>
+          <w:tcPr>
+            <w:cnfStyle w:val="001000000000" w:firstRow="0" w:lastRow="0" w:firstColumn="1" w:lastColumn="0" w:oddVBand="0" w:evenVBand="0" w:oddHBand="0" w:evenHBand="0" w:firstRowFirstColumn="0" w:firstRowLastColumn="0" w:lastRowFirstColumn="0" w:lastRowLastColumn="0"/>
+            <w:tcW w:w="851" w:type="dxa"/>
+          </w:tcPr>
+          <w:p>
+            <w:pPr>
+              <w:jc w:val="center"/>
+              <w:rPr>
+                <w:rFonts w:ascii="Calibri" w:hAnsi="Calibri" w:cs="Calibri"/>
+              </w:rPr>
+            </w:pPr>
+            <w:r>
+              <w:rPr>
+                <w:rFonts w:ascii="Calibri" w:hAnsi="Calibri" w:cs="Calibri"/>
+              </w:rPr>
+              <w:t>T03</w:t>
+            </w:r>
+          </w:p>
+        </w:tc>
+        <w:tc>
+          <w:tcPr>
+            <w:tcW w:w="8216" w:type="dxa"/>
+          </w:tcPr>
+          <w:p>
+            <w:pPr>
+              <w:cnfStyle w:val="000000000000" w:firstRow="0" w:lastRow="0" w:firstColumn="0" w:lastColumn="0" w:oddVBand="0" w:evenVBand="0" w:oddHBand="0" w:evenHBand="0" w:firstRowFirstColumn="0" w:firstRowLastColumn="0" w:lastRowFirstColumn="0" w:lastRowLastColumn="0"/>
+            </w:pPr>
+          </w:p>
+        </w:tc>
+      </w:tr>
+      <w:tr>
+        <w:trPr>
+          <w:cnfStyle w:val="000000100000" w:firstRow="0" w:lastRow="0" w:firstColumn="0" w:lastColumn="0" w:oddVBand="0" w:evenVBand="0" w:oddHBand="1" w:evenHBand="0" w:firstRowFirstColumn="0" w:firstRowLastColumn="0" w:lastRowFirstColumn="0" w:lastRowLastColumn="0"/>
+        </w:trPr>
+        <w:tc>
+          <w:tcPr>
+            <w:cnfStyle w:val="001000000000" w:firstRow="0" w:lastRow="0" w:firstColumn="1" w:lastColumn="0" w:oddVBand="0" w:evenVBand="0" w:oddHBand="0" w:evenHBand="0" w:firstRowFirstColumn="0" w:firstRowLastColumn="0" w:lastRowFirstColumn="0" w:lastRowLastColumn="0"/>
+            <w:tcW w:w="9067" w:type="dxa"/>
+            <w:gridSpan w:val="2"/>
+            <w:vAlign w:val="center"/>
+          </w:tcPr>
+          <w:p>
+            <w:pPr>
+              <w:jc w:val="left"/>
+              <w:rPr>
+                <w:rFonts w:ascii="Calibri" w:hAnsi="Calibri" w:cs="Calibri"/>
+                <w:b/>
+                <w:bCs/>
+              </w:rPr>
+            </w:pPr>
+            <w:r>
+              <w:rPr>
+                <w:rFonts w:ascii="Calibri" w:hAnsi="Calibri" w:cs="Calibri"/>
+                <w:b/>
+                <w:bCs/>
+              </w:rPr>
+              <w:t>Steuerung und Leistungselektronik</w:t>
+            </w:r>
+          </w:p>
+        </w:tc>
+      </w:tr>
+      <w:tr>
+        <w:tc>
+          <w:tcPr>
+            <w:cnfStyle w:val="001000000000" w:firstRow="0" w:lastRow="0" w:firstColumn="1" w:lastColumn="0" w:oddVBand="0" w:evenVBand="0" w:oddHBand="0" w:evenHBand="0" w:firstRowFirstColumn="0" w:firstRowLastColumn="0" w:lastRowFirstColumn="0" w:lastRowLastColumn="0"/>
+            <w:tcW w:w="851" w:type="dxa"/>
+          </w:tcPr>
+          <w:p>
+            <w:pPr>
+              <w:jc w:val="center"/>
+              <w:rPr>
+                <w:rFonts w:ascii="Calibri" w:hAnsi="Calibri" w:cs="Calibri"/>
+              </w:rPr>
+            </w:pPr>
+            <w:r>
+              <w:rPr>
+                <w:rFonts w:ascii="Calibri" w:hAnsi="Calibri" w:cs="Calibri"/>
+              </w:rPr>
+              <w:t>T0</w:t>
+            </w:r>
+            <w:r>
+              <w:rPr>
+                <w:rFonts w:ascii="Calibri" w:hAnsi="Calibri" w:cs="Calibri"/>
+              </w:rPr>
+              <w:t>4</w:t>
+            </w:r>
+          </w:p>
+        </w:tc>
+        <w:tc>
+          <w:tcPr>
+            <w:tcW w:w="8216" w:type="dxa"/>
+          </w:tcPr>
+          <w:p>
+            <w:pPr>
+              <w:cnfStyle w:val="000000000000" w:firstRow="0" w:lastRow="0" w:firstColumn="0" w:lastColumn="0" w:oddVBand="0" w:evenVBand="0" w:oddHBand="0" w:evenHBand="0" w:firstRowFirstColumn="0" w:firstRowLastColumn="0" w:lastRowFirstColumn="0" w:lastRowLastColumn="0"/>
+            </w:pPr>
+          </w:p>
+        </w:tc>
+      </w:tr>
+      <w:tr>
+        <w:trPr>
+          <w:cnfStyle w:val="000000100000" w:firstRow="0" w:lastRow="0" w:firstColumn="0" w:lastColumn="0" w:oddVBand="0" w:evenVBand="0" w:oddHBand="1" w:evenHBand="0" w:firstRowFirstColumn="0" w:firstRowLastColumn="0" w:lastRowFirstColumn="0" w:lastRowLastColumn="0"/>
+        </w:trPr>
+        <w:tc>
+          <w:tcPr>
+            <w:cnfStyle w:val="001000000000" w:firstRow="0" w:lastRow="0" w:firstColumn="1" w:lastColumn="0" w:oddVBand="0" w:evenVBand="0" w:oddHBand="0" w:evenHBand="0" w:firstRowFirstColumn="0" w:firstRowLastColumn="0" w:lastRowFirstColumn="0" w:lastRowLastColumn="0"/>
+            <w:tcW w:w="851" w:type="dxa"/>
+          </w:tcPr>
+          <w:p>
+            <w:pPr>
+              <w:jc w:val="center"/>
+              <w:rPr>
+                <w:rFonts w:ascii="Calibri" w:hAnsi="Calibri" w:cs="Calibri"/>
+              </w:rPr>
+            </w:pPr>
+            <w:r>
+              <w:rPr>
+                <w:rFonts w:ascii="Calibri" w:hAnsi="Calibri" w:cs="Calibri"/>
+              </w:rPr>
+              <w:t>T0</w:t>
+            </w:r>
+            <w:r>
+              <w:rPr>
+                <w:rFonts w:ascii="Calibri" w:hAnsi="Calibri" w:cs="Calibri"/>
+              </w:rPr>
+              <w:t>5</w:t>
+            </w:r>
+          </w:p>
+        </w:tc>
+        <w:tc>
+          <w:tcPr>
+            <w:tcW w:w="8216" w:type="dxa"/>
+          </w:tcPr>
+          <w:p>
+            <w:pPr>
+              <w:cnfStyle w:val="000000100000" w:firstRow="0" w:lastRow="0" w:firstColumn="0" w:lastColumn="0" w:oddVBand="0" w:evenVBand="0" w:oddHBand="1" w:evenHBand="0" w:firstRowFirstColumn="0" w:firstRowLastColumn="0" w:lastRowFirstColumn="0" w:lastRowLastColumn="0"/>
+            </w:pPr>
+          </w:p>
+        </w:tc>
+      </w:tr>
+      <w:tr>
+        <w:tc>
+          <w:tcPr>
+            <w:cnfStyle w:val="001000000000" w:firstRow="0" w:lastRow="0" w:firstColumn="1" w:lastColumn="0" w:oddVBand="0" w:evenVBand="0" w:oddHBand="0" w:evenHBand="0" w:firstRowFirstColumn="0" w:firstRowLastColumn="0" w:lastRowFirstColumn="0" w:lastRowLastColumn="0"/>
+            <w:tcW w:w="851" w:type="dxa"/>
+          </w:tcPr>
+          <w:p>
+            <w:pPr>
+              <w:jc w:val="center"/>
+              <w:rPr>
+                <w:rFonts w:ascii="Calibri" w:hAnsi="Calibri" w:cs="Calibri"/>
+              </w:rPr>
+            </w:pPr>
+            <w:r>
+              <w:rPr>
+                <w:rFonts w:ascii="Calibri" w:hAnsi="Calibri" w:cs="Calibri"/>
+              </w:rPr>
+              <w:t>T06</w:t>
+            </w:r>
+          </w:p>
+        </w:tc>
+        <w:tc>
+          <w:tcPr>
+            <w:tcW w:w="8216" w:type="dxa"/>
+          </w:tcPr>
+          <w:p>
+            <w:pPr>
+              <w:cnfStyle w:val="000000000000" w:firstRow="0" w:lastRow="0" w:firstColumn="0" w:lastColumn="0" w:oddVBand="0" w:evenVBand="0" w:oddHBand="0" w:evenHBand="0" w:firstRowFirstColumn="0" w:firstRowLastColumn="0" w:lastRowFirstColumn="0" w:lastRowLastColumn="0"/>
+            </w:pPr>
+          </w:p>
+        </w:tc>
+      </w:tr>
+      <w:tr>
+        <w:trPr>
+          <w:cnfStyle w:val="000000100000" w:firstRow="0" w:lastRow="0" w:firstColumn="0" w:lastColumn="0" w:oddVBand="0" w:evenVBand="0" w:oddHBand="1" w:evenHBand="0" w:firstRowFirstColumn="0" w:firstRowLastColumn="0" w:lastRowFirstColumn="0" w:lastRowLastColumn="0"/>
+        </w:trPr>
+        <w:tc>
+          <w:tcPr>
+            <w:cnfStyle w:val="001000000000" w:firstRow="0" w:lastRow="0" w:firstColumn="1" w:lastColumn="0" w:oddVBand="0" w:evenVBand="0" w:oddHBand="0" w:evenHBand="0" w:firstRowFirstColumn="0" w:firstRowLastColumn="0" w:lastRowFirstColumn="0" w:lastRowLastColumn="0"/>
+            <w:tcW w:w="9067" w:type="dxa"/>
+            <w:gridSpan w:val="2"/>
+            <w:vAlign w:val="center"/>
+          </w:tcPr>
+          <w:p>
+            <w:pPr>
+              <w:jc w:val="left"/>
+              <w:rPr>
+                <w:rFonts w:ascii="Calibri" w:hAnsi="Calibri" w:cs="Calibri"/>
+                <w:b/>
+                <w:bCs/>
+              </w:rPr>
+            </w:pPr>
+            <w:r>
+              <w:rPr>
+                <w:rFonts w:ascii="Calibri" w:hAnsi="Calibri" w:cs="Calibri"/>
+                <w:b/>
+                <w:bCs/>
+              </w:rPr>
+              <w:t>Sensorik und Kommunikation</w:t>
+            </w:r>
+          </w:p>
+        </w:tc>
+      </w:tr>
+      <w:tr>
+        <w:tc>
+          <w:tcPr>
+            <w:cnfStyle w:val="001000000000" w:firstRow="0" w:lastRow="0" w:firstColumn="1" w:lastColumn="0" w:oddVBand="0" w:evenVBand="0" w:oddHBand="0" w:evenHBand="0" w:firstRowFirstColumn="0" w:firstRowLastColumn="0" w:lastRowFirstColumn="0" w:lastRowLastColumn="0"/>
+            <w:tcW w:w="851" w:type="dxa"/>
+          </w:tcPr>
+          <w:p>
+            <w:pPr>
+              <w:jc w:val="center"/>
+              <w:rPr>
+                <w:rFonts w:ascii="Calibri" w:hAnsi="Calibri" w:cs="Calibri"/>
+              </w:rPr>
+            </w:pPr>
+            <w:r>
+              <w:rPr>
+                <w:rFonts w:ascii="Calibri" w:hAnsi="Calibri" w:cs="Calibri"/>
+              </w:rPr>
+              <w:t>T0</w:t>
+            </w:r>
+            <w:r>
+              <w:rPr>
+                <w:rFonts w:ascii="Calibri" w:hAnsi="Calibri" w:cs="Calibri"/>
+              </w:rPr>
+              <w:t>7</w:t>
+            </w:r>
+          </w:p>
+        </w:tc>
+        <w:tc>
+          <w:tcPr>
+            <w:tcW w:w="8216" w:type="dxa"/>
+          </w:tcPr>
+          <w:p>
+            <w:pPr>
+              <w:cnfStyle w:val="000000000000" w:firstRow="0" w:lastRow="0" w:firstColumn="0" w:lastColumn="0" w:oddVBand="0" w:evenVBand="0" w:oddHBand="0" w:evenHBand="0" w:firstRowFirstColumn="0" w:firstRowLastColumn="0" w:lastRowFirstColumn="0" w:lastRowLastColumn="0"/>
+            </w:pPr>
+          </w:p>
+        </w:tc>
+      </w:tr>
+      <w:tr>
+        <w:trPr>
+          <w:cnfStyle w:val="000000100000" w:firstRow="0" w:lastRow="0" w:firstColumn="0" w:lastColumn="0" w:oddVBand="0" w:evenVBand="0" w:oddHBand="1" w:evenHBand="0" w:firstRowFirstColumn="0" w:firstRowLastColumn="0" w:lastRowFirstColumn="0" w:lastRowLastColumn="0"/>
+        </w:trPr>
+        <w:tc>
+          <w:tcPr>
+            <w:cnfStyle w:val="001000000000" w:firstRow="0" w:lastRow="0" w:firstColumn="1" w:lastColumn="0" w:oddVBand="0" w:evenVBand="0" w:oddHBand="0" w:evenHBand="0" w:firstRowFirstColumn="0" w:firstRowLastColumn="0" w:lastRowFirstColumn="0" w:lastRowLastColumn="0"/>
+            <w:tcW w:w="851" w:type="dxa"/>
+          </w:tcPr>
+          <w:p>
+            <w:pPr>
+              <w:jc w:val="center"/>
+              <w:rPr>
+                <w:rFonts w:ascii="Calibri" w:hAnsi="Calibri" w:cs="Calibri"/>
+              </w:rPr>
+            </w:pPr>
+            <w:r>
+              <w:rPr>
+                <w:rFonts w:ascii="Calibri" w:hAnsi="Calibri" w:cs="Calibri"/>
+              </w:rPr>
+              <w:t>T0</w:t>
+            </w:r>
+            <w:r>
+              <w:rPr>
+                <w:rFonts w:ascii="Calibri" w:hAnsi="Calibri" w:cs="Calibri"/>
+              </w:rPr>
+              <w:t>8</w:t>
+            </w:r>
+          </w:p>
+        </w:tc>
+        <w:tc>
+          <w:tcPr>
+            <w:tcW w:w="8216" w:type="dxa"/>
+          </w:tcPr>
+          <w:p>
+            <w:pPr>
+              <w:cnfStyle w:val="000000100000" w:firstRow="0" w:lastRow="0" w:firstColumn="0" w:lastColumn="0" w:oddVBand="0" w:evenVBand="0" w:oddHBand="1" w:evenHBand="0" w:firstRowFirstColumn="0" w:firstRowLastColumn="0" w:lastRowFirstColumn="0" w:lastRowLastColumn="0"/>
+            </w:pPr>
+          </w:p>
+        </w:tc>
+      </w:tr>
+      <w:tr>
+        <w:tc>
+          <w:tcPr>
+            <w:cnfStyle w:val="001000000000" w:firstRow="0" w:lastRow="0" w:firstColumn="1" w:lastColumn="0" w:oddVBand="0" w:evenVBand="0" w:oddHBand="0" w:evenHBand="0" w:firstRowFirstColumn="0" w:firstRowLastColumn="0" w:lastRowFirstColumn="0" w:lastRowLastColumn="0"/>
+            <w:tcW w:w="851" w:type="dxa"/>
+          </w:tcPr>
+          <w:p>
+            <w:pPr>
+              <w:jc w:val="center"/>
+              <w:rPr>
+                <w:rFonts w:ascii="Calibri" w:hAnsi="Calibri" w:cs="Calibri"/>
+              </w:rPr>
+            </w:pPr>
+            <w:r>
+              <w:rPr>
+                <w:rFonts w:ascii="Calibri" w:hAnsi="Calibri" w:cs="Calibri"/>
+              </w:rPr>
+              <w:t>T09</w:t>
+            </w:r>
+          </w:p>
+        </w:tc>
+        <w:tc>
+          <w:tcPr>
+            <w:tcW w:w="8216" w:type="dxa"/>
+          </w:tcPr>
+          <w:p>
+            <w:pPr>
+              <w:cnfStyle w:val="000000000000" w:firstRow="0" w:lastRow="0" w:firstColumn="0" w:lastColumn="0" w:oddVBand="0" w:evenVBand="0" w:oddHBand="0" w:evenHBand="0" w:firstRowFirstColumn="0" w:firstRowLastColumn="0" w:lastRowFirstColumn="0" w:lastRowLastColumn="0"/>
+            </w:pPr>
+          </w:p>
+        </w:tc>
+      </w:tr>
+      <w:tr>
+        <w:trPr>
+          <w:cnfStyle w:val="000000100000" w:firstRow="0" w:lastRow="0" w:firstColumn="0" w:lastColumn="0" w:oddVBand="0" w:evenVBand="0" w:oddHBand="1" w:evenHBand="0" w:firstRowFirstColumn="0" w:firstRowLastColumn="0" w:lastRowFirstColumn="0" w:lastRowLastColumn="0"/>
+        </w:trPr>
+        <w:tc>
+          <w:tcPr>
+            <w:cnfStyle w:val="001000000000" w:firstRow="0" w:lastRow="0" w:firstColumn="1" w:lastColumn="0" w:oddVBand="0" w:evenVBand="0" w:oddHBand="0" w:evenHBand="0" w:firstRowFirstColumn="0" w:firstRowLastColumn="0" w:lastRowFirstColumn="0" w:lastRowLastColumn="0"/>
+            <w:tcW w:w="9067" w:type="dxa"/>
+            <w:gridSpan w:val="2"/>
+            <w:vAlign w:val="center"/>
+          </w:tcPr>
+          <w:p>
+            <w:pPr>
+              <w:jc w:val="left"/>
+              <w:rPr>
+                <w:rFonts w:ascii="Calibri" w:hAnsi="Calibri" w:cs="Calibri"/>
+                <w:b/>
+                <w:bCs/>
+              </w:rPr>
+            </w:pPr>
+            <w:r>
+              <w:rPr>
+                <w:rFonts w:ascii="Calibri" w:hAnsi="Calibri" w:cs="Calibri"/>
+                <w:b/>
+                <w:bCs/>
+              </w:rPr>
+              <w:t>Schnittstellen und Aufbau</w:t>
+            </w:r>
+          </w:p>
+        </w:tc>
+      </w:tr>
+      <w:tr>
+        <w:tc>
+          <w:tcPr>
+            <w:cnfStyle w:val="001000000000" w:firstRow="0" w:lastRow="0" w:firstColumn="1" w:lastColumn="0" w:oddVBand="0" w:evenVBand="0" w:oddHBand="0" w:evenHBand="0" w:firstRowFirstColumn="0" w:firstRowLastColumn="0" w:lastRowFirstColumn="0" w:lastRowLastColumn="0"/>
+            <w:tcW w:w="851" w:type="dxa"/>
+          </w:tcPr>
+          <w:p>
+            <w:pPr>
+              <w:jc w:val="center"/>
+              <w:rPr>
+                <w:rFonts w:ascii="Calibri" w:hAnsi="Calibri" w:cs="Calibri"/>
+              </w:rPr>
+            </w:pPr>
+            <w:r>
+              <w:rPr>
+                <w:rFonts w:ascii="Calibri" w:hAnsi="Calibri" w:cs="Calibri"/>
+              </w:rPr>
+              <w:t>T10</w:t>
+            </w:r>
+          </w:p>
+        </w:tc>
+        <w:tc>
+          <w:tcPr>
+            <w:tcW w:w="8216" w:type="dxa"/>
+          </w:tcPr>
+          <w:p>
+            <w:pPr>
+              <w:cnfStyle w:val="000000000000" w:firstRow="0" w:lastRow="0" w:firstColumn="0" w:lastColumn="0" w:oddVBand="0" w:evenVBand="0" w:oddHBand="0" w:evenHBand="0" w:firstRowFirstColumn="0" w:firstRowLastColumn="0" w:lastRowFirstColumn="0" w:lastRowLastColumn="0"/>
+            </w:pPr>
+          </w:p>
+        </w:tc>
+      </w:tr>
+      <w:tr>
+        <w:trPr>
+          <w:cnfStyle w:val="000000100000" w:firstRow="0" w:lastRow="0" w:firstColumn="0" w:lastColumn="0" w:oddVBand="0" w:evenVBand="0" w:oddHBand="1" w:evenHBand="0" w:firstRowFirstColumn="0" w:firstRowLastColumn="0" w:lastRowFirstColumn="0" w:lastRowLastColumn="0"/>
+        </w:trPr>
+        <w:tc>
+          <w:tcPr>
+            <w:cnfStyle w:val="001000000000" w:firstRow="0" w:lastRow="0" w:firstColumn="1" w:lastColumn="0" w:oddVBand="0" w:evenVBand="0" w:oddHBand="0" w:evenHBand="0" w:firstRowFirstColumn="0" w:firstRowLastColumn="0" w:lastRowFirstColumn="0" w:lastRowLastColumn="0"/>
+            <w:tcW w:w="851" w:type="dxa"/>
+          </w:tcPr>
+          <w:p>
+            <w:pPr>
+              <w:jc w:val="center"/>
+              <w:rPr>
+                <w:rFonts w:ascii="Calibri" w:hAnsi="Calibri" w:cs="Calibri"/>
+              </w:rPr>
+            </w:pPr>
+            <w:r>
+              <w:rPr>
+                <w:rFonts w:ascii="Calibri" w:hAnsi="Calibri" w:cs="Calibri"/>
+              </w:rPr>
+              <w:t>T11</w:t>
+            </w:r>
+          </w:p>
+        </w:tc>
+        <w:tc>
+          <w:tcPr>
+            <w:tcW w:w="8216" w:type="dxa"/>
+          </w:tcPr>
+          <w:p>
+            <w:pPr>
+              <w:cnfStyle w:val="000000100000" w:firstRow="0" w:lastRow="0" w:firstColumn="0" w:lastColumn="0" w:oddVBand="0" w:evenVBand="0" w:oddHBand="1" w:evenHBand="0" w:firstRowFirstColumn="0" w:firstRowLastColumn="0" w:lastRowFirstColumn="0" w:lastRowLastColumn="0"/>
+            </w:pPr>
+          </w:p>
+        </w:tc>
+      </w:tr>
+      <w:tr>
+        <w:tc>
+          <w:tcPr>
+            <w:cnfStyle w:val="001000000000" w:firstRow="0" w:lastRow="0" w:firstColumn="1" w:lastColumn="0" w:oddVBand="0" w:evenVBand="0" w:oddHBand="0" w:evenHBand="0" w:firstRowFirstColumn="0" w:firstRowLastColumn="0" w:lastRowFirstColumn="0" w:lastRowLastColumn="0"/>
+            <w:tcW w:w="851" w:type="dxa"/>
+          </w:tcPr>
+          <w:p>
+            <w:pPr>
+              <w:jc w:val="center"/>
+              <w:rPr>
+                <w:rFonts w:ascii="Calibri" w:hAnsi="Calibri" w:cs="Calibri"/>
+              </w:rPr>
+            </w:pPr>
+            <w:r>
+              <w:rPr>
+                <w:rFonts w:ascii="Calibri" w:hAnsi="Calibri" w:cs="Calibri"/>
+              </w:rPr>
+              <w:t>T12</w:t>
+            </w:r>
+          </w:p>
+        </w:tc>
+        <w:tc>
+          <w:tcPr>
+            <w:tcW w:w="8216" w:type="dxa"/>
+          </w:tcPr>
+          <w:p>
+            <w:pPr>
+              <w:cnfStyle w:val="000000000000" w:firstRow="0" w:lastRow="0" w:firstColumn="0" w:lastColumn="0" w:oddVBand="0" w:evenVBand="0" w:oddHBand="0" w:evenHBand="0" w:firstRowFirstColumn="0" w:firstRowLastColumn="0" w:lastRowFirstColumn="0" w:lastRowLastColumn="0"/>
+            </w:pPr>
+          </w:p>
+        </w:tc>
+      </w:tr>
+    </w:tbl>
+    <w:p>
+      <w:pPr>
+        <w:rPr>
+          <w:i/>
+          <w:iCs/>
+          <w:color w:val="000000" w:themeColor="text1"/>
+          <w:sz w:val="20"/>
+          <w:szCs w:val="20"/>
+        </w:rPr>
+      </w:pPr>
+      <w:r>
+        <w:rPr>
+          <w:i/>
+          <w:iCs/>
+          <w:color w:val="000000" w:themeColor="text1"/>
+          <w:sz w:val="20"/>
+          <w:szCs w:val="20"/>
+        </w:rPr>
+        <w:t>(</w:t>
+      </w:r>
+      <w:proofErr w:type="spellStart"/>
+      <w:r>
+        <w:rPr>
+          <w:i/>
+          <w:iCs/>
+          <w:color w:val="000000" w:themeColor="text1"/>
+          <w:sz w:val="20"/>
+          <w:szCs w:val="20"/>
+        </w:rPr>
+        <w:t>Abb</w:t>
+      </w:r>
+      <w:proofErr w:type="spellEnd"/>
+      <w:r>
+        <w:rPr>
+          <w:i/>
+          <w:iCs/>
+          <w:color w:val="000000" w:themeColor="text1"/>
+          <w:sz w:val="20"/>
+          <w:szCs w:val="20"/>
+        </w:rPr>
+        <w:t xml:space="preserve"> </w:t>
+      </w:r>
+      <w:r>
+        <w:rPr>
+          <w:i/>
+          <w:iCs/>
+          <w:color w:val="000000" w:themeColor="text1"/>
+          <w:sz w:val="20"/>
+          <w:szCs w:val="20"/>
+        </w:rPr>
+        <w:t>2.2</w:t>
+      </w:r>
+      <w:r>
+        <w:rPr>
+          <w:i/>
+          <w:iCs/>
+          <w:color w:val="000000" w:themeColor="text1"/>
+          <w:sz w:val="20"/>
+          <w:szCs w:val="20"/>
+        </w:rPr>
+        <w:t>.</w:t>
+      </w:r>
+      <w:r>
+        <w:rPr>
+          <w:i/>
+          <w:iCs/>
+          <w:color w:val="000000" w:themeColor="text1"/>
+          <w:sz w:val="20"/>
+          <w:szCs w:val="20"/>
+        </w:rPr>
+        <w:t>2.</w:t>
+      </w:r>
+      <w:r>
+        <w:rPr>
+          <w:i/>
+          <w:iCs/>
+          <w:color w:val="000000" w:themeColor="text1"/>
+          <w:sz w:val="20"/>
+          <w:szCs w:val="20"/>
+        </w:rPr>
+        <w:t xml:space="preserve"> </w:t>
+      </w:r>
+      <w:r>
+        <w:rPr>
+          <w:i/>
+          <w:iCs/>
+          <w:color w:val="000000" w:themeColor="text1"/>
+          <w:sz w:val="20"/>
+          <w:szCs w:val="20"/>
+        </w:rPr>
+        <w:t xml:space="preserve">Technische </w:t>
+      </w:r>
+      <w:r>
+        <w:rPr>
+          <w:i/>
+          <w:iCs/>
+          <w:color w:val="000000" w:themeColor="text1"/>
+          <w:sz w:val="20"/>
+          <w:szCs w:val="20"/>
+        </w:rPr>
+        <w:t>Anforderungen</w:t>
+      </w:r>
+      <w:r>
+        <w:rPr>
+          <w:i/>
+          <w:iCs/>
+          <w:color w:val="000000" w:themeColor="text1"/>
+          <w:sz w:val="20"/>
+          <w:szCs w:val="20"/>
+        </w:rPr>
+        <w:t xml:space="preserve"> – Tabelle)</w:t>
+      </w:r>
+    </w:p>
+    <w:p/>
+    <w:p/>
+    <w:p/>
+    <w:p/>
+    <w:p/>
+    <w:p/>
+    <w:p/>
+    <w:p/>
+    <w:p/>
+    <w:p/>
     <w:p>
       <w:pPr>
         <w:pStyle w:val="berschrift1"/>
-        <w:rPr>
-          <w:rFonts w:ascii="Calibri" w:hAnsi="Calibri" w:cs="Calibri"/>
-          <w:b/>
-          <w:bCs/>
-        </w:rPr>
-      </w:pPr>
-      <w:r>
-        <w:rPr>
-          <w:rFonts w:ascii="Calibri" w:hAnsi="Calibri" w:cs="Calibri"/>
-          <w:b/>
-          <w:bCs/>
-        </w:rPr>
-        <w:t xml:space="preserve">3. </w:t>
-      </w:r>
-      <w:r>
+        <w:jc w:val="both"/>
         <w:rPr>
           <w:rFonts w:ascii="Calibri" w:hAnsi="Calibri" w:cs="Calibri"/>
           <w:b/>
@@ -415,34 +3350,33 @@
           <w:sz w:val="36"/>
           <w:szCs w:val="36"/>
         </w:rPr>
-        <w:t>Systemkonzept</w:t>
-      </w:r>
-    </w:p>
-    <w:p>
-      <w:pPr>
-        <w:pStyle w:val="berschrift2"/>
+      </w:pPr>
+      <w:bookmarkStart w:id="12" w:name="_Toc243317567"/>
+      <w:r>
         <w:rPr>
           <w:rFonts w:ascii="Calibri" w:hAnsi="Calibri" w:cs="Calibri"/>
           <w:b/>
           <w:bCs/>
-          <w:sz w:val="28"/>
-          <w:szCs w:val="28"/>
-        </w:rPr>
-      </w:pPr>
+        </w:rPr>
+        <w:t xml:space="preserve">3. </w:t>
+      </w:r>
       <w:r>
         <w:rPr>
           <w:rFonts w:ascii="Calibri" w:hAnsi="Calibri" w:cs="Calibri"/>
           <w:b/>
           <w:bCs/>
-          <w:sz w:val="28"/>
-          <w:szCs w:val="28"/>
-        </w:rPr>
-        <w:t>3.1 Gesamtsystem</w:t>
-      </w:r>
-    </w:p>
+          <w:sz w:val="36"/>
+          <w:szCs w:val="36"/>
+        </w:rPr>
+        <w:t>Systemkonzept</w:t>
+      </w:r>
+      <w:bookmarkEnd w:id="12"/>
+    </w:p>
+    <w:p/>
     <w:p>
       <w:pPr>
         <w:pStyle w:val="berschrift2"/>
+        <w:jc w:val="both"/>
         <w:rPr>
           <w:rFonts w:ascii="Calibri" w:hAnsi="Calibri" w:cs="Calibri"/>
           <w:b/>
@@ -451,6 +3385,7 @@
           <w:szCs w:val="28"/>
         </w:rPr>
       </w:pPr>
+      <w:bookmarkStart w:id="13" w:name="_Toc243317568"/>
       <w:r>
         <w:rPr>
           <w:rFonts w:ascii="Calibri" w:hAnsi="Calibri" w:cs="Calibri"/>
@@ -459,12 +3394,29 @@
           <w:sz w:val="28"/>
           <w:szCs w:val="28"/>
         </w:rPr>
-        <w:t>3.2 Hardwarearchitektur</w:t>
-      </w:r>
-    </w:p>
+        <w:t>3.1 Gesamtsystem</w:t>
+      </w:r>
+      <w:bookmarkEnd w:id="13"/>
+    </w:p>
+    <w:p/>
+    <w:p/>
+    <w:p/>
+    <w:p/>
+    <w:p/>
+    <w:p/>
+    <w:p/>
+    <w:p/>
+    <w:p/>
+    <w:p/>
+    <w:p/>
+    <w:p/>
+    <w:p/>
+    <w:p/>
+    <w:p/>
     <w:p>
       <w:pPr>
         <w:pStyle w:val="berschrift2"/>
+        <w:jc w:val="both"/>
         <w:rPr>
           <w:rFonts w:ascii="Calibri" w:hAnsi="Calibri" w:cs="Calibri"/>
           <w:b/>
@@ -473,6 +3425,7 @@
           <w:szCs w:val="28"/>
         </w:rPr>
       </w:pPr>
+      <w:bookmarkStart w:id="14" w:name="_Toc243317569"/>
       <w:r>
         <w:rPr>
           <w:rFonts w:ascii="Calibri" w:hAnsi="Calibri" w:cs="Calibri"/>
@@ -481,12 +3434,14 @@
           <w:sz w:val="28"/>
           <w:szCs w:val="28"/>
         </w:rPr>
-        <w:t>3.3 Softwarearchitektur</w:t>
-      </w:r>
+        <w:t>3.2 Hardwarearchitektur</w:t>
+      </w:r>
+      <w:bookmarkEnd w:id="14"/>
     </w:p>
     <w:p>
       <w:pPr>
         <w:pStyle w:val="berschrift2"/>
+        <w:jc w:val="both"/>
         <w:rPr>
           <w:rFonts w:ascii="Calibri" w:hAnsi="Calibri" w:cs="Calibri"/>
           <w:b/>
@@ -495,6 +3450,7 @@
           <w:szCs w:val="28"/>
         </w:rPr>
       </w:pPr>
+      <w:bookmarkStart w:id="15" w:name="_Toc243317570"/>
       <w:r>
         <w:rPr>
           <w:rFonts w:ascii="Calibri" w:hAnsi="Calibri" w:cs="Calibri"/>
@@ -503,11 +3459,39 @@
           <w:sz w:val="28"/>
           <w:szCs w:val="28"/>
         </w:rPr>
+        <w:t>3.3 Softwarearchitektur</w:t>
+      </w:r>
+      <w:bookmarkEnd w:id="15"/>
+    </w:p>
+    <w:p>
+      <w:pPr>
+        <w:pStyle w:val="berschrift2"/>
+        <w:jc w:val="both"/>
+        <w:rPr>
+          <w:rFonts w:ascii="Calibri" w:hAnsi="Calibri" w:cs="Calibri"/>
+          <w:b/>
+          <w:bCs/>
+          <w:sz w:val="28"/>
+          <w:szCs w:val="28"/>
+        </w:rPr>
+      </w:pPr>
+      <w:bookmarkStart w:id="16" w:name="_Toc243317571"/>
+      <w:r>
+        <w:rPr>
+          <w:rFonts w:ascii="Calibri" w:hAnsi="Calibri" w:cs="Calibri"/>
+          <w:b/>
+          <w:bCs/>
+          <w:sz w:val="28"/>
+          <w:szCs w:val="28"/>
+        </w:rPr>
         <w:t>3.4 Kommunikation</w:t>
       </w:r>
+      <w:bookmarkEnd w:id="16"/>
     </w:p>
     <w:p/>
     <w:sectPr>
+      <w:headerReference w:type="default" r:id="rId7"/>
+      <w:footerReference w:type="default" r:id="rId8"/>
       <w:pgSz w:w="11906" w:h="16838"/>
       <w:pgMar w:top="1417" w:right="1417" w:bottom="1134" w:left="1417" w:header="708" w:footer="708" w:gutter="0"/>
       <w:cols w:space="708"/>
@@ -515,6 +3499,234 @@
     </w:sectPr>
   </w:body>
 </w:document>
+</file>
+
+<file path=word/endnotes.xml><?xml version="1.0" encoding="utf-8"?>
+<w:endnotes xmlns:wpc="http://schemas.microsoft.com/office/word/2010/wordprocessingCanvas" xmlns:cx="http://schemas.microsoft.com/office/drawing/2014/chartex" xmlns:cx1="http://schemas.microsoft.com/office/drawing/2015/9/8/chartex" xmlns:cx2="http://schemas.microsoft.com/office/drawing/2015/10/21/chartex" xmlns:cx3="http://schemas.microsoft.com/office/drawing/2016/5/9/chartex" xmlns:cx4="http://schemas.microsoft.com/office/drawing/2016/5/10/chartex" xmlns:cx5="http://schemas.microsoft.com/office/drawing/2016/5/11/chartex" xmlns:cx6="http://schemas.microsoft.com/office/drawing/2016/5/12/chartex" xmlns:cx7="http://schemas.microsoft.com/office/drawing/2016/5/13/chartex" xmlns:cx8="http://schemas.microsoft.com/office/drawing/2016/5/14/chartex" xmlns:mc="http://schemas.openxmlformats.org/markup-compatibility/2006" xmlns:aink="http://schemas.microsoft.com/office/drawing/2016/ink" xmlns:am3d="http://schemas.microsoft.com/office/drawing/2017/model3d" xmlns:o="urn:schemas-microsoft-com:office:office" xmlns:oel="http://schemas.microsoft.com/office/2019/extlst" xmlns:r="http://schemas.openxmlformats.org/officeDocument/2006/relationships" xmlns:m="http://schemas.openxmlformats.org/officeDocument/2006/math" xmlns:v="urn:schemas-microsoft-com:vml" xmlns:wp14="http://schemas.microsoft.com/office/word/2010/wordprocessingDrawing" xmlns:wp="http://schemas.openxmlformats.org/drawingml/2006/wordprocessingDrawing" xmlns:w10="urn:schemas-microsoft-com:office:word" xmlns:w="http://schemas.openxmlformats.org/wordprocessingml/2006/main" xmlns:w14="http://schemas.microsoft.com/office/word/2010/wordml" xmlns:w15="http://schemas.microsoft.com/office/word/2012/wordml" xmlns:w16cex="http://schemas.microsoft.com/office/word/2018/wordml/cex" xmlns:w16cid="http://schemas.microsoft.com/office/word/2016/wordml/cid" xmlns:w16="http://schemas.microsoft.com/office/word/2018/wordml" xmlns:w16du="http://schemas.microsoft.com/office/word/2023/wordml/word16du" xmlns:w16sdtdh="http://schemas.microsoft.com/office/word/2020/wordml/sdtdatahash" xmlns:w16sdtfl="http://schemas.microsoft.com/office/word/2024/wordml/sdtformatlock" xmlns:w16se="http://schemas.microsoft.com/office/word/2015/wordml/symex" xmlns:wpg="http://schemas.microsoft.com/office/word/2010/wordprocessingGroup" xmlns:wpi="http://schemas.microsoft.com/office/word/2010/wordprocessingInk" xmlns:wne="http://schemas.microsoft.com/office/word/2006/wordml" xmlns:wps="http://schemas.microsoft.com/office/word/2010/wordprocessingShape" mc:Ignorable="w14 w15 w16se w16cid w16 w16cex w16sdtdh w16sdtfl w16du wp14">
+  <w:endnote w:type="separator" w:id="-1">
+    <w:p>
+      <w:pPr>
+        <w:spacing w:after="0" w:line="240" w:lineRule="auto"/>
+      </w:pPr>
+      <w:r>
+        <w:separator/>
+      </w:r>
+    </w:p>
+  </w:endnote>
+  <w:endnote w:type="continuationSeparator" w:id="0">
+    <w:p>
+      <w:pPr>
+        <w:spacing w:after="0" w:line="240" w:lineRule="auto"/>
+      </w:pPr>
+      <w:r>
+        <w:continuationSeparator/>
+      </w:r>
+    </w:p>
+  </w:endnote>
+</w:endnotes>
+</file>
+
+<file path=word/footer1.xml><?xml version="1.0" encoding="utf-8"?>
+<w:ftr xmlns:wpc="http://schemas.microsoft.com/office/word/2010/wordprocessingCanvas" xmlns:cx="http://schemas.microsoft.com/office/drawing/2014/chartex" xmlns:cx1="http://schemas.microsoft.com/office/drawing/2015/9/8/chartex" xmlns:cx2="http://schemas.microsoft.com/office/drawing/2015/10/21/chartex" xmlns:cx3="http://schemas.microsoft.com/office/drawing/2016/5/9/chartex" xmlns:cx4="http://schemas.microsoft.com/office/drawing/2016/5/10/chartex" xmlns:cx5="http://schemas.microsoft.com/office/drawing/2016/5/11/chartex" xmlns:cx6="http://schemas.microsoft.com/office/drawing/2016/5/12/chartex" xmlns:cx7="http://schemas.microsoft.com/office/drawing/2016/5/13/chartex" xmlns:cx8="http://schemas.microsoft.com/office/drawing/2016/5/14/chartex" xmlns:mc="http://schemas.openxmlformats.org/markup-compatibility/2006" xmlns:aink="http://schemas.microsoft.com/office/drawing/2016/ink" xmlns:am3d="http://schemas.microsoft.com/office/drawing/2017/model3d" xmlns:o="urn:schemas-microsoft-com:office:office" xmlns:oel="http://schemas.microsoft.com/office/2019/extlst" xmlns:r="http://schemas.openxmlformats.org/officeDocument/2006/relationships" xmlns:m="http://schemas.openxmlformats.org/officeDocument/2006/math" xmlns:v="urn:schemas-microsoft-com:vml" xmlns:wp14="http://schemas.microsoft.com/office/word/2010/wordprocessingDrawing" xmlns:wp="http://schemas.openxmlformats.org/drawingml/2006/wordprocessingDrawing" xmlns:w10="urn:schemas-microsoft-com:office:word" xmlns:w="http://schemas.openxmlformats.org/wordprocessingml/2006/main" xmlns:w14="http://schemas.microsoft.com/office/word/2010/wordml" xmlns:w15="http://schemas.microsoft.com/office/word/2012/wordml" xmlns:w16cex="http://schemas.microsoft.com/office/word/2018/wordml/cex" xmlns:w16cid="http://schemas.microsoft.com/office/word/2016/wordml/cid" xmlns:w16="http://schemas.microsoft.com/office/word/2018/wordml" xmlns:w16du="http://schemas.microsoft.com/office/word/2023/wordml/word16du" xmlns:w16sdtdh="http://schemas.microsoft.com/office/word/2020/wordml/sdtdatahash" xmlns:w16sdtfl="http://schemas.microsoft.com/office/word/2024/wordml/sdtformatlock" xmlns:w16se="http://schemas.microsoft.com/office/word/2015/wordml/symex" xmlns:wpg="http://schemas.microsoft.com/office/word/2010/wordprocessingGroup" xmlns:wpi="http://schemas.microsoft.com/office/word/2010/wordprocessingInk" xmlns:wne="http://schemas.microsoft.com/office/word/2006/wordml" xmlns:wps="http://schemas.microsoft.com/office/word/2010/wordprocessingShape" mc:Ignorable="w14 w15 w16se w16cid w16 w16cex w16sdtdh w16sdtfl w16du wp14">
+  <w:sdt>
+    <w:sdtPr>
+      <w:id w:val="1551018"/>
+      <w:docPartObj>
+        <w:docPartGallery w:val="Page Numbers (Bottom of Page)"/>
+        <w:docPartUnique/>
+      </w:docPartObj>
+    </w:sdtPr>
+    <w:sdtContent>
+      <w:p>
+        <w:pPr>
+          <w:pStyle w:val="Fuzeile"/>
+          <w:jc w:val="center"/>
+        </w:pPr>
+        <w:r>
+          <w:rPr>
+            <w:noProof/>
+          </w:rPr>
+          <mc:AlternateContent>
+            <mc:Choice Requires="wps">
+              <w:drawing>
+                <wp:inline distT="0" distB="0" distL="0" distR="0" wp14:anchorId="096C8E85" wp14:editId="49BD765D">
+                  <wp:extent cx="5467350" cy="45085"/>
+                  <wp:effectExtent l="9525" t="9525" r="0" b="2540"/>
+                  <wp:docPr id="1087622188" name="Flussdiagramm: Verzweigung 1" descr="Light horizontal"/>
+                  <wp:cNvGraphicFramePr>
+                    <a:graphicFrameLocks xmlns:a="http://schemas.openxmlformats.org/drawingml/2006/main"/>
+                  </wp:cNvGraphicFramePr>
+                  <a:graphic xmlns:a="http://schemas.openxmlformats.org/drawingml/2006/main">
+                    <a:graphicData uri="http://schemas.microsoft.com/office/word/2010/wordprocessingShape">
+                      <wps:wsp>
+                        <wps:cNvSpPr>
+                          <a:spLocks noChangeArrowheads="1"/>
+                        </wps:cNvSpPr>
+                        <wps:spPr bwMode="auto">
+                          <a:xfrm flipV="1">
+                            <a:off x="0" y="0"/>
+                            <a:ext cx="5467350" cy="45085"/>
+                          </a:xfrm>
+                          <a:prstGeom prst="flowChartDecision">
+                            <a:avLst/>
+                          </a:prstGeom>
+                          <a:pattFill prst="ltHorz">
+                            <a:fgClr>
+                              <a:srgbClr val="000000"/>
+                            </a:fgClr>
+                            <a:bgClr>
+                              <a:srgbClr val="FFFFFF"/>
+                            </a:bgClr>
+                          </a:pattFill>
+                          <a:ln>
+                            <a:noFill/>
+                          </a:ln>
+                          <a:extLst>
+                            <a:ext uri="{91240B29-F687-4F45-9708-019B960494DF}">
+                              <a14:hiddenLine xmlns:a14="http://schemas.microsoft.com/office/drawing/2010/main" w="9525">
+                                <a:solidFill>
+                                  <a:srgbClr val="000000"/>
+                                </a:solidFill>
+                                <a:miter lim="800000"/>
+                                <a:headEnd/>
+                                <a:tailEnd/>
+                              </a14:hiddenLine>
+                            </a:ext>
+                          </a:extLst>
+                        </wps:spPr>
+                        <wps:bodyPr rot="0" vert="horz" wrap="square" lIns="91440" tIns="45720" rIns="91440" bIns="45720" anchor="t" anchorCtr="0" upright="1">
+                          <a:noAutofit/>
+                        </wps:bodyPr>
+                      </wps:wsp>
+                    </a:graphicData>
+                  </a:graphic>
+                </wp:inline>
+              </w:drawing>
+            </mc:Choice>
+            <mc:Fallback>
+              <w:pict>
+                <v:shapetype w14:anchorId="24CFEDBE" id="_x0000_t110" coordsize="21600,21600" o:spt="110" path="m10800,l,10800,10800,21600,21600,10800xe">
+                  <v:stroke joinstyle="miter"/>
+                  <v:path gradientshapeok="t" o:connecttype="rect" textboxrect="5400,5400,16200,16200"/>
+                </v:shapetype>
+                <v:shape id="Flussdiagramm: Verzweigung 1" o:spid="_x0000_s1026" type="#_x0000_t110" alt="Light horizontal" style="width:430.5pt;height:3.55pt;flip:y;visibility:visible;mso-wrap-style:square;mso-left-percent:-10001;mso-top-percent:-10001;mso-position-horizontal:absolute;mso-position-horizontal-relative:char;mso-position-vertical:absolute;mso-position-vertical-relative:line;mso-left-percent:-10001;mso-top-percent:-10001;v-text-anchor:top" o:gfxdata="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" fillcolor="black" stroked="f">
+                  <v:fill r:id="rId1" o:title="" type="pattern"/>
+                  <w10:anchorlock/>
+                </v:shape>
+              </w:pict>
+            </mc:Fallback>
+          </mc:AlternateContent>
+        </w:r>
+      </w:p>
+      <w:p>
+        <w:pPr>
+          <w:pStyle w:val="Fuzeile"/>
+          <w:jc w:val="center"/>
+        </w:pPr>
+        <w:r>
+          <w:fldChar w:fldCharType="begin"/>
+        </w:r>
+        <w:r>
+          <w:instrText>PAGE    \* MERGEFORMAT</w:instrText>
+        </w:r>
+        <w:r>
+          <w:fldChar w:fldCharType="separate"/>
+        </w:r>
+        <w:r>
+          <w:t>2</w:t>
+        </w:r>
+        <w:r>
+          <w:fldChar w:fldCharType="end"/>
+        </w:r>
+      </w:p>
+    </w:sdtContent>
+  </w:sdt>
+  <w:p>
+    <w:pPr>
+      <w:pStyle w:val="Fuzeile"/>
+    </w:pPr>
+  </w:p>
+</w:ftr>
+</file>
+
+<file path=word/footnotes.xml><?xml version="1.0" encoding="utf-8"?>
+<w:footnotes xmlns:wpc="http://schemas.microsoft.com/office/word/2010/wordprocessingCanvas" xmlns:cx="http://schemas.microsoft.com/office/drawing/2014/chartex" xmlns:cx1="http://schemas.microsoft.com/office/drawing/2015/9/8/chartex" xmlns:cx2="http://schemas.microsoft.com/office/drawing/2015/10/21/chartex" xmlns:cx3="http://schemas.microsoft.com/office/drawing/2016/5/9/chartex" xmlns:cx4="http://schemas.microsoft.com/office/drawing/2016/5/10/chartex" xmlns:cx5="http://schemas.microsoft.com/office/drawing/2016/5/11/chartex" xmlns:cx6="http://schemas.microsoft.com/office/drawing/2016/5/12/chartex" xmlns:cx7="http://schemas.microsoft.com/office/drawing/2016/5/13/chartex" xmlns:cx8="http://schemas.microsoft.com/office/drawing/2016/5/14/chartex" xmlns:mc="http://schemas.openxmlformats.org/markup-compatibility/2006" xmlns:aink="http://schemas.microsoft.com/office/drawing/2016/ink" xmlns:am3d="http://schemas.microsoft.com/office/drawing/2017/model3d" xmlns:o="urn:schemas-microsoft-com:office:office" xmlns:oel="http://schemas.microsoft.com/office/2019/extlst" xmlns:r="http://schemas.openxmlformats.org/officeDocument/2006/relationships" xmlns:m="http://schemas.openxmlformats.org/officeDocument/2006/math" xmlns:v="urn:schemas-microsoft-com:vml" xmlns:wp14="http://schemas.microsoft.com/office/word/2010/wordprocessingDrawing" xmlns:wp="http://schemas.openxmlformats.org/drawingml/2006/wordprocessingDrawing" xmlns:w10="urn:schemas-microsoft-com:office:word" xmlns:w="http://schemas.openxmlformats.org/wordprocessingml/2006/main" xmlns:w14="http://schemas.microsoft.com/office/word/2010/wordml" xmlns:w15="http://schemas.microsoft.com/office/word/2012/wordml" xmlns:w16cex="http://schemas.microsoft.com/office/word/2018/wordml/cex" xmlns:w16cid="http://schemas.microsoft.com/office/word/2016/wordml/cid" xmlns:w16="http://schemas.microsoft.com/office/word/2018/wordml" xmlns:w16du="http://schemas.microsoft.com/office/word/2023/wordml/word16du" xmlns:w16sdtdh="http://schemas.microsoft.com/office/word/2020/wordml/sdtdatahash" xmlns:w16sdtfl="http://schemas.microsoft.com/office/word/2024/wordml/sdtformatlock" xmlns:w16se="http://schemas.microsoft.com/office/word/2015/wordml/symex" xmlns:wpg="http://schemas.microsoft.com/office/word/2010/wordprocessingGroup" xmlns:wpi="http://schemas.microsoft.com/office/word/2010/wordprocessingInk" xmlns:wne="http://schemas.microsoft.com/office/word/2006/wordml" xmlns:wps="http://schemas.microsoft.com/office/word/2010/wordprocessingShape" mc:Ignorable="w14 w15 w16se w16cid w16 w16cex w16sdtdh w16sdtfl w16du wp14">
+  <w:footnote w:type="separator" w:id="-1">
+    <w:p>
+      <w:pPr>
+        <w:spacing w:after="0" w:line="240" w:lineRule="auto"/>
+      </w:pPr>
+      <w:r>
+        <w:separator/>
+      </w:r>
+    </w:p>
+  </w:footnote>
+  <w:footnote w:type="continuationSeparator" w:id="0">
+    <w:p>
+      <w:pPr>
+        <w:spacing w:after="0" w:line="240" w:lineRule="auto"/>
+      </w:pPr>
+      <w:r>
+        <w:continuationSeparator/>
+      </w:r>
+    </w:p>
+  </w:footnote>
+</w:footnotes>
+</file>
+
+<file path=word/header1.xml><?xml version="1.0" encoding="utf-8"?>
+<w:hdr xmlns:wpc="http://schemas.microsoft.com/office/word/2010/wordprocessingCanvas" xmlns:cx="http://schemas.microsoft.com/office/drawing/2014/chartex" xmlns:cx1="http://schemas.microsoft.com/office/drawing/2015/9/8/chartex" xmlns:cx2="http://schemas.microsoft.com/office/drawing/2015/10/21/chartex" xmlns:cx3="http://schemas.microsoft.com/office/drawing/2016/5/9/chartex" xmlns:cx4="http://schemas.microsoft.com/office/drawing/2016/5/10/chartex" xmlns:cx5="http://schemas.microsoft.com/office/drawing/2016/5/11/chartex" xmlns:cx6="http://schemas.microsoft.com/office/drawing/2016/5/12/chartex" xmlns:cx7="http://schemas.microsoft.com/office/drawing/2016/5/13/chartex" xmlns:cx8="http://schemas.microsoft.com/office/drawing/2016/5/14/chartex" xmlns:mc="http://schemas.openxmlformats.org/markup-compatibility/2006" xmlns:aink="http://schemas.microsoft.com/office/drawing/2016/ink" xmlns:am3d="http://schemas.microsoft.com/office/drawing/2017/model3d" xmlns:o="urn:schemas-microsoft-com:office:office" xmlns:oel="http://schemas.microsoft.com/office/2019/extlst" xmlns:r="http://schemas.openxmlformats.org/officeDocument/2006/relationships" xmlns:m="http://schemas.openxmlformats.org/officeDocument/2006/math" xmlns:v="urn:schemas-microsoft-com:vml" xmlns:wp14="http://schemas.microsoft.com/office/word/2010/wordprocessingDrawing" xmlns:wp="http://schemas.openxmlformats.org/drawingml/2006/wordprocessingDrawing" xmlns:w10="urn:schemas-microsoft-com:office:word" xmlns:w="http://schemas.openxmlformats.org/wordprocessingml/2006/main" xmlns:w14="http://schemas.microsoft.com/office/word/2010/wordml" xmlns:w15="http://schemas.microsoft.com/office/word/2012/wordml" xmlns:w16cex="http://schemas.microsoft.com/office/word/2018/wordml/cex" xmlns:w16cid="http://schemas.microsoft.com/office/word/2016/wordml/cid" xmlns:w16="http://schemas.microsoft.com/office/word/2018/wordml" xmlns:w16du="http://schemas.microsoft.com/office/word/2023/wordml/word16du" xmlns:w16sdtdh="http://schemas.microsoft.com/office/word/2020/wordml/sdtdatahash" xmlns:w16sdtfl="http://schemas.microsoft.com/office/word/2024/wordml/sdtformatlock" xmlns:w16se="http://schemas.microsoft.com/office/word/2015/wordml/symex" xmlns:wpg="http://schemas.microsoft.com/office/word/2010/wordprocessingGroup" xmlns:wpi="http://schemas.microsoft.com/office/word/2010/wordprocessingInk" xmlns:wne="http://schemas.microsoft.com/office/word/2006/wordml" xmlns:wps="http://schemas.microsoft.com/office/word/2010/wordprocessingShape" mc:Ignorable="w14 w15 w16se w16cid w16 w16cex w16sdtdh w16sdtfl w16du wp14">
+  <w:p>
+    <w:pPr>
+      <w:pStyle w:val="Kopfzeile"/>
+      <w:rPr>
+        <w:rFonts w:ascii="Calibri" w:hAnsi="Calibri" w:cs="Calibri"/>
+      </w:rPr>
+    </w:pPr>
+    <w:r>
+      <w:rPr>
+        <w:rFonts w:ascii="Calibri" w:hAnsi="Calibri" w:cs="Calibri"/>
+      </w:rPr>
+      <w:t>Diplomarbeit 2026/27</w:t>
+    </w:r>
+  </w:p>
+  <w:p>
+    <w:pPr>
+      <w:pStyle w:val="Kopfzeile"/>
+      <w:rPr>
+        <w:sz w:val="48"/>
+        <w:szCs w:val="48"/>
+      </w:rPr>
+    </w:pPr>
+    <w:r>
+      <w:t xml:space="preserve">Jukic, Karpuz &amp; </w:t>
+    </w:r>
+    <w:proofErr w:type="spellStart"/>
+    <w:r>
+      <w:t>Sayfutdinov</w:t>
+    </w:r>
+    <w:proofErr w:type="spellEnd"/>
+    <w:r>
+      <w:tab/>
+    </w:r>
+    <w:r>
+      <w:tab/>
+    </w:r>
+    <w:r>
+      <w:rPr>
+        <w:rFonts w:ascii="Arial Black" w:hAnsi="Arial Black" w:cs="ADLaM Display"/>
+        <w:sz w:val="48"/>
+        <w:szCs w:val="48"/>
+      </w:rPr>
+      <w:t>HTL Rankweil</w:t>
+    </w:r>
+  </w:p>
+  <w:p>
+    <w:pPr>
+      <w:pStyle w:val="Kopfzeile"/>
+    </w:pPr>
+  </w:p>
+</w:hdr>
 </file>
 
 <file path=word/numbering.xml><?xml version="1.0" encoding="utf-8"?>
@@ -1038,6 +4250,7 @@
   <w:style w:type="paragraph" w:default="1" w:styleId="Standard">
     <w:name w:val="Normal"/>
     <w:qFormat/>
+    <w:rsid w:val="005C02AC"/>
   </w:style>
   <w:style w:type="paragraph" w:styleId="berschrift1">
     <w:name w:val="heading 1"/>
@@ -1088,7 +4301,6 @@
     <w:next w:val="Standard"/>
     <w:link w:val="berschrift3Zchn"/>
     <w:uiPriority w:val="9"/>
-    <w:semiHidden/>
     <w:unhideWhenUsed/>
     <w:qFormat/>
     <w:rsid w:val="00DE4605"/>
@@ -1294,7 +4506,6 @@
     <w:basedOn w:val="Absatz-Standardschriftart"/>
     <w:link w:val="berschrift3"/>
     <w:uiPriority w:val="9"/>
-    <w:semiHidden/>
     <w:rsid w:val="00DE4605"/>
     <w:rPr>
       <w:rFonts w:eastAsiaTheme="majorEastAsia" w:cstheme="majorBidi"/>
@@ -1551,6 +4762,413 @@
       <w:color w:val="0F4761" w:themeColor="accent1" w:themeShade="BF"/>
       <w:spacing w:val="5"/>
     </w:rPr>
+  </w:style>
+  <w:style w:type="paragraph" w:styleId="Inhaltsverzeichnisberschrift">
+    <w:name w:val="TOC Heading"/>
+    <w:basedOn w:val="berschrift1"/>
+    <w:next w:val="Standard"/>
+    <w:uiPriority w:val="39"/>
+    <w:unhideWhenUsed/>
+    <w:qFormat/>
+    <w:rsid w:val="00C832BA"/>
+    <w:pPr>
+      <w:spacing w:before="240" w:after="0" w:line="259" w:lineRule="auto"/>
+      <w:outlineLvl w:val="9"/>
+    </w:pPr>
+    <w:rPr>
+      <w:kern w:val="0"/>
+      <w:sz w:val="32"/>
+      <w:szCs w:val="32"/>
+      <w:lang w:eastAsia="de-DE"/>
+      <w14:ligatures w14:val="none"/>
+    </w:rPr>
+  </w:style>
+  <w:style w:type="paragraph" w:styleId="Verzeichnis1">
+    <w:name w:val="toc 1"/>
+    <w:basedOn w:val="Standard"/>
+    <w:next w:val="Standard"/>
+    <w:autoRedefine/>
+    <w:uiPriority w:val="39"/>
+    <w:unhideWhenUsed/>
+    <w:rsid w:val="00C832BA"/>
+    <w:pPr>
+      <w:spacing w:after="100"/>
+    </w:pPr>
+  </w:style>
+  <w:style w:type="paragraph" w:styleId="Verzeichnis2">
+    <w:name w:val="toc 2"/>
+    <w:basedOn w:val="Standard"/>
+    <w:next w:val="Standard"/>
+    <w:autoRedefine/>
+    <w:uiPriority w:val="39"/>
+    <w:unhideWhenUsed/>
+    <w:rsid w:val="00C832BA"/>
+    <w:pPr>
+      <w:spacing w:after="100"/>
+      <w:ind w:left="240"/>
+    </w:pPr>
+  </w:style>
+  <w:style w:type="character" w:styleId="Hyperlink">
+    <w:name w:val="Hyperlink"/>
+    <w:basedOn w:val="Absatz-Standardschriftart"/>
+    <w:uiPriority w:val="99"/>
+    <w:unhideWhenUsed/>
+    <w:rsid w:val="00C832BA"/>
+    <w:rPr>
+      <w:color w:val="467886" w:themeColor="hyperlink"/>
+      <w:u w:val="single"/>
+    </w:rPr>
+  </w:style>
+  <w:style w:type="paragraph" w:styleId="Kopfzeile">
+    <w:name w:val="header"/>
+    <w:basedOn w:val="Standard"/>
+    <w:link w:val="KopfzeileZchn"/>
+    <w:uiPriority w:val="99"/>
+    <w:unhideWhenUsed/>
+    <w:rsid w:val="007C1601"/>
+    <w:pPr>
+      <w:tabs>
+        <w:tab w:val="center" w:pos="4536"/>
+        <w:tab w:val="right" w:pos="9072"/>
+      </w:tabs>
+      <w:spacing w:after="0" w:line="240" w:lineRule="auto"/>
+    </w:pPr>
+  </w:style>
+  <w:style w:type="character" w:customStyle="1" w:styleId="KopfzeileZchn">
+    <w:name w:val="Kopfzeile Zchn"/>
+    <w:basedOn w:val="Absatz-Standardschriftart"/>
+    <w:link w:val="Kopfzeile"/>
+    <w:uiPriority w:val="99"/>
+    <w:rsid w:val="007C1601"/>
+  </w:style>
+  <w:style w:type="paragraph" w:styleId="Fuzeile">
+    <w:name w:val="footer"/>
+    <w:basedOn w:val="Standard"/>
+    <w:link w:val="FuzeileZchn"/>
+    <w:uiPriority w:val="99"/>
+    <w:unhideWhenUsed/>
+    <w:rsid w:val="007C1601"/>
+    <w:pPr>
+      <w:tabs>
+        <w:tab w:val="center" w:pos="4536"/>
+        <w:tab w:val="right" w:pos="9072"/>
+      </w:tabs>
+      <w:spacing w:after="0" w:line="240" w:lineRule="auto"/>
+    </w:pPr>
+  </w:style>
+  <w:style w:type="character" w:customStyle="1" w:styleId="FuzeileZchn">
+    <w:name w:val="Fußzeile Zchn"/>
+    <w:basedOn w:val="Absatz-Standardschriftart"/>
+    <w:link w:val="Fuzeile"/>
+    <w:uiPriority w:val="99"/>
+    <w:rsid w:val="007C1601"/>
+  </w:style>
+  <w:style w:type="paragraph" w:styleId="Verzeichnis3">
+    <w:name w:val="toc 3"/>
+    <w:basedOn w:val="Standard"/>
+    <w:next w:val="Standard"/>
+    <w:autoRedefine/>
+    <w:uiPriority w:val="39"/>
+    <w:unhideWhenUsed/>
+    <w:rsid w:val="007A6943"/>
+    <w:pPr>
+      <w:spacing w:after="100"/>
+      <w:ind w:left="480"/>
+    </w:pPr>
+  </w:style>
+  <w:style w:type="table" w:styleId="Tabellenraster">
+    <w:name w:val="Table Grid"/>
+    <w:basedOn w:val="NormaleTabelle"/>
+    <w:uiPriority w:val="39"/>
+    <w:rsid w:val="006672BC"/>
+    <w:pPr>
+      <w:spacing w:after="0" w:line="240" w:lineRule="auto"/>
+    </w:pPr>
+    <w:tblPr>
+      <w:tblBorders>
+        <w:top w:val="single" w:sz="4" w:space="0" w:color="auto"/>
+        <w:left w:val="single" w:sz="4" w:space="0" w:color="auto"/>
+        <w:bottom w:val="single" w:sz="4" w:space="0" w:color="auto"/>
+        <w:right w:val="single" w:sz="4" w:space="0" w:color="auto"/>
+        <w:insideH w:val="single" w:sz="4" w:space="0" w:color="auto"/>
+        <w:insideV w:val="single" w:sz="4" w:space="0" w:color="auto"/>
+      </w:tblBorders>
+    </w:tblPr>
+  </w:style>
+  <w:style w:type="table" w:styleId="Gitternetztabelle7farbig">
+    <w:name w:val="Grid Table 7 Colorful"/>
+    <w:basedOn w:val="NormaleTabelle"/>
+    <w:uiPriority w:val="52"/>
+    <w:rsid w:val="00102ABD"/>
+    <w:pPr>
+      <w:spacing w:after="0" w:line="240" w:lineRule="auto"/>
+    </w:pPr>
+    <w:rPr>
+      <w:color w:val="000000" w:themeColor="text1"/>
+    </w:rPr>
+    <w:tblPr>
+      <w:tblStyleRowBandSize w:val="1"/>
+      <w:tblStyleColBandSize w:val="1"/>
+      <w:tblBorders>
+        <w:top w:val="single" w:sz="4" w:space="0" w:color="666666" w:themeColor="text1" w:themeTint="99"/>
+        <w:left w:val="single" w:sz="4" w:space="0" w:color="666666" w:themeColor="text1" w:themeTint="99"/>
+        <w:bottom w:val="single" w:sz="4" w:space="0" w:color="666666" w:themeColor="text1" w:themeTint="99"/>
+        <w:right w:val="single" w:sz="4" w:space="0" w:color="666666" w:themeColor="text1" w:themeTint="99"/>
+        <w:insideH w:val="single" w:sz="4" w:space="0" w:color="666666" w:themeColor="text1" w:themeTint="99"/>
+        <w:insideV w:val="single" w:sz="4" w:space="0" w:color="666666" w:themeColor="text1" w:themeTint="99"/>
+      </w:tblBorders>
+    </w:tblPr>
+    <w:tblStylePr w:type="firstRow">
+      <w:rPr>
+        <w:b/>
+        <w:bCs/>
+      </w:rPr>
+      <w:tblPr/>
+      <w:tcPr>
+        <w:tcBorders>
+          <w:top w:val="nil"/>
+          <w:left w:val="nil"/>
+          <w:right w:val="nil"/>
+          <w:insideH w:val="nil"/>
+          <w:insideV w:val="nil"/>
+        </w:tcBorders>
+        <w:shd w:val="clear" w:color="auto" w:fill="FFFFFF" w:themeFill="background1"/>
+      </w:tcPr>
+    </w:tblStylePr>
+    <w:tblStylePr w:type="lastRow">
+      <w:rPr>
+        <w:b/>
+        <w:bCs/>
+      </w:rPr>
+      <w:tblPr/>
+      <w:tcPr>
+        <w:tcBorders>
+          <w:left w:val="nil"/>
+          <w:bottom w:val="nil"/>
+          <w:right w:val="nil"/>
+          <w:insideH w:val="nil"/>
+          <w:insideV w:val="nil"/>
+        </w:tcBorders>
+        <w:shd w:val="clear" w:color="auto" w:fill="FFFFFF" w:themeFill="background1"/>
+      </w:tcPr>
+    </w:tblStylePr>
+    <w:tblStylePr w:type="firstCol">
+      <w:pPr>
+        <w:jc w:val="right"/>
+      </w:pPr>
+      <w:rPr>
+        <w:i/>
+        <w:iCs/>
+      </w:rPr>
+      <w:tblPr/>
+      <w:tcPr>
+        <w:tcBorders>
+          <w:top w:val="nil"/>
+          <w:left w:val="nil"/>
+          <w:bottom w:val="nil"/>
+          <w:insideH w:val="nil"/>
+          <w:insideV w:val="nil"/>
+        </w:tcBorders>
+        <w:shd w:val="clear" w:color="auto" w:fill="FFFFFF" w:themeFill="background1"/>
+      </w:tcPr>
+    </w:tblStylePr>
+    <w:tblStylePr w:type="lastCol">
+      <w:rPr>
+        <w:i/>
+        <w:iCs/>
+      </w:rPr>
+      <w:tblPr/>
+      <w:tcPr>
+        <w:tcBorders>
+          <w:top w:val="nil"/>
+          <w:bottom w:val="nil"/>
+          <w:right w:val="nil"/>
+          <w:insideH w:val="nil"/>
+          <w:insideV w:val="nil"/>
+        </w:tcBorders>
+        <w:shd w:val="clear" w:color="auto" w:fill="FFFFFF" w:themeFill="background1"/>
+      </w:tcPr>
+    </w:tblStylePr>
+    <w:tblStylePr w:type="band1Vert">
+      <w:tblPr/>
+      <w:tcPr>
+        <w:shd w:val="clear" w:color="auto" w:fill="CCCCCC" w:themeFill="text1" w:themeFillTint="33"/>
+      </w:tcPr>
+    </w:tblStylePr>
+    <w:tblStylePr w:type="band1Horz">
+      <w:tblPr/>
+      <w:tcPr>
+        <w:shd w:val="clear" w:color="auto" w:fill="CCCCCC" w:themeFill="text1" w:themeFillTint="33"/>
+      </w:tcPr>
+    </w:tblStylePr>
+    <w:tblStylePr w:type="neCell">
+      <w:tblPr/>
+      <w:tcPr>
+        <w:tcBorders>
+          <w:bottom w:val="single" w:sz="4" w:space="0" w:color="666666" w:themeColor="text1" w:themeTint="99"/>
+        </w:tcBorders>
+      </w:tcPr>
+    </w:tblStylePr>
+    <w:tblStylePr w:type="nwCell">
+      <w:tblPr/>
+      <w:tcPr>
+        <w:tcBorders>
+          <w:bottom w:val="single" w:sz="4" w:space="0" w:color="666666" w:themeColor="text1" w:themeTint="99"/>
+        </w:tcBorders>
+      </w:tcPr>
+    </w:tblStylePr>
+    <w:tblStylePr w:type="seCell">
+      <w:tblPr/>
+      <w:tcPr>
+        <w:tcBorders>
+          <w:top w:val="single" w:sz="4" w:space="0" w:color="666666" w:themeColor="text1" w:themeTint="99"/>
+        </w:tcBorders>
+      </w:tcPr>
+    </w:tblStylePr>
+    <w:tblStylePr w:type="swCell">
+      <w:tblPr/>
+      <w:tcPr>
+        <w:tcBorders>
+          <w:top w:val="single" w:sz="4" w:space="0" w:color="666666" w:themeColor="text1" w:themeTint="99"/>
+        </w:tcBorders>
+      </w:tcPr>
+    </w:tblStylePr>
+  </w:style>
+  <w:style w:type="table" w:styleId="Gitternetztabelle3">
+    <w:name w:val="Grid Table 3"/>
+    <w:basedOn w:val="NormaleTabelle"/>
+    <w:uiPriority w:val="48"/>
+    <w:rsid w:val="00102ABD"/>
+    <w:pPr>
+      <w:spacing w:after="0" w:line="240" w:lineRule="auto"/>
+    </w:pPr>
+    <w:tblPr>
+      <w:tblStyleRowBandSize w:val="1"/>
+      <w:tblStyleColBandSize w:val="1"/>
+      <w:tblBorders>
+        <w:top w:val="single" w:sz="4" w:space="0" w:color="666666" w:themeColor="text1" w:themeTint="99"/>
+        <w:left w:val="single" w:sz="4" w:space="0" w:color="666666" w:themeColor="text1" w:themeTint="99"/>
+        <w:bottom w:val="single" w:sz="4" w:space="0" w:color="666666" w:themeColor="text1" w:themeTint="99"/>
+        <w:right w:val="single" w:sz="4" w:space="0" w:color="666666" w:themeColor="text1" w:themeTint="99"/>
+        <w:insideH w:val="single" w:sz="4" w:space="0" w:color="666666" w:themeColor="text1" w:themeTint="99"/>
+        <w:insideV w:val="single" w:sz="4" w:space="0" w:color="666666" w:themeColor="text1" w:themeTint="99"/>
+      </w:tblBorders>
+    </w:tblPr>
+    <w:tblStylePr w:type="firstRow">
+      <w:rPr>
+        <w:b/>
+        <w:bCs/>
+      </w:rPr>
+      <w:tblPr/>
+      <w:tcPr>
+        <w:tcBorders>
+          <w:top w:val="nil"/>
+          <w:left w:val="nil"/>
+          <w:right w:val="nil"/>
+          <w:insideH w:val="nil"/>
+          <w:insideV w:val="nil"/>
+        </w:tcBorders>
+        <w:shd w:val="clear" w:color="auto" w:fill="FFFFFF" w:themeFill="background1"/>
+      </w:tcPr>
+    </w:tblStylePr>
+    <w:tblStylePr w:type="lastRow">
+      <w:rPr>
+        <w:b/>
+        <w:bCs/>
+      </w:rPr>
+      <w:tblPr/>
+      <w:tcPr>
+        <w:tcBorders>
+          <w:left w:val="nil"/>
+          <w:bottom w:val="nil"/>
+          <w:right w:val="nil"/>
+          <w:insideH w:val="nil"/>
+          <w:insideV w:val="nil"/>
+        </w:tcBorders>
+        <w:shd w:val="clear" w:color="auto" w:fill="FFFFFF" w:themeFill="background1"/>
+      </w:tcPr>
+    </w:tblStylePr>
+    <w:tblStylePr w:type="firstCol">
+      <w:pPr>
+        <w:jc w:val="right"/>
+      </w:pPr>
+      <w:rPr>
+        <w:i/>
+        <w:iCs/>
+      </w:rPr>
+      <w:tblPr/>
+      <w:tcPr>
+        <w:tcBorders>
+          <w:top w:val="nil"/>
+          <w:left w:val="nil"/>
+          <w:bottom w:val="nil"/>
+          <w:insideH w:val="nil"/>
+          <w:insideV w:val="nil"/>
+        </w:tcBorders>
+        <w:shd w:val="clear" w:color="auto" w:fill="FFFFFF" w:themeFill="background1"/>
+      </w:tcPr>
+    </w:tblStylePr>
+    <w:tblStylePr w:type="lastCol">
+      <w:rPr>
+        <w:i/>
+        <w:iCs/>
+      </w:rPr>
+      <w:tblPr/>
+      <w:tcPr>
+        <w:tcBorders>
+          <w:top w:val="nil"/>
+          <w:bottom w:val="nil"/>
+          <w:right w:val="nil"/>
+          <w:insideH w:val="nil"/>
+          <w:insideV w:val="nil"/>
+        </w:tcBorders>
+        <w:shd w:val="clear" w:color="auto" w:fill="FFFFFF" w:themeFill="background1"/>
+      </w:tcPr>
+    </w:tblStylePr>
+    <w:tblStylePr w:type="band1Vert">
+      <w:tblPr/>
+      <w:tcPr>
+        <w:shd w:val="clear" w:color="auto" w:fill="CCCCCC" w:themeFill="text1" w:themeFillTint="33"/>
+      </w:tcPr>
+    </w:tblStylePr>
+    <w:tblStylePr w:type="band1Horz">
+      <w:tblPr/>
+      <w:tcPr>
+        <w:shd w:val="clear" w:color="auto" w:fill="CCCCCC" w:themeFill="text1" w:themeFillTint="33"/>
+      </w:tcPr>
+    </w:tblStylePr>
+    <w:tblStylePr w:type="neCell">
+      <w:tblPr/>
+      <w:tcPr>
+        <w:tcBorders>
+          <w:bottom w:val="single" w:sz="4" w:space="0" w:color="666666" w:themeColor="text1" w:themeTint="99"/>
+        </w:tcBorders>
+      </w:tcPr>
+    </w:tblStylePr>
+    <w:tblStylePr w:type="nwCell">
+      <w:tblPr/>
+      <w:tcPr>
+        <w:tcBorders>
+          <w:bottom w:val="single" w:sz="4" w:space="0" w:color="666666" w:themeColor="text1" w:themeTint="99"/>
+        </w:tcBorders>
+      </w:tcPr>
+    </w:tblStylePr>
+    <w:tblStylePr w:type="seCell">
+      <w:tblPr/>
+      <w:tcPr>
+        <w:tcBorders>
+          <w:top w:val="single" w:sz="4" w:space="0" w:color="666666" w:themeColor="text1" w:themeTint="99"/>
+        </w:tcBorders>
+      </w:tcPr>
+    </w:tblStylePr>
+    <w:tblStylePr w:type="swCell">
+      <w:tblPr/>
+      <w:tcPr>
+        <w:tcBorders>
+          <w:top w:val="single" w:sz="4" w:space="0" w:color="666666" w:themeColor="text1" w:themeTint="99"/>
+        </w:tcBorders>
+      </w:tcPr>
+    </w:tblStylePr>
   </w:style>
 </w:styles>
 </file>

--- a/docs/doc.docx
+++ b/docs/doc.docx
@@ -111,7 +111,7 @@
           </mc:Choice>
           <mc:Fallback>
             <w:pict>
-              <v:rect w14:anchorId="64F586FB" id="Rechteck 6" o:spid="_x0000_s1026" style="position:absolute;margin-left:0;margin-top:-70.85pt;width:31.55pt;height:841.3pt;z-index:251661312;visibility:visible;mso-wrap-style:square;mso-wrap-distance-left:9pt;mso-wrap-distance-top:0;mso-wrap-distance-right:9pt;mso-wrap-distance-bottom:0;mso-position-horizontal:left;mso-position-horizontal-relative:page;mso-position-vertical:absolute;mso-position-vertical-relative:text;v-text-anchor:middle" o:gfxdata="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" fillcolor="#60caf3 [1943]" stroked="f">
+              <v:rect w14:anchorId="3B4BD5D0" id="Rechteck 6" o:spid="_x0000_s1026" style="position:absolute;margin-left:0;margin-top:-70.85pt;width:31.55pt;height:841.3pt;z-index:251661312;visibility:visible;mso-wrap-style:square;mso-wrap-distance-left:9pt;mso-wrap-distance-top:0;mso-wrap-distance-right:9pt;mso-wrap-distance-bottom:0;mso-position-horizontal:left;mso-position-horizontal-relative:page;mso-position-vertical:absolute;mso-position-vertical-relative:text;v-text-anchor:middle" o:gfxdata="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" fillcolor="#60caf3 [1943]" stroked="f">
                 <v:fill color2="#60caf3 [1943]" rotate="t" angle="180" colors="0 #2e7895;.5 #47aed6;1 #56d0ff" focus="100%" type="gradient"/>
                 <w10:wrap anchorx="page"/>
               </v:rect>
@@ -3039,19 +3039,57 @@
     <w:p>
       <w:pPr>
         <w:jc w:val="both"/>
-      </w:pPr>
-      <w:r>
-        <w:t xml:space="preserve">Folgende Funktionen sind nicht erfordern sondern allmählich </w:t>
-      </w:r>
+        <w:rPr>
+          <w:rFonts w:ascii="Calibri" w:hAnsi="Calibri" w:cs="Calibri"/>
+          <w:sz w:val="28"/>
+          <w:szCs w:val="28"/>
+        </w:rPr>
+      </w:pPr>
+      <w:r>
+        <w:rPr>
+          <w:rFonts w:ascii="Calibri" w:hAnsi="Calibri" w:cs="Calibri"/>
+          <w:sz w:val="28"/>
+          <w:szCs w:val="28"/>
+        </w:rPr>
+        <w:t xml:space="preserve">Folgende Funktionen sind nicht </w:t>
+      </w:r>
+      <w:r>
+        <w:rPr>
+          <w:rFonts w:ascii="Calibri" w:hAnsi="Calibri" w:cs="Calibri"/>
+          <w:sz w:val="28"/>
+          <w:szCs w:val="28"/>
+        </w:rPr>
+        <w:t>erfordern,</w:t>
+      </w:r>
+      <w:r>
+        <w:rPr>
+          <w:rFonts w:ascii="Calibri" w:hAnsi="Calibri" w:cs="Calibri"/>
+          <w:sz w:val="28"/>
+          <w:szCs w:val="28"/>
+        </w:rPr>
+        <w:t xml:space="preserve"> sondern allmählich </w:t>
+      </w:r>
+    </w:p>
+    <w:p>
+      <w:pPr>
+        <w:jc w:val="both"/>
+        <w:rPr>
+          <w:rFonts w:ascii="Calibri" w:hAnsi="Calibri" w:cs="Calibri"/>
+          <w:sz w:val="28"/>
+          <w:szCs w:val="28"/>
+        </w:rPr>
+      </w:pPr>
     </w:p>
     <w:p>
       <w:pPr>
         <w:pStyle w:val="Listenabsatz"/>
-        <w:numPr>
-          <w:ilvl w:val="0"/>
-          <w:numId w:val="5"/>
-        </w:numPr>
-        <w:jc w:val="both"/>
+        <w:ind w:left="927"/>
+        <w:jc w:val="both"/>
+        <w:rPr>
+          <w:rFonts w:ascii="Calibri" w:hAnsi="Calibri" w:cs="Calibri"/>
+          <w:sz w:val="28"/>
+          <w:szCs w:val="28"/>
+        </w:rPr>
       </w:pPr>
     </w:p>
     <w:p>
@@ -3762,14 +3800,14 @@
   <w:abstractNum w:abstractNumId="0" w15:restartNumberingAfterBreak="0">
     <w:nsid w:val="04B12072"/>
     <w:multiLevelType w:val="hybridMultilevel"/>
-    <w:tmpl w:val="F3E40B44"/>
+    <w:tmpl w:val="2348F7AE"/>
     <w:lvl w:ilvl="0" w:tplc="0407000F">
       <w:start w:val="1"/>
       <w:numFmt w:val="decimal"/>
       <w:lvlText w:val="%1."/>
       <w:lvlJc w:val="left"/>
       <w:pPr>
-        <w:ind w:left="720" w:hanging="360"/>
+        <w:ind w:left="927" w:hanging="360"/>
       </w:pPr>
     </w:lvl>
     <w:lvl w:ilvl="1" w:tplc="04070019" w:tentative="1">
@@ -3846,6 +3884,92 @@
     </w:lvl>
   </w:abstractNum>
   <w:abstractNum w:abstractNumId="1" w15:restartNumberingAfterBreak="0">
+    <w:nsid w:val="0F8173CE"/>
+    <w:multiLevelType w:val="hybridMultilevel"/>
+    <w:tmpl w:val="10C0DAA2"/>
+    <w:lvl w:ilvl="0" w:tplc="0407000F">
+      <w:start w:val="1"/>
+      <w:numFmt w:val="decimal"/>
+      <w:lvlText w:val="%1."/>
+      <w:lvlJc w:val="left"/>
+      <w:pPr>
+        <w:ind w:left="1647" w:hanging="360"/>
+      </w:pPr>
+    </w:lvl>
+    <w:lvl w:ilvl="1" w:tplc="04070019" w:tentative="1">
+      <w:start w:val="1"/>
+      <w:numFmt w:val="lowerLetter"/>
+      <w:lvlText w:val="%2."/>
+      <w:lvlJc w:val="left"/>
+      <w:pPr>
+        <w:ind w:left="2367" w:hanging="360"/>
+      </w:pPr>
+    </w:lvl>
+    <w:lvl w:ilvl="2" w:tplc="0407001B" w:tentative="1">
+      <w:start w:val="1"/>
+      <w:numFmt w:val="lowerRoman"/>
+      <w:lvlText w:val="%3."/>
+      <w:lvlJc w:val="right"/>
+      <w:pPr>
+        <w:ind w:left="3087" w:hanging="180"/>
+      </w:pPr>
+    </w:lvl>
+    <w:lvl w:ilvl="3" w:tplc="0407000F" w:tentative="1">
+      <w:start w:val="1"/>
+      <w:numFmt w:val="decimal"/>
+      <w:lvlText w:val="%4."/>
+      <w:lvlJc w:val="left"/>
+      <w:pPr>
+        <w:ind w:left="3807" w:hanging="360"/>
+      </w:pPr>
+    </w:lvl>
+    <w:lvl w:ilvl="4" w:tplc="04070019" w:tentative="1">
+      <w:start w:val="1"/>
+      <w:numFmt w:val="lowerLetter"/>
+      <w:lvlText w:val="%5."/>
+      <w:lvlJc w:val="left"/>
+      <w:pPr>
+        <w:ind w:left="4527" w:hanging="360"/>
+      </w:pPr>
+    </w:lvl>
+    <w:lvl w:ilvl="5" w:tplc="0407001B" w:tentative="1">
+      <w:start w:val="1"/>
+      <w:numFmt w:val="lowerRoman"/>
+      <w:lvlText w:val="%6."/>
+      <w:lvlJc w:val="right"/>
+      <w:pPr>
+        <w:ind w:left="5247" w:hanging="180"/>
+      </w:pPr>
+    </w:lvl>
+    <w:lvl w:ilvl="6" w:tplc="0407000F" w:tentative="1">
+      <w:start w:val="1"/>
+      <w:numFmt w:val="decimal"/>
+      <w:lvlText w:val="%7."/>
+      <w:lvlJc w:val="left"/>
+      <w:pPr>
+        <w:ind w:left="5967" w:hanging="360"/>
+      </w:pPr>
+    </w:lvl>
+    <w:lvl w:ilvl="7" w:tplc="04070019" w:tentative="1">
+      <w:start w:val="1"/>
+      <w:numFmt w:val="lowerLetter"/>
+      <w:lvlText w:val="%8."/>
+      <w:lvlJc w:val="left"/>
+      <w:pPr>
+        <w:ind w:left="6687" w:hanging="360"/>
+      </w:pPr>
+    </w:lvl>
+    <w:lvl w:ilvl="8" w:tplc="0407001B" w:tentative="1">
+      <w:start w:val="1"/>
+      <w:numFmt w:val="lowerRoman"/>
+      <w:lvlText w:val="%9."/>
+      <w:lvlJc w:val="right"/>
+      <w:pPr>
+        <w:ind w:left="7407" w:hanging="180"/>
+      </w:pPr>
+    </w:lvl>
+  </w:abstractNum>
+  <w:abstractNum w:abstractNumId="2" w15:restartNumberingAfterBreak="0">
     <w:nsid w:val="3F72400A"/>
     <w:multiLevelType w:val="hybridMultilevel"/>
     <w:tmpl w:val="1D58FDBC"/>
@@ -3931,7 +4055,7 @@
       </w:pPr>
     </w:lvl>
   </w:abstractNum>
-  <w:abstractNum w:abstractNumId="2" w15:restartNumberingAfterBreak="0">
+  <w:abstractNum w:abstractNumId="3" w15:restartNumberingAfterBreak="0">
     <w:nsid w:val="6AF915C7"/>
     <w:multiLevelType w:val="hybridMultilevel"/>
     <w:tmpl w:val="8D2C3800"/>
@@ -4044,7 +4168,7 @@
       </w:rPr>
     </w:lvl>
   </w:abstractNum>
-  <w:abstractNum w:abstractNumId="3" w15:restartNumberingAfterBreak="0">
+  <w:abstractNum w:abstractNumId="4" w15:restartNumberingAfterBreak="0">
     <w:nsid w:val="71C61705"/>
     <w:multiLevelType w:val="hybridMultilevel"/>
     <w:tmpl w:val="7BFE53DA"/>
@@ -4157,7 +4281,93 @@
       </w:rPr>
     </w:lvl>
   </w:abstractNum>
-  <w:abstractNum w:abstractNumId="4" w15:restartNumberingAfterBreak="0">
+  <w:abstractNum w:abstractNumId="5" w15:restartNumberingAfterBreak="0">
+    <w:nsid w:val="73445A50"/>
+    <w:multiLevelType w:val="hybridMultilevel"/>
+    <w:tmpl w:val="2348F7AE"/>
+    <w:lvl w:ilvl="0" w:tplc="FFFFFFFF">
+      <w:start w:val="1"/>
+      <w:numFmt w:val="decimal"/>
+      <w:lvlText w:val="%1."/>
+      <w:lvlJc w:val="left"/>
+      <w:pPr>
+        <w:ind w:left="927" w:hanging="360"/>
+      </w:pPr>
+    </w:lvl>
+    <w:lvl w:ilvl="1" w:tplc="FFFFFFFF" w:tentative="1">
+      <w:start w:val="1"/>
+      <w:numFmt w:val="lowerLetter"/>
+      <w:lvlText w:val="%2."/>
+      <w:lvlJc w:val="left"/>
+      <w:pPr>
+        <w:ind w:left="1440" w:hanging="360"/>
+      </w:pPr>
+    </w:lvl>
+    <w:lvl w:ilvl="2" w:tplc="FFFFFFFF" w:tentative="1">
+      <w:start w:val="1"/>
+      <w:numFmt w:val="lowerRoman"/>
+      <w:lvlText w:val="%3."/>
+      <w:lvlJc w:val="right"/>
+      <w:pPr>
+        <w:ind w:left="2160" w:hanging="180"/>
+      </w:pPr>
+    </w:lvl>
+    <w:lvl w:ilvl="3" w:tplc="FFFFFFFF" w:tentative="1">
+      <w:start w:val="1"/>
+      <w:numFmt w:val="decimal"/>
+      <w:lvlText w:val="%4."/>
+      <w:lvlJc w:val="left"/>
+      <w:pPr>
+        <w:ind w:left="2880" w:hanging="360"/>
+      </w:pPr>
+    </w:lvl>
+    <w:lvl w:ilvl="4" w:tplc="FFFFFFFF" w:tentative="1">
+      <w:start w:val="1"/>
+      <w:numFmt w:val="lowerLetter"/>
+      <w:lvlText w:val="%5."/>
+      <w:lvlJc w:val="left"/>
+      <w:pPr>
+        <w:ind w:left="3600" w:hanging="360"/>
+      </w:pPr>
+    </w:lvl>
+    <w:lvl w:ilvl="5" w:tplc="FFFFFFFF" w:tentative="1">
+      <w:start w:val="1"/>
+      <w:numFmt w:val="lowerRoman"/>
+      <w:lvlText w:val="%6."/>
+      <w:lvlJc w:val="right"/>
+      <w:pPr>
+        <w:ind w:left="4320" w:hanging="180"/>
+      </w:pPr>
+    </w:lvl>
+    <w:lvl w:ilvl="6" w:tplc="FFFFFFFF" w:tentative="1">
+      <w:start w:val="1"/>
+      <w:numFmt w:val="decimal"/>
+      <w:lvlText w:val="%7."/>
+      <w:lvlJc w:val="left"/>
+      <w:pPr>
+        <w:ind w:left="5040" w:hanging="360"/>
+      </w:pPr>
+    </w:lvl>
+    <w:lvl w:ilvl="7" w:tplc="FFFFFFFF" w:tentative="1">
+      <w:start w:val="1"/>
+      <w:numFmt w:val="lowerLetter"/>
+      <w:lvlText w:val="%8."/>
+      <w:lvlJc w:val="left"/>
+      <w:pPr>
+        <w:ind w:left="5760" w:hanging="360"/>
+      </w:pPr>
+    </w:lvl>
+    <w:lvl w:ilvl="8" w:tplc="FFFFFFFF" w:tentative="1">
+      <w:start w:val="1"/>
+      <w:numFmt w:val="lowerRoman"/>
+      <w:lvlText w:val="%9."/>
+      <w:lvlJc w:val="right"/>
+      <w:pPr>
+        <w:ind w:left="6480" w:hanging="180"/>
+      </w:pPr>
+    </w:lvl>
+  </w:abstractNum>
+  <w:abstractNum w:abstractNumId="6" w15:restartNumberingAfterBreak="0">
     <w:nsid w:val="7C1B664B"/>
     <w:multiLevelType w:val="hybridMultilevel"/>
     <w:tmpl w:val="A4F01ED4"/>
@@ -4271,19 +4481,25 @@
     </w:lvl>
   </w:abstractNum>
   <w:num w:numId="1" w16cid:durableId="54397818">
+    <w:abstractNumId w:val="4"/>
+  </w:num>
+  <w:num w:numId="2" w16cid:durableId="783766849">
     <w:abstractNumId w:val="3"/>
   </w:num>
-  <w:num w:numId="2" w16cid:durableId="783766849">
-    <w:abstractNumId w:val="2"/>
-  </w:num>
   <w:num w:numId="3" w16cid:durableId="603532639">
-    <w:abstractNumId w:val="4"/>
+    <w:abstractNumId w:val="6"/>
   </w:num>
   <w:num w:numId="4" w16cid:durableId="627320880">
     <w:abstractNumId w:val="0"/>
   </w:num>
   <w:num w:numId="5" w16cid:durableId="151259634">
+    <w:abstractNumId w:val="2"/>
+  </w:num>
+  <w:num w:numId="6" w16cid:durableId="1939829414">
     <w:abstractNumId w:val="1"/>
+  </w:num>
+  <w:num w:numId="7" w16cid:durableId="2020037445">
+    <w:abstractNumId w:val="5"/>
   </w:num>
 </w:numbering>
 </file>

--- a/docs/doc.docx
+++ b/docs/doc.docx
@@ -3240,27 +3240,6 @@
     </w:p>
     <w:p>
       <w:pPr>
-        <w:rPr>
-          <w:rFonts w:ascii="Calibri" w:hAnsi="Calibri" w:cs="Calibri"/>
-        </w:rPr>
-      </w:pPr>
-    </w:p>
-    <w:p>
-      <w:pPr>
-        <w:rPr>
-          <w:rFonts w:ascii="Calibri" w:hAnsi="Calibri" w:cs="Calibri"/>
-        </w:rPr>
-      </w:pPr>
-    </w:p>
-    <w:p>
-      <w:pPr>
-        <w:rPr>
-          <w:rFonts w:ascii="Calibri" w:hAnsi="Calibri" w:cs="Calibri"/>
-        </w:rPr>
-      </w:pPr>
-    </w:p>
-    <w:p>
-      <w:pPr>
         <w:pStyle w:val="berschrift1"/>
         <w:jc w:val="both"/>
         <w:rPr>
@@ -3279,12 +3258,14 @@
           <w:bCs/>
           <w:color w:val="000000" w:themeColor="text1"/>
         </w:rPr>
+        <w:lastRenderedPageBreak/>
         <w:t>3. Systemkonzept</w:t>
       </w:r>
       <w:bookmarkEnd w:id="20"/>
       <w:bookmarkEnd w:id="21"/>
     </w:p>
     <w:p/>
+    <w:p/>
     <w:p>
       <w:pPr>
         <w:pStyle w:val="berschrift2"/>
@@ -3311,31 +3292,117 @@
       <w:bookmarkEnd w:id="23"/>
     </w:p>
     <w:p/>
-    <w:p>
-      <w:r>
-        <w:t>Hallo</w:t>
-      </w:r>
-    </w:p>
-    <w:p/>
-    <w:p/>
-    <w:p>
-      <w:pPr>
-        <w:pStyle w:val="berschrift3"/>
-        <w:rPr>
-          <w:rFonts w:ascii="Calibri" w:hAnsi="Calibri" w:cs="Calibri"/>
-          <w:b/>
-          <w:bCs/>
-          <w:color w:val="000000" w:themeColor="text1"/>
-        </w:rPr>
-      </w:pPr>
-      <w:r>
-        <w:rPr>
-          <w:rFonts w:ascii="Calibri" w:hAnsi="Calibri" w:cs="Calibri"/>
-          <w:b/>
-          <w:bCs/>
-          <w:color w:val="000000" w:themeColor="text1"/>
-        </w:rPr>
-        <w:t>3.1.1 Blockschatlbild</w:t>
+    <w:p/>
+    <w:p>
+      <w:r>
+        <w:drawing>
+          <wp:anchor distT="0" distB="0" distL="114300" distR="114300" simplePos="0" relativeHeight="251662336" behindDoc="0" locked="0" layoutInCell="1" allowOverlap="1" wp14:anchorId="6B966180" wp14:editId="46D5B2AE">
+            <wp:simplePos x="0" y="0"/>
+            <wp:positionH relativeFrom="margin">
+              <wp:align>right</wp:align>
+            </wp:positionH>
+            <wp:positionV relativeFrom="page">
+              <wp:posOffset>3107574</wp:posOffset>
+            </wp:positionV>
+            <wp:extent cx="5760720" cy="3703320"/>
+            <wp:effectExtent l="0" t="0" r="0" b="0"/>
+            <wp:wrapNone/>
+            <wp:docPr id="925627597" name="Grafik 1"/>
+            <wp:cNvGraphicFramePr>
+              <a:graphicFrameLocks xmlns:a="http://schemas.openxmlformats.org/drawingml/2006/main" noChangeAspect="1"/>
+            </wp:cNvGraphicFramePr>
+            <a:graphic xmlns:a="http://schemas.openxmlformats.org/drawingml/2006/main">
+              <a:graphicData uri="http://schemas.openxmlformats.org/drawingml/2006/picture">
+                <pic:pic xmlns:pic="http://schemas.openxmlformats.org/drawingml/2006/picture">
+                  <pic:nvPicPr>
+                    <pic:cNvPr id="925627597" name=""/>
+                    <pic:cNvPicPr/>
+                  </pic:nvPicPr>
+                  <pic:blipFill>
+                    <a:blip r:embed="rId8">
+                      <a:extLst>
+                        <a:ext uri="{28A0092B-C50C-407E-A947-70E740481C1C}">
+                          <a14:useLocalDpi xmlns:a14="http://schemas.microsoft.com/office/drawing/2010/main" val="0"/>
+                        </a:ext>
+                      </a:extLst>
+                    </a:blip>
+                    <a:stretch>
+                      <a:fillRect/>
+                    </a:stretch>
+                  </pic:blipFill>
+                  <pic:spPr>
+                    <a:xfrm>
+                      <a:off x="0" y="0"/>
+                      <a:ext cx="5760720" cy="3703320"/>
+                    </a:xfrm>
+                    <a:prstGeom prst="rect">
+                      <a:avLst/>
+                    </a:prstGeom>
+                  </pic:spPr>
+                </pic:pic>
+              </a:graphicData>
+            </a:graphic>
+          </wp:anchor>
+        </w:drawing>
+      </w:r>
+    </w:p>
+    <w:p/>
+    <w:p/>
+    <w:p/>
+    <w:p/>
+    <w:p/>
+    <w:p/>
+    <w:p/>
+    <w:p/>
+    <w:p/>
+    <w:p/>
+    <w:p/>
+    <w:p/>
+    <w:p/>
+    <w:p>
+      <w:pPr>
+        <w:jc w:val="center"/>
+        <w:rPr>
+          <w:rFonts w:ascii="Calibri" w:hAnsi="Calibri" w:cs="Calibri"/>
+          <w:i/>
+          <w:iCs/>
+          <w:sz w:val="20"/>
+          <w:szCs w:val="20"/>
+        </w:rPr>
+      </w:pPr>
+    </w:p>
+    <w:p>
+      <w:pPr>
+        <w:jc w:val="center"/>
+        <w:rPr>
+          <w:rFonts w:ascii="Calibri" w:hAnsi="Calibri" w:cs="Calibri"/>
+          <w:i/>
+          <w:iCs/>
+          <w:sz w:val="20"/>
+          <w:szCs w:val="20"/>
+        </w:rPr>
+      </w:pPr>
+    </w:p>
+    <w:p>
+      <w:pPr>
+        <w:jc w:val="center"/>
+        <w:rPr>
+          <w:rFonts w:ascii="Calibri" w:hAnsi="Calibri" w:cs="Calibri"/>
+          <w:i/>
+          <w:iCs/>
+          <w:sz w:val="20"/>
+          <w:szCs w:val="20"/>
+        </w:rPr>
+      </w:pPr>
+      <w:r>
+        <w:rPr>
+          <w:rFonts w:ascii="Calibri" w:hAnsi="Calibri" w:cs="Calibri"/>
+          <w:i/>
+          <w:iCs/>
+          <w:sz w:val="20"/>
+          <w:szCs w:val="20"/>
+        </w:rPr>
+        <w:t>Abbildung 1. (Einfaches Blockschaltbild – Gesamsystem)</w:t>
       </w:r>
     </w:p>
     <w:p/>
@@ -3382,7 +3449,43 @@
           <w:bCs/>
           <w:color w:val="000000" w:themeColor="text1"/>
         </w:rPr>
-        <w:t>3.2 Hardwarearchitektur</w:t>
+        <w:t>3</w:t>
+      </w:r>
+      <w:r>
+        <w:rPr>
+          <w:rFonts w:ascii="Calibri" w:hAnsi="Calibri" w:cs="Calibri"/>
+          <w:b/>
+          <w:bCs/>
+          <w:color w:val="000000" w:themeColor="text1"/>
+        </w:rPr>
+        <w:t>.</w:t>
+      </w:r>
+      <w:r>
+        <w:rPr>
+          <w:rFonts w:ascii="Calibri" w:hAnsi="Calibri" w:cs="Calibri"/>
+          <w:b/>
+          <w:bCs/>
+          <w:color w:val="000000" w:themeColor="text1"/>
+        </w:rPr>
+        <w:t>2</w:t>
+      </w:r>
+      <w:r>
+        <w:rPr>
+          <w:rFonts w:ascii="Calibri" w:hAnsi="Calibri" w:cs="Calibri"/>
+          <w:b/>
+          <w:bCs/>
+          <w:color w:val="000000" w:themeColor="text1"/>
+        </w:rPr>
+        <w:t xml:space="preserve"> </w:t>
+      </w:r>
+      <w:r>
+        <w:rPr>
+          <w:rFonts w:ascii="Calibri" w:hAnsi="Calibri" w:cs="Calibri"/>
+          <w:b/>
+          <w:bCs/>
+          <w:color w:val="000000" w:themeColor="text1"/>
+        </w:rPr>
+        <w:t>Hardwarearchitektur</w:t>
       </w:r>
       <w:bookmarkEnd w:id="24"/>
       <w:bookmarkEnd w:id="25"/>
@@ -3439,8 +3542,8 @@
     </w:p>
     <w:p/>
     <w:sectPr>
-      <w:headerReference w:type="default" r:id="rId8"/>
-      <w:footerReference w:type="default" r:id="rId9"/>
+      <w:headerReference w:type="default" r:id="rId9"/>
+      <w:footerReference w:type="default" r:id="rId10"/>
       <w:pgSz w:w="11906" w:h="16838"/>
       <w:pgMar w:top="1417" w:right="1417" w:bottom="1134" w:left="1417" w:header="708" w:footer="708" w:gutter="0"/>
       <w:pgNumType w:start="0"/>
@@ -3792,7 +3895,7 @@
         <v:path o:extrusionok="f" gradientshapeok="t" o:connecttype="rect"/>
         <o:lock v:ext="edit" aspectratio="t"/>
       </v:shapetype>
-      <v:shape id="_x0000_i1025" type="#_x0000_t75" style="width:11.15pt;height:11.15pt" o:bullet="t">
+      <v:shape id="_x0000_i1025" type="#_x0000_t75" style="width:11.25pt;height:11.25pt" o:bullet="t">
         <v:imagedata r:id="rId1" o:title="mso9300"/>
       </v:shape>
     </w:pict>
